--- a/docs/Диплом/Оригинал/Диплом в работе.docx
+++ b/docs/Диплом/Оригинал/Диплом в работе.docx
@@ -19,6 +19,736 @@
           <w:sz w:val="28"/>
           <w:szCs w:val="28"/>
         </w:rPr>
+        <w:t>АННОТАЦИЯ</w:t>
+      </w:r>
+    </w:p>
+    <w:p>
+      <w:pPr>
+        <w:spacing w:after="0" w:line="360" w:lineRule="auto"/>
+        <w:ind w:firstLine="709"/>
+        <w:jc w:val="both"/>
+        <w:rPr>
+          <w:rFonts w:ascii="Times New Roman" w:hAnsi="Times New Roman" w:cs="Times New Roman"/>
+          <w:sz w:val="28"/>
+          <w:szCs w:val="28"/>
+        </w:rPr>
+      </w:pPr>
+      <w:r>
+        <w:rPr>
+          <w:rFonts w:ascii="Times New Roman" w:hAnsi="Times New Roman" w:cs="Times New Roman"/>
+          <w:sz w:val="28"/>
+          <w:szCs w:val="28"/>
+        </w:rPr>
+        <w:t>Дипломная работа посвящена разработке кроссплатформенного программного средства для автоматизированной организации учебных материалов в IT-подготовке.</w:t>
+      </w:r>
+    </w:p>
+    <w:p>
+      <w:pPr>
+        <w:spacing w:after="0" w:line="360" w:lineRule="auto"/>
+        <w:ind w:firstLine="709"/>
+        <w:jc w:val="both"/>
+        <w:rPr>
+          <w:rFonts w:ascii="Times New Roman" w:hAnsi="Times New Roman" w:cs="Times New Roman"/>
+          <w:sz w:val="28"/>
+          <w:szCs w:val="28"/>
+        </w:rPr>
+      </w:pPr>
+      <w:r>
+        <w:rPr>
+          <w:rFonts w:ascii="Times New Roman" w:hAnsi="Times New Roman" w:cs="Times New Roman"/>
+          <w:sz w:val="28"/>
+          <w:szCs w:val="28"/>
+        </w:rPr>
+        <w:t>Актуальность работы обусловлена ростом объема знаний и отсутствием инструментов для эффективной структуризации фрагментов кода и документации. Проведен анализ существующих подходов (шаблоны IDE, PKM-системы, файловая система), выявлены их ограничения и обоснована необходимость нового решения.</w:t>
+      </w:r>
+    </w:p>
+    <w:p>
+      <w:pPr>
+        <w:spacing w:after="0" w:line="360" w:lineRule="auto"/>
+        <w:ind w:firstLine="709"/>
+        <w:jc w:val="both"/>
+        <w:rPr>
+          <w:rFonts w:ascii="Times New Roman" w:hAnsi="Times New Roman" w:cs="Times New Roman"/>
+          <w:sz w:val="28"/>
+          <w:szCs w:val="28"/>
+        </w:rPr>
+      </w:pPr>
+      <w:r>
+        <w:rPr>
+          <w:rFonts w:ascii="Times New Roman" w:hAnsi="Times New Roman" w:cs="Times New Roman"/>
+          <w:b/>
+          <w:bCs/>
+          <w:sz w:val="28"/>
+          <w:szCs w:val="28"/>
+        </w:rPr>
+        <w:t>Объект исследования:</w:t>
+      </w:r>
+      <w:r>
+        <w:rPr>
+          <w:rFonts w:ascii="Times New Roman" w:hAnsi="Times New Roman" w:cs="Times New Roman"/>
+          <w:sz w:val="28"/>
+          <w:szCs w:val="28"/>
+        </w:rPr>
+        <w:t xml:space="preserve"> учебная информация в IT-подготовке (фрагменты кода .</w:t>
+      </w:r>
+      <w:proofErr w:type="spellStart"/>
+      <w:r>
+        <w:rPr>
+          <w:rFonts w:ascii="Times New Roman" w:hAnsi="Times New Roman" w:cs="Times New Roman"/>
+          <w:sz w:val="28"/>
+          <w:szCs w:val="28"/>
+        </w:rPr>
+        <w:t>st</w:t>
+      </w:r>
+      <w:proofErr w:type="spellEnd"/>
+      <w:r>
+        <w:rPr>
+          <w:rFonts w:ascii="Times New Roman" w:hAnsi="Times New Roman" w:cs="Times New Roman"/>
+          <w:sz w:val="28"/>
+          <w:szCs w:val="28"/>
+        </w:rPr>
+        <w:t xml:space="preserve"> и документация .</w:t>
+      </w:r>
+      <w:proofErr w:type="spellStart"/>
+      <w:r>
+        <w:rPr>
+          <w:rFonts w:ascii="Times New Roman" w:hAnsi="Times New Roman" w:cs="Times New Roman"/>
+          <w:sz w:val="28"/>
+          <w:szCs w:val="28"/>
+        </w:rPr>
+        <w:t>md</w:t>
+      </w:r>
+      <w:proofErr w:type="spellEnd"/>
+      <w:r>
+        <w:rPr>
+          <w:rFonts w:ascii="Times New Roman" w:hAnsi="Times New Roman" w:cs="Times New Roman"/>
+          <w:sz w:val="28"/>
+          <w:szCs w:val="28"/>
+        </w:rPr>
+        <w:t>).</w:t>
+      </w:r>
+    </w:p>
+    <w:p>
+      <w:pPr>
+        <w:spacing w:after="0" w:line="360" w:lineRule="auto"/>
+        <w:ind w:firstLine="709"/>
+        <w:jc w:val="both"/>
+        <w:rPr>
+          <w:rFonts w:ascii="Times New Roman" w:hAnsi="Times New Roman" w:cs="Times New Roman"/>
+          <w:sz w:val="28"/>
+          <w:szCs w:val="28"/>
+        </w:rPr>
+      </w:pPr>
+      <w:r>
+        <w:rPr>
+          <w:rFonts w:ascii="Times New Roman" w:hAnsi="Times New Roman" w:cs="Times New Roman"/>
+          <w:sz w:val="28"/>
+          <w:szCs w:val="28"/>
+        </w:rPr>
+        <w:t>Предмет исследования: подход к организации учебной информации на основе синтаксического анализа и построения единой древовидной модели.</w:t>
+      </w:r>
+    </w:p>
+    <w:p>
+      <w:pPr>
+        <w:spacing w:after="0" w:line="360" w:lineRule="auto"/>
+        <w:ind w:firstLine="709"/>
+        <w:jc w:val="both"/>
+        <w:rPr>
+          <w:rFonts w:ascii="Times New Roman" w:hAnsi="Times New Roman" w:cs="Times New Roman"/>
+          <w:sz w:val="28"/>
+          <w:szCs w:val="28"/>
+        </w:rPr>
+      </w:pPr>
+      <w:r>
+        <w:rPr>
+          <w:rFonts w:ascii="Times New Roman" w:hAnsi="Times New Roman" w:cs="Times New Roman"/>
+          <w:b/>
+          <w:bCs/>
+          <w:sz w:val="28"/>
+          <w:szCs w:val="28"/>
+        </w:rPr>
+        <w:t>Цель работы:</w:t>
+      </w:r>
+      <w:r>
+        <w:rPr>
+          <w:rFonts w:ascii="Times New Roman" w:hAnsi="Times New Roman" w:cs="Times New Roman"/>
+          <w:sz w:val="28"/>
+          <w:szCs w:val="28"/>
+        </w:rPr>
+        <w:t xml:space="preserve"> разработка кроссплатформенного программного средства для автоматизированной структуризации, хранения и быстрого доступа к учебным материалам.</w:t>
+      </w:r>
+    </w:p>
+    <w:p>
+      <w:pPr>
+        <w:spacing w:after="0" w:line="360" w:lineRule="auto"/>
+        <w:ind w:firstLine="709"/>
+        <w:jc w:val="both"/>
+        <w:rPr>
+          <w:rFonts w:ascii="Times New Roman" w:hAnsi="Times New Roman" w:cs="Times New Roman"/>
+          <w:sz w:val="28"/>
+          <w:szCs w:val="28"/>
+        </w:rPr>
+      </w:pPr>
+      <w:r>
+        <w:rPr>
+          <w:rFonts w:ascii="Times New Roman" w:hAnsi="Times New Roman" w:cs="Times New Roman"/>
+          <w:sz w:val="28"/>
+          <w:szCs w:val="28"/>
+        </w:rPr>
+        <w:t>Для достижения цели решены задачи по анализу требований, разработке архитектуры, реализации прототипа на Python с использованием PySide6 и ANTLR4, а также комплексному тестированию.</w:t>
+      </w:r>
+    </w:p>
+    <w:p>
+      <w:pPr>
+        <w:spacing w:after="0" w:line="360" w:lineRule="auto"/>
+        <w:ind w:firstLine="709"/>
+        <w:jc w:val="both"/>
+        <w:rPr>
+          <w:rFonts w:ascii="Times New Roman" w:hAnsi="Times New Roman" w:cs="Times New Roman"/>
+          <w:sz w:val="28"/>
+          <w:szCs w:val="28"/>
+        </w:rPr>
+      </w:pPr>
+      <w:r>
+        <w:rPr>
+          <w:rFonts w:ascii="Times New Roman" w:hAnsi="Times New Roman" w:cs="Times New Roman"/>
+          <w:sz w:val="28"/>
+          <w:szCs w:val="28"/>
+        </w:rPr>
+        <w:t xml:space="preserve">Архитектура приложения реализует паттерны MVVM и Observer, включает систему кэширования и фоновый </w:t>
+      </w:r>
+      <w:proofErr w:type="spellStart"/>
+      <w:r>
+        <w:rPr>
+          <w:rFonts w:ascii="Times New Roman" w:hAnsi="Times New Roman" w:cs="Times New Roman"/>
+          <w:sz w:val="28"/>
+          <w:szCs w:val="28"/>
+        </w:rPr>
+        <w:t>парсинг</w:t>
+      </w:r>
+      <w:proofErr w:type="spellEnd"/>
+      <w:r>
+        <w:rPr>
+          <w:rFonts w:ascii="Times New Roman" w:hAnsi="Times New Roman" w:cs="Times New Roman"/>
+          <w:sz w:val="28"/>
+          <w:szCs w:val="28"/>
+        </w:rPr>
+        <w:t xml:space="preserve"> для обеспечения отзывчивости интерфейса.</w:t>
+      </w:r>
+    </w:p>
+    <w:p>
+      <w:pPr>
+        <w:spacing w:after="0" w:line="360" w:lineRule="auto"/>
+        <w:ind w:firstLine="709"/>
+        <w:jc w:val="both"/>
+        <w:rPr>
+          <w:rFonts w:ascii="Times New Roman" w:hAnsi="Times New Roman" w:cs="Times New Roman"/>
+          <w:sz w:val="28"/>
+          <w:szCs w:val="28"/>
+        </w:rPr>
+      </w:pPr>
+      <w:r>
+        <w:rPr>
+          <w:rFonts w:ascii="Times New Roman" w:hAnsi="Times New Roman" w:cs="Times New Roman"/>
+          <w:b/>
+          <w:bCs/>
+          <w:sz w:val="28"/>
+          <w:szCs w:val="28"/>
+        </w:rPr>
+        <w:t>Научная новизна</w:t>
+      </w:r>
+      <w:r>
+        <w:rPr>
+          <w:rFonts w:ascii="Times New Roman" w:hAnsi="Times New Roman" w:cs="Times New Roman"/>
+          <w:sz w:val="28"/>
+          <w:szCs w:val="28"/>
+        </w:rPr>
+        <w:t xml:space="preserve"> заключается в:</w:t>
+      </w:r>
+    </w:p>
+    <w:p>
+      <w:pPr>
+        <w:spacing w:after="0" w:line="360" w:lineRule="auto"/>
+        <w:ind w:firstLine="709"/>
+        <w:jc w:val="both"/>
+        <w:rPr>
+          <w:rFonts w:ascii="Times New Roman" w:hAnsi="Times New Roman" w:cs="Times New Roman"/>
+          <w:sz w:val="28"/>
+          <w:szCs w:val="28"/>
+        </w:rPr>
+      </w:pPr>
+      <w:r>
+        <w:rPr>
+          <w:rFonts w:ascii="Times New Roman" w:hAnsi="Times New Roman" w:cs="Times New Roman"/>
+          <w:sz w:val="28"/>
+          <w:szCs w:val="28"/>
+        </w:rPr>
+        <w:t>Систематизации недостатков существующих решений.</w:t>
+      </w:r>
+    </w:p>
+    <w:p>
+      <w:pPr>
+        <w:spacing w:after="0" w:line="360" w:lineRule="auto"/>
+        <w:ind w:firstLine="709"/>
+        <w:jc w:val="both"/>
+        <w:rPr>
+          <w:rFonts w:ascii="Times New Roman" w:hAnsi="Times New Roman" w:cs="Times New Roman"/>
+          <w:sz w:val="28"/>
+          <w:szCs w:val="28"/>
+        </w:rPr>
+      </w:pPr>
+      <w:r>
+        <w:rPr>
+          <w:rFonts w:ascii="Times New Roman" w:hAnsi="Times New Roman" w:cs="Times New Roman"/>
+          <w:sz w:val="28"/>
+          <w:szCs w:val="28"/>
+        </w:rPr>
+        <w:t xml:space="preserve">   Предложении архитектуры, объединяющей иерархическое хранение кода, его предпросмотр и интеграцию с теорией.</w:t>
+      </w:r>
+    </w:p>
+    <w:p>
+      <w:pPr>
+        <w:spacing w:after="0" w:line="360" w:lineRule="auto"/>
+        <w:ind w:firstLine="709"/>
+        <w:jc w:val="both"/>
+        <w:rPr>
+          <w:rFonts w:ascii="Times New Roman" w:hAnsi="Times New Roman" w:cs="Times New Roman"/>
+          <w:sz w:val="28"/>
+          <w:szCs w:val="28"/>
+        </w:rPr>
+      </w:pPr>
+      <w:r>
+        <w:rPr>
+          <w:rFonts w:ascii="Times New Roman" w:hAnsi="Times New Roman" w:cs="Times New Roman"/>
+          <w:sz w:val="28"/>
+          <w:szCs w:val="28"/>
+        </w:rPr>
+        <w:t xml:space="preserve">   Разработке методов фоновой обработки данных.</w:t>
+      </w:r>
+    </w:p>
+    <w:p>
+      <w:pPr>
+        <w:spacing w:after="0" w:line="360" w:lineRule="auto"/>
+        <w:ind w:firstLine="709"/>
+        <w:jc w:val="both"/>
+        <w:rPr>
+          <w:rFonts w:ascii="Times New Roman" w:hAnsi="Times New Roman" w:cs="Times New Roman"/>
+          <w:sz w:val="28"/>
+          <w:szCs w:val="28"/>
+        </w:rPr>
+      </w:pPr>
+      <w:r>
+        <w:rPr>
+          <w:rFonts w:ascii="Times New Roman" w:hAnsi="Times New Roman" w:cs="Times New Roman"/>
+          <w:b/>
+          <w:bCs/>
+          <w:sz w:val="28"/>
+          <w:szCs w:val="28"/>
+        </w:rPr>
+        <w:t>Практическая значимость</w:t>
+      </w:r>
+      <w:r>
+        <w:rPr>
+          <w:rFonts w:ascii="Times New Roman" w:hAnsi="Times New Roman" w:cs="Times New Roman"/>
+          <w:sz w:val="28"/>
+          <w:szCs w:val="28"/>
+        </w:rPr>
+        <w:t xml:space="preserve"> состоит в создании инструмента, снижающего время поиска шаблонов кода и повышающего эффективность </w:t>
+      </w:r>
+      <w:r>
+        <w:rPr>
+          <w:rFonts w:ascii="Times New Roman" w:hAnsi="Times New Roman" w:cs="Times New Roman"/>
+          <w:sz w:val="28"/>
+          <w:szCs w:val="28"/>
+        </w:rPr>
+        <w:lastRenderedPageBreak/>
+        <w:t>структурирования знаний. Средство предназначено для студентов и разработчиков, включая специалистов по 1С.</w:t>
+      </w:r>
+    </w:p>
+    <w:p>
+      <w:pPr>
+        <w:spacing w:after="0" w:line="360" w:lineRule="auto"/>
+        <w:ind w:firstLine="709"/>
+        <w:jc w:val="both"/>
+        <w:rPr>
+          <w:rFonts w:ascii="Times New Roman" w:hAnsi="Times New Roman" w:cs="Times New Roman"/>
+          <w:sz w:val="28"/>
+          <w:szCs w:val="28"/>
+        </w:rPr>
+      </w:pPr>
+      <w:r>
+        <w:rPr>
+          <w:rFonts w:ascii="Times New Roman" w:hAnsi="Times New Roman" w:cs="Times New Roman"/>
+          <w:b/>
+          <w:bCs/>
+          <w:sz w:val="28"/>
+          <w:szCs w:val="28"/>
+        </w:rPr>
+        <w:t>Ключевые слова:</w:t>
+      </w:r>
+      <w:r>
+        <w:rPr>
+          <w:rFonts w:ascii="Times New Roman" w:hAnsi="Times New Roman" w:cs="Times New Roman"/>
+          <w:sz w:val="28"/>
+          <w:szCs w:val="28"/>
+        </w:rPr>
+        <w:t xml:space="preserve"> организация знаний, учебные материалы, структурированный текст, </w:t>
+      </w:r>
+      <w:proofErr w:type="spellStart"/>
+      <w:r>
+        <w:rPr>
+          <w:rFonts w:ascii="Times New Roman" w:hAnsi="Times New Roman" w:cs="Times New Roman"/>
+          <w:sz w:val="28"/>
+          <w:szCs w:val="28"/>
+        </w:rPr>
+        <w:t>Markdown</w:t>
+      </w:r>
+      <w:proofErr w:type="spellEnd"/>
+      <w:r>
+        <w:rPr>
+          <w:rFonts w:ascii="Times New Roman" w:hAnsi="Times New Roman" w:cs="Times New Roman"/>
+          <w:sz w:val="28"/>
+          <w:szCs w:val="28"/>
+        </w:rPr>
+        <w:t xml:space="preserve">, </w:t>
+      </w:r>
+      <w:proofErr w:type="spellStart"/>
+      <w:r>
+        <w:rPr>
+          <w:rFonts w:ascii="Times New Roman" w:hAnsi="Times New Roman" w:cs="Times New Roman"/>
+          <w:sz w:val="28"/>
+          <w:szCs w:val="28"/>
+        </w:rPr>
+        <w:t>парсинг</w:t>
+      </w:r>
+      <w:proofErr w:type="spellEnd"/>
+      <w:r>
+        <w:rPr>
+          <w:rFonts w:ascii="Times New Roman" w:hAnsi="Times New Roman" w:cs="Times New Roman"/>
+          <w:sz w:val="28"/>
+          <w:szCs w:val="28"/>
+        </w:rPr>
+        <w:t>, кроссплатформенное приложение, Python, ANTLR4.</w:t>
+      </w:r>
+    </w:p>
+    <w:p>
+      <w:pPr>
+        <w:spacing w:after="0" w:line="360" w:lineRule="auto"/>
+        <w:ind w:firstLine="709"/>
+        <w:jc w:val="center"/>
+        <w:rPr>
+          <w:rFonts w:ascii="Times New Roman" w:hAnsi="Times New Roman" w:cs="Times New Roman"/>
+          <w:sz w:val="28"/>
+          <w:szCs w:val="28"/>
+        </w:rPr>
+      </w:pPr>
+    </w:p>
+    <w:p>
+      <w:pPr>
+        <w:spacing w:after="0" w:line="360" w:lineRule="auto"/>
+        <w:ind w:firstLine="709"/>
+        <w:jc w:val="center"/>
+        <w:rPr>
+          <w:rFonts w:ascii="Times New Roman" w:hAnsi="Times New Roman" w:cs="Times New Roman"/>
+          <w:sz w:val="28"/>
+          <w:szCs w:val="28"/>
+        </w:rPr>
+      </w:pPr>
+    </w:p>
+    <w:p>
+      <w:pPr>
+        <w:spacing w:after="0" w:line="360" w:lineRule="auto"/>
+        <w:ind w:firstLine="709"/>
+        <w:jc w:val="center"/>
+        <w:rPr>
+          <w:rFonts w:ascii="Times New Roman" w:hAnsi="Times New Roman" w:cs="Times New Roman"/>
+          <w:sz w:val="28"/>
+          <w:szCs w:val="28"/>
+        </w:rPr>
+      </w:pPr>
+    </w:p>
+    <w:p>
+      <w:pPr>
+        <w:spacing w:after="0" w:line="360" w:lineRule="auto"/>
+        <w:ind w:firstLine="709"/>
+        <w:jc w:val="center"/>
+        <w:rPr>
+          <w:rFonts w:ascii="Times New Roman" w:hAnsi="Times New Roman" w:cs="Times New Roman"/>
+          <w:sz w:val="28"/>
+          <w:szCs w:val="28"/>
+        </w:rPr>
+      </w:pPr>
+    </w:p>
+    <w:p>
+      <w:pPr>
+        <w:spacing w:after="0" w:line="360" w:lineRule="auto"/>
+        <w:ind w:firstLine="709"/>
+        <w:jc w:val="center"/>
+        <w:rPr>
+          <w:rFonts w:ascii="Times New Roman" w:hAnsi="Times New Roman" w:cs="Times New Roman"/>
+          <w:sz w:val="28"/>
+          <w:szCs w:val="28"/>
+        </w:rPr>
+      </w:pPr>
+    </w:p>
+    <w:p>
+      <w:pPr>
+        <w:spacing w:after="0" w:line="360" w:lineRule="auto"/>
+        <w:ind w:firstLine="709"/>
+        <w:jc w:val="center"/>
+        <w:rPr>
+          <w:rFonts w:ascii="Times New Roman" w:hAnsi="Times New Roman" w:cs="Times New Roman"/>
+          <w:sz w:val="28"/>
+          <w:szCs w:val="28"/>
+        </w:rPr>
+      </w:pPr>
+    </w:p>
+    <w:p>
+      <w:pPr>
+        <w:spacing w:after="0" w:line="360" w:lineRule="auto"/>
+        <w:ind w:firstLine="709"/>
+        <w:jc w:val="center"/>
+        <w:rPr>
+          <w:rFonts w:ascii="Times New Roman" w:hAnsi="Times New Roman" w:cs="Times New Roman"/>
+          <w:sz w:val="28"/>
+          <w:szCs w:val="28"/>
+        </w:rPr>
+      </w:pPr>
+    </w:p>
+    <w:p>
+      <w:pPr>
+        <w:spacing w:after="0" w:line="360" w:lineRule="auto"/>
+        <w:ind w:firstLine="709"/>
+        <w:jc w:val="center"/>
+        <w:rPr>
+          <w:rFonts w:ascii="Times New Roman" w:hAnsi="Times New Roman" w:cs="Times New Roman"/>
+          <w:sz w:val="28"/>
+          <w:szCs w:val="28"/>
+        </w:rPr>
+      </w:pPr>
+    </w:p>
+    <w:p>
+      <w:pPr>
+        <w:spacing w:after="0" w:line="360" w:lineRule="auto"/>
+        <w:ind w:firstLine="709"/>
+        <w:jc w:val="center"/>
+        <w:rPr>
+          <w:rFonts w:ascii="Times New Roman" w:hAnsi="Times New Roman" w:cs="Times New Roman"/>
+          <w:sz w:val="28"/>
+          <w:szCs w:val="28"/>
+        </w:rPr>
+      </w:pPr>
+    </w:p>
+    <w:p>
+      <w:pPr>
+        <w:spacing w:after="0" w:line="360" w:lineRule="auto"/>
+        <w:ind w:firstLine="709"/>
+        <w:jc w:val="center"/>
+        <w:rPr>
+          <w:rFonts w:ascii="Times New Roman" w:hAnsi="Times New Roman" w:cs="Times New Roman"/>
+          <w:sz w:val="28"/>
+          <w:szCs w:val="28"/>
+        </w:rPr>
+      </w:pPr>
+    </w:p>
+    <w:p>
+      <w:pPr>
+        <w:spacing w:after="0" w:line="360" w:lineRule="auto"/>
+        <w:ind w:firstLine="709"/>
+        <w:jc w:val="center"/>
+        <w:rPr>
+          <w:rFonts w:ascii="Times New Roman" w:hAnsi="Times New Roman" w:cs="Times New Roman"/>
+          <w:sz w:val="28"/>
+          <w:szCs w:val="28"/>
+        </w:rPr>
+      </w:pPr>
+    </w:p>
+    <w:p>
+      <w:pPr>
+        <w:spacing w:after="0" w:line="360" w:lineRule="auto"/>
+        <w:ind w:firstLine="709"/>
+        <w:jc w:val="center"/>
+        <w:rPr>
+          <w:rFonts w:ascii="Times New Roman" w:hAnsi="Times New Roman" w:cs="Times New Roman"/>
+          <w:sz w:val="28"/>
+          <w:szCs w:val="28"/>
+        </w:rPr>
+      </w:pPr>
+    </w:p>
+    <w:p>
+      <w:pPr>
+        <w:spacing w:after="0" w:line="360" w:lineRule="auto"/>
+        <w:ind w:firstLine="709"/>
+        <w:jc w:val="center"/>
+        <w:rPr>
+          <w:rFonts w:ascii="Times New Roman" w:hAnsi="Times New Roman" w:cs="Times New Roman"/>
+          <w:sz w:val="28"/>
+          <w:szCs w:val="28"/>
+        </w:rPr>
+      </w:pPr>
+    </w:p>
+    <w:p>
+      <w:pPr>
+        <w:spacing w:after="0" w:line="360" w:lineRule="auto"/>
+        <w:ind w:firstLine="709"/>
+        <w:jc w:val="center"/>
+        <w:rPr>
+          <w:rFonts w:ascii="Times New Roman" w:hAnsi="Times New Roman" w:cs="Times New Roman"/>
+          <w:sz w:val="28"/>
+          <w:szCs w:val="28"/>
+        </w:rPr>
+      </w:pPr>
+    </w:p>
+    <w:p>
+      <w:pPr>
+        <w:spacing w:after="0" w:line="360" w:lineRule="auto"/>
+        <w:ind w:firstLine="709"/>
+        <w:jc w:val="center"/>
+        <w:rPr>
+          <w:rFonts w:ascii="Times New Roman" w:hAnsi="Times New Roman" w:cs="Times New Roman"/>
+          <w:sz w:val="28"/>
+          <w:szCs w:val="28"/>
+        </w:rPr>
+      </w:pPr>
+    </w:p>
+    <w:p>
+      <w:pPr>
+        <w:spacing w:after="0" w:line="360" w:lineRule="auto"/>
+        <w:ind w:firstLine="709"/>
+        <w:jc w:val="center"/>
+        <w:rPr>
+          <w:rFonts w:ascii="Times New Roman" w:hAnsi="Times New Roman" w:cs="Times New Roman"/>
+          <w:sz w:val="28"/>
+          <w:szCs w:val="28"/>
+        </w:rPr>
+      </w:pPr>
+    </w:p>
+    <w:p>
+      <w:pPr>
+        <w:spacing w:after="0" w:line="360" w:lineRule="auto"/>
+        <w:ind w:firstLine="709"/>
+        <w:jc w:val="center"/>
+        <w:rPr>
+          <w:rFonts w:ascii="Times New Roman" w:hAnsi="Times New Roman" w:cs="Times New Roman"/>
+          <w:sz w:val="28"/>
+          <w:szCs w:val="28"/>
+        </w:rPr>
+      </w:pPr>
+    </w:p>
+    <w:p>
+      <w:pPr>
+        <w:spacing w:after="0" w:line="360" w:lineRule="auto"/>
+        <w:ind w:firstLine="709"/>
+        <w:jc w:val="center"/>
+        <w:rPr>
+          <w:rFonts w:ascii="Times New Roman" w:hAnsi="Times New Roman" w:cs="Times New Roman"/>
+          <w:sz w:val="28"/>
+          <w:szCs w:val="28"/>
+        </w:rPr>
+      </w:pPr>
+    </w:p>
+    <w:p>
+      <w:pPr>
+        <w:spacing w:after="0" w:line="360" w:lineRule="auto"/>
+        <w:ind w:firstLine="709"/>
+        <w:jc w:val="center"/>
+        <w:rPr>
+          <w:rFonts w:ascii="Times New Roman" w:hAnsi="Times New Roman" w:cs="Times New Roman"/>
+          <w:sz w:val="28"/>
+          <w:szCs w:val="28"/>
+        </w:rPr>
+      </w:pPr>
+    </w:p>
+    <w:p>
+      <w:pPr>
+        <w:spacing w:after="0" w:line="360" w:lineRule="auto"/>
+        <w:ind w:firstLine="709"/>
+        <w:jc w:val="center"/>
+        <w:rPr>
+          <w:rFonts w:ascii="Times New Roman" w:hAnsi="Times New Roman" w:cs="Times New Roman"/>
+          <w:sz w:val="28"/>
+          <w:szCs w:val="28"/>
+        </w:rPr>
+      </w:pPr>
+    </w:p>
+    <w:p>
+      <w:pPr>
+        <w:spacing w:after="0" w:line="360" w:lineRule="auto"/>
+        <w:ind w:firstLine="709"/>
+        <w:jc w:val="center"/>
+        <w:rPr>
+          <w:rFonts w:ascii="Times New Roman" w:hAnsi="Times New Roman" w:cs="Times New Roman"/>
+          <w:sz w:val="28"/>
+          <w:szCs w:val="28"/>
+        </w:rPr>
+      </w:pPr>
+    </w:p>
+    <w:p>
+      <w:pPr>
+        <w:spacing w:after="0" w:line="360" w:lineRule="auto"/>
+        <w:ind w:firstLine="709"/>
+        <w:jc w:val="center"/>
+        <w:rPr>
+          <w:rFonts w:ascii="Times New Roman" w:hAnsi="Times New Roman" w:cs="Times New Roman"/>
+          <w:sz w:val="28"/>
+          <w:szCs w:val="28"/>
+        </w:rPr>
+      </w:pPr>
+    </w:p>
+    <w:p>
+      <w:pPr>
+        <w:spacing w:after="0" w:line="360" w:lineRule="auto"/>
+        <w:ind w:firstLine="709"/>
+        <w:jc w:val="center"/>
+        <w:rPr>
+          <w:rFonts w:ascii="Times New Roman" w:hAnsi="Times New Roman" w:cs="Times New Roman"/>
+          <w:sz w:val="28"/>
+          <w:szCs w:val="28"/>
+        </w:rPr>
+      </w:pPr>
+    </w:p>
+    <w:p>
+      <w:pPr>
+        <w:spacing w:after="0" w:line="360" w:lineRule="auto"/>
+        <w:ind w:firstLine="709"/>
+        <w:jc w:val="center"/>
+        <w:rPr>
+          <w:rFonts w:ascii="Times New Roman" w:hAnsi="Times New Roman" w:cs="Times New Roman"/>
+          <w:sz w:val="28"/>
+          <w:szCs w:val="28"/>
+        </w:rPr>
+      </w:pPr>
+    </w:p>
+    <w:p>
+      <w:pPr>
+        <w:spacing w:after="0" w:line="360" w:lineRule="auto"/>
+        <w:ind w:firstLine="709"/>
+        <w:jc w:val="center"/>
+        <w:rPr>
+          <w:rFonts w:ascii="Times New Roman" w:hAnsi="Times New Roman" w:cs="Times New Roman"/>
+          <w:sz w:val="28"/>
+          <w:szCs w:val="28"/>
+        </w:rPr>
+      </w:pPr>
+    </w:p>
+    <w:p>
+      <w:pPr>
+        <w:spacing w:after="0" w:line="360" w:lineRule="auto"/>
+        <w:ind w:firstLine="709"/>
+        <w:jc w:val="center"/>
+        <w:rPr>
+          <w:rFonts w:ascii="Times New Roman" w:hAnsi="Times New Roman" w:cs="Times New Roman"/>
+          <w:sz w:val="28"/>
+          <w:szCs w:val="28"/>
+        </w:rPr>
+      </w:pPr>
+      <w:r>
+        <w:rPr>
+          <w:rFonts w:ascii="Times New Roman" w:hAnsi="Times New Roman" w:cs="Times New Roman"/>
+          <w:sz w:val="28"/>
+          <w:szCs w:val="28"/>
+        </w:rPr>
+        <w:lastRenderedPageBreak/>
         <w:t>ВВЕДЕНИЕ</w:t>
       </w:r>
     </w:p>
@@ -1317,7 +2047,7 @@
           <w:sz w:val="28"/>
           <w:szCs w:val="28"/>
         </w:rPr>
-        <w:t>студенты использовали физические носители – блокноты, книги, распечатки. С приходом цифровой эры произошел переход   к простым текстовым файлам (`*.</w:t>
+        <w:t>студенты использовали физические носители – блокноты, книги, распечатки. С приходом цифровой эры произошел переход   к простым текстовым файлам (`.</w:t>
       </w:r>
       <w:proofErr w:type="spellStart"/>
       <w:r>
@@ -1335,7 +2065,7 @@
           <w:sz w:val="28"/>
           <w:szCs w:val="28"/>
         </w:rPr>
-        <w:t>`), которые затем эволюционировали в форматированные документы (`*.</w:t>
+        <w:t>`), которые затем эволюционировали в форматированные документы (`.</w:t>
       </w:r>
       <w:proofErr w:type="spellStart"/>
       <w:r>
@@ -1371,7 +2101,7 @@
           <w:sz w:val="28"/>
           <w:szCs w:val="28"/>
         </w:rPr>
-        <w:t xml:space="preserve"> (`*.</w:t>
+        <w:t xml:space="preserve"> (`.</w:t>
       </w:r>
       <w:proofErr w:type="spellStart"/>
       <w:r>
@@ -1407,7 +2137,7 @@
           <w:sz w:val="28"/>
           <w:szCs w:val="28"/>
         </w:rPr>
-        <w:t xml:space="preserve"> Text (`*.</w:t>
+        <w:t xml:space="preserve"> Text (`.</w:t>
       </w:r>
       <w:proofErr w:type="spellStart"/>
       <w:r>
@@ -1545,52 +2275,52 @@
           <w:sz w:val="28"/>
           <w:szCs w:val="28"/>
         </w:rPr>
+        <w:t>Современный этап (2010-е гг. - настоящее время) характеризуется появлением универсальных систем управления знаниями (</w:t>
+      </w:r>
+      <w:proofErr w:type="spellStart"/>
+      <w:r>
+        <w:rPr>
+          <w:rFonts w:ascii="Times New Roman" w:hAnsi="Times New Roman" w:cs="Times New Roman"/>
+          <w:sz w:val="28"/>
+          <w:szCs w:val="28"/>
+        </w:rPr>
+        <w:t>Evernote</w:t>
+      </w:r>
+      <w:proofErr w:type="spellEnd"/>
+      <w:r>
+        <w:rPr>
+          <w:rFonts w:ascii="Times New Roman" w:hAnsi="Times New Roman" w:cs="Times New Roman"/>
+          <w:sz w:val="28"/>
+          <w:szCs w:val="28"/>
+        </w:rPr>
+        <w:t xml:space="preserve">, </w:t>
+      </w:r>
+      <w:proofErr w:type="spellStart"/>
+      <w:r>
+        <w:rPr>
+          <w:rFonts w:ascii="Times New Roman" w:hAnsi="Times New Roman" w:cs="Times New Roman"/>
+          <w:sz w:val="28"/>
+          <w:szCs w:val="28"/>
+        </w:rPr>
+        <w:t>OneNote</w:t>
+      </w:r>
+      <w:proofErr w:type="spellEnd"/>
+      <w:r>
+        <w:rPr>
+          <w:rFonts w:ascii="Times New Roman" w:hAnsi="Times New Roman" w:cs="Times New Roman"/>
+          <w:sz w:val="28"/>
+          <w:szCs w:val="28"/>
+        </w:rPr>
+        <w:t xml:space="preserve">, </w:t>
+      </w:r>
+      <w:proofErr w:type="spellStart"/>
+      <w:r>
+        <w:rPr>
+          <w:rFonts w:ascii="Times New Roman" w:hAnsi="Times New Roman" w:cs="Times New Roman"/>
+          <w:sz w:val="28"/>
+          <w:szCs w:val="28"/>
+        </w:rPr>
         <w:lastRenderedPageBreak/>
-        <w:t>Современный этап (2010-е гг. - настоящее время) характеризуется появлением универсальных систем управления знаниями (</w:t>
-      </w:r>
-      <w:proofErr w:type="spellStart"/>
-      <w:r>
-        <w:rPr>
-          <w:rFonts w:ascii="Times New Roman" w:hAnsi="Times New Roman" w:cs="Times New Roman"/>
-          <w:sz w:val="28"/>
-          <w:szCs w:val="28"/>
-        </w:rPr>
-        <w:t>Evernote</w:t>
-      </w:r>
-      <w:proofErr w:type="spellEnd"/>
-      <w:r>
-        <w:rPr>
-          <w:rFonts w:ascii="Times New Roman" w:hAnsi="Times New Roman" w:cs="Times New Roman"/>
-          <w:sz w:val="28"/>
-          <w:szCs w:val="28"/>
-        </w:rPr>
-        <w:t xml:space="preserve">, </w:t>
-      </w:r>
-      <w:proofErr w:type="spellStart"/>
-      <w:r>
-        <w:rPr>
-          <w:rFonts w:ascii="Times New Roman" w:hAnsi="Times New Roman" w:cs="Times New Roman"/>
-          <w:sz w:val="28"/>
-          <w:szCs w:val="28"/>
-        </w:rPr>
-        <w:t>OneNote</w:t>
-      </w:r>
-      <w:proofErr w:type="spellEnd"/>
-      <w:r>
-        <w:rPr>
-          <w:rFonts w:ascii="Times New Roman" w:hAnsi="Times New Roman" w:cs="Times New Roman"/>
-          <w:sz w:val="28"/>
-          <w:szCs w:val="28"/>
-        </w:rPr>
-        <w:t xml:space="preserve">, </w:t>
-      </w:r>
-      <w:proofErr w:type="spellStart"/>
-      <w:r>
-        <w:rPr>
-          <w:rFonts w:ascii="Times New Roman" w:hAnsi="Times New Roman" w:cs="Times New Roman"/>
-          <w:sz w:val="28"/>
-          <w:szCs w:val="28"/>
-        </w:rPr>
         <w:t>Notion</w:t>
       </w:r>
       <w:proofErr w:type="spellEnd"/>
@@ -1893,35 +2623,35 @@
           <w:sz w:val="28"/>
           <w:szCs w:val="28"/>
         </w:rPr>
+        <w:t>нельзя просто ознакомиться со справочной информацией о синтаксических конструкциях</w:t>
+      </w:r>
+      <w:r>
+        <w:rPr>
+          <w:rFonts w:ascii="Times New Roman" w:hAnsi="Times New Roman" w:cs="Times New Roman"/>
+          <w:sz w:val="28"/>
+          <w:szCs w:val="28"/>
+        </w:rPr>
+        <w:t>.</w:t>
+      </w:r>
+    </w:p>
+    <w:p>
+      <w:pPr>
+        <w:spacing w:after="0" w:line="360" w:lineRule="auto"/>
+        <w:ind w:firstLine="709"/>
+        <w:jc w:val="both"/>
+        <w:rPr>
+          <w:rFonts w:ascii="Times New Roman" w:hAnsi="Times New Roman" w:cs="Times New Roman"/>
+          <w:sz w:val="28"/>
+          <w:szCs w:val="28"/>
+        </w:rPr>
+      </w:pPr>
+      <w:r>
+        <w:rPr>
+          <w:rFonts w:ascii="Times New Roman" w:hAnsi="Times New Roman" w:cs="Times New Roman"/>
+          <w:sz w:val="28"/>
+          <w:szCs w:val="28"/>
+        </w:rPr>
         <w:lastRenderedPageBreak/>
-        <w:t>нельзя просто ознакомиться со справочной информацией о синтаксических конструкциях</w:t>
-      </w:r>
-      <w:r>
-        <w:rPr>
-          <w:rFonts w:ascii="Times New Roman" w:hAnsi="Times New Roman" w:cs="Times New Roman"/>
-          <w:sz w:val="28"/>
-          <w:szCs w:val="28"/>
-        </w:rPr>
-        <w:t>.</w:t>
-      </w:r>
-    </w:p>
-    <w:p>
-      <w:pPr>
-        <w:spacing w:after="0" w:line="360" w:lineRule="auto"/>
-        <w:ind w:firstLine="709"/>
-        <w:jc w:val="both"/>
-        <w:rPr>
-          <w:rFonts w:ascii="Times New Roman" w:hAnsi="Times New Roman" w:cs="Times New Roman"/>
-          <w:sz w:val="28"/>
-          <w:szCs w:val="28"/>
-        </w:rPr>
-      </w:pPr>
-      <w:r>
-        <w:rPr>
-          <w:rFonts w:ascii="Times New Roman" w:hAnsi="Times New Roman" w:cs="Times New Roman"/>
-          <w:sz w:val="28"/>
-          <w:szCs w:val="28"/>
-        </w:rPr>
         <w:t xml:space="preserve"> </w:t>
       </w:r>
       <w:r>
@@ -2247,8 +2977,16 @@
           <w:sz w:val="28"/>
           <w:szCs w:val="28"/>
         </w:rPr>
+        <w:t xml:space="preserve">Часть обучающихся организует персональные базы кода посредством файловой системы операционной среды, сохраняя фрагменты в виде </w:t>
+      </w:r>
+      <w:r>
+        <w:rPr>
+          <w:rFonts w:ascii="Times New Roman" w:hAnsi="Times New Roman" w:cs="Times New Roman"/>
+          <w:sz w:val="28"/>
+          <w:szCs w:val="28"/>
+        </w:rPr>
         <w:lastRenderedPageBreak/>
-        <w:t>Часть обучающихся организует персональные базы кода посредством файловой системы операционной среды, сохраняя фрагменты в виде отдельных файлов с расширениями соответствующих языков программирования (.</w:t>
+        <w:t>отдельных файлов с расширениями соответствующих языков программирования (.</w:t>
       </w:r>
       <w:proofErr w:type="spellStart"/>
       <w:r>
@@ -3404,27 +4142,27 @@
           <w:sz w:val="28"/>
           <w:szCs w:val="28"/>
         </w:rPr>
+        <w:t>Обозначения: (+) функциональность присутствует в полном объеме; (±) частичная реализация; (-) отсутствие функциональности.</w:t>
+      </w:r>
+    </w:p>
+    <w:p>
+      <w:pPr>
+        <w:spacing w:after="0" w:line="360" w:lineRule="auto"/>
+        <w:ind w:firstLine="709"/>
+        <w:jc w:val="both"/>
+        <w:rPr>
+          <w:rFonts w:ascii="Times New Roman" w:hAnsi="Times New Roman" w:cs="Times New Roman"/>
+          <w:sz w:val="28"/>
+          <w:szCs w:val="28"/>
+        </w:rPr>
+      </w:pPr>
+      <w:r>
+        <w:rPr>
+          <w:rFonts w:ascii="Times New Roman" w:hAnsi="Times New Roman" w:cs="Times New Roman"/>
+          <w:sz w:val="28"/>
+          <w:szCs w:val="28"/>
+        </w:rPr>
         <w:lastRenderedPageBreak/>
-        <w:t>Обозначения: (+) функциональность присутствует в полном объеме; (±) частичная реализация; (-) отсутствие функциональности.</w:t>
-      </w:r>
-    </w:p>
-    <w:p>
-      <w:pPr>
-        <w:spacing w:after="0" w:line="360" w:lineRule="auto"/>
-        <w:ind w:firstLine="709"/>
-        <w:jc w:val="both"/>
-        <w:rPr>
-          <w:rFonts w:ascii="Times New Roman" w:hAnsi="Times New Roman" w:cs="Times New Roman"/>
-          <w:sz w:val="28"/>
-          <w:szCs w:val="28"/>
-        </w:rPr>
-      </w:pPr>
-      <w:r>
-        <w:rPr>
-          <w:rFonts w:ascii="Times New Roman" w:hAnsi="Times New Roman" w:cs="Times New Roman"/>
-          <w:sz w:val="28"/>
-          <w:szCs w:val="28"/>
-        </w:rPr>
         <w:t>На основании проведенного анализа выявлено противоречие между потребностью обучающихся в эффективном инструменте структурированного хранения и быстрого доступа к программным фрагментам и теоретическим материалам, и отсутствием специализированных программных решений, объединяющих преимущества различных подходов к организации учебной информации.</w:t>
       </w:r>
     </w:p>
@@ -3876,7 +4614,7 @@
           <w:sz w:val="28"/>
           <w:szCs w:val="28"/>
         </w:rPr>
-        <w:t xml:space="preserve">Структурированные фрагменты кода (шаблоны). Эта категория служит практическим инструментарием разработчика. В нее входят готовые, </w:t>
+        <w:t xml:space="preserve">Структурированные фрагменты кода (шаблоны). Эта категория служит практическим инструментарием разработчика. В нее входят готовые, «обкатанные» решения — от типовых синтаксических конструкций до целостных алгоритмов на таких языках, как 1C, C#, Java, Python. Для </w:t>
       </w:r>
       <w:r>
         <w:rPr>
@@ -3885,7 +4623,7 @@
           <w:szCs w:val="28"/>
         </w:rPr>
         <w:lastRenderedPageBreak/>
-        <w:t xml:space="preserve">«обкатанные» решения — от типовых синтаксических конструкций до целостных алгоритмов на таких языках, как 1C, C#, Java, Python. Для обеспечения единообразия и простоты </w:t>
+        <w:t xml:space="preserve">обеспечения единообразия и простоты </w:t>
       </w:r>
       <w:proofErr w:type="spellStart"/>
       <w:r>
@@ -3937,7 +4675,7 @@
           <w:sz w:val="28"/>
           <w:szCs w:val="28"/>
         </w:rPr>
-        <w:t xml:space="preserve"> (файлы с расширением *.</w:t>
+        <w:t xml:space="preserve"> (файлы с расширением .</w:t>
       </w:r>
       <w:proofErr w:type="spellStart"/>
       <w:r>
@@ -3998,7 +4736,7 @@
           <w:sz w:val="28"/>
           <w:szCs w:val="28"/>
         </w:rPr>
-        <w:t xml:space="preserve"> (файлы *.</w:t>
+        <w:t xml:space="preserve"> (файлы .</w:t>
       </w:r>
       <w:proofErr w:type="spellStart"/>
       <w:r>
@@ -4107,16 +4845,7 @@
           <w:sz w:val="28"/>
           <w:szCs w:val="28"/>
         </w:rPr>
-        <w:t xml:space="preserve">Временная оптимизация: Нацелена на минимизацию временных затрат. Она борется с простоями и рутиной, предоставляя инструменты для мгновенного доступа к информации: мощный поиск по содержимому, систему персональных закладок для самых важных материалов и стартовую панель для </w:t>
-      </w:r>
-      <w:r>
-        <w:rPr>
-          <w:rFonts w:ascii="Times New Roman" w:hAnsi="Times New Roman" w:cs="Times New Roman"/>
-          <w:sz w:val="28"/>
-          <w:szCs w:val="28"/>
-        </w:rPr>
-        <w:lastRenderedPageBreak/>
-        <w:t>быстрого запуска сопутствующих приложений. Таким образом, фокус пользователя смещается с «поиска» на «применение».</w:t>
+        <w:t>Временная оптимизация: Нацелена на минимизацию временных затрат. Она борется с простоями и рутиной, предоставляя инструменты для мгновенного доступа к информации: мощный поиск по содержимому, систему персональных закладок для самых важных материалов и стартовую панель для быстрого запуска сопутствующих приложений. Таким образом, фокус пользователя смещается с «поиска» на «применение».</w:t>
       </w:r>
     </w:p>
     <w:p>
@@ -4141,6 +4870,7 @@
           <w:sz w:val="28"/>
           <w:szCs w:val="28"/>
         </w:rPr>
+        <w:lastRenderedPageBreak/>
         <w:t xml:space="preserve">Оптимизация восприятия: </w:t>
       </w:r>
       <w:r>
@@ -4333,16 +5063,7 @@
           <w:sz w:val="28"/>
           <w:szCs w:val="28"/>
         </w:rPr>
-        <w:t xml:space="preserve"> и технологии ANTLR4. Это преобразует монотонные текстовые блоки в визуально структурированные </w:t>
-      </w:r>
-      <w:r>
-        <w:rPr>
-          <w:rFonts w:ascii="Times New Roman" w:hAnsi="Times New Roman" w:cs="Times New Roman"/>
-          <w:sz w:val="28"/>
-          <w:szCs w:val="28"/>
-        </w:rPr>
-        <w:lastRenderedPageBreak/>
-        <w:t>элементы, где ключевые слова, комментарии и синтаксические конструкции легко различимы, что снижает когнитивную нагрузку и ускоряет понимание.</w:t>
+        <w:t xml:space="preserve"> и технологии ANTLR4. Это преобразует монотонные текстовые блоки в визуально структурированные элементы, где ключевые слова, комментарии и синтаксические конструкции легко различимы, что снижает когнитивную нагрузку и ускоряет понимание.</w:t>
       </w:r>
     </w:p>
     <w:p>
@@ -4367,6 +5088,7 @@
           <w:sz w:val="28"/>
           <w:szCs w:val="28"/>
         </w:rPr>
+        <w:lastRenderedPageBreak/>
         <w:t>Фоновая обработка структурированных данных представляет собой технологический стержень всей системы — комплекс процессов, которые работают «за кулисами», без активного участия пользователя. Именно эта автоматизация и создает тот уровень комфорта и отзывчивости, который отличает разрабатываемое решение от простых файловых менеджеров. Данный комплекс включает в себя три ключевых механизма, функционирующих как единое целое:</w:t>
       </w:r>
     </w:p>
@@ -4402,7 +5124,7 @@
           <w:sz w:val="28"/>
           <w:szCs w:val="28"/>
         </w:rPr>
-        <w:t xml:space="preserve"> (синтаксический анализ): это интеллектуальный этап, на котором система «понимает» содержимое учебных материалов. Используя мощный генератор парсеров ANTLR4, приложение автоматически извлекает структуру и смысл (семантику) из файлов с кодом (*.</w:t>
+        <w:t xml:space="preserve"> (синтаксический анализ): это интеллектуальный этап, на котором система «понимает» содержимое учебных материалов. Используя мощный генератор парсеров ANTLR4, приложение автоматически извлекает структуру и смысл (семантику) из файлов с кодом (.</w:t>
       </w:r>
       <w:proofErr w:type="spellStart"/>
       <w:r>
@@ -4420,7 +5142,7 @@
           <w:sz w:val="28"/>
           <w:szCs w:val="28"/>
         </w:rPr>
-        <w:t>) и документацией (*.</w:t>
+        <w:t>) и документацией (.</w:t>
       </w:r>
       <w:proofErr w:type="spellStart"/>
       <w:r>
@@ -4522,7 +5244,7 @@
           <w:sz w:val="28"/>
           <w:szCs w:val="28"/>
         </w:rPr>
-        <w:t xml:space="preserve"> данные в интерфейсе всегда оставались актуальными, система реализует механизм непрерывного фонового мониторинга. Этот «сторож» в реальном времени отслеживает любые изменения в исходных файлах — будь то добавление новых материалов, правка существующих или их удаление. Обнаружив </w:t>
+        <w:t xml:space="preserve"> данные в интерфейсе всегда оставались актуальными, система реализует механизм непрерывного фонового мониторинга. Этот «сторож» в реальном времени отслеживает любые изменения в исходных файлах — будь то добавление новых материалов, правка существующих или их удаление. Обнаружив изменение, система автоматически инициирует обновление интерфейса, </w:t>
       </w:r>
       <w:r>
         <w:rPr>
@@ -4531,7 +5253,7 @@
           <w:szCs w:val="28"/>
         </w:rPr>
         <w:lastRenderedPageBreak/>
-        <w:t>изменение, система автоматически инициирует обновление интерфейса, избавляя пользователя от необходимости делать это вручную и гарантируя полное соответствие между его файлами и их представлением в программе.</w:t>
+        <w:t>избавляя пользователя от необходимости делать это вручную и гарантируя полное соответствие между его файлами и их представлением в программе.</w:t>
       </w:r>
     </w:p>
     <w:p>
@@ -4683,7 +5405,7 @@
           <w:sz w:val="28"/>
           <w:szCs w:val="28"/>
         </w:rPr>
-        <w:t xml:space="preserve"> кода. Это выражается в использовании модульной архитектуры, которая обеспечивает четкое разделение ответственности между компонентами </w:t>
+        <w:t xml:space="preserve"> кода. Это выражается в использовании модульной архитектуры, которая обеспечивает четкое разделение ответственности между компонентами системы, в применении архитектурного паттерна MVVM для построения </w:t>
       </w:r>
       <w:r>
         <w:rPr>
@@ -4692,7 +5414,7 @@
           <w:szCs w:val="28"/>
         </w:rPr>
         <w:lastRenderedPageBreak/>
-        <w:t xml:space="preserve">системы, в применении архитектурного паттерна MVVM для построения отзывчивого пользовательского интерфейса, а также во внедрении модульного тестирования с помощью фреймворка </w:t>
+        <w:t xml:space="preserve">отзывчивого пользовательского интерфейса, а также во внедрении модульного тестирования с помощью фреймворка </w:t>
       </w:r>
       <w:proofErr w:type="spellStart"/>
       <w:r>
@@ -4965,7 +5687,7 @@
           <w:sz w:val="28"/>
           <w:szCs w:val="28"/>
         </w:rPr>
-        <w:t xml:space="preserve">Отличия и специфика: разрабатываемое средство не управляет учебными курсами, не назначает задания и не отслеживает прогресс в рамках </w:t>
+        <w:t xml:space="preserve">Отличия и специфика: разрабатываемое средство не управляет учебными курсами, не назначает задания и не отслеживает прогресс в рамках формальной программы. Оно является персональным инструментом для </w:t>
       </w:r>
       <w:r>
         <w:rPr>
@@ -4974,7 +5696,7 @@
           <w:szCs w:val="28"/>
         </w:rPr>
         <w:lastRenderedPageBreak/>
-        <w:t>формальной программы. Оно является персональным инструментом для систематизации и быстрого доступа к внутренним, личным знаниям и наработкам студента или разработчика, а не к внешнему учебному контенту. Его цель – не администрирование, а индивидуальная оптимизация рабочего процесса и справочной деятельности.</w:t>
+        <w:t>систематизации и быстрого доступа к внутренним, личным знаниям и наработкам студента или разработчика, а не к внешнему учебному контенту. Его цель – не администрирование, а индивидуальная оптимизация рабочего процесса и справочной деятельности.</w:t>
       </w:r>
     </w:p>
     <w:p>
@@ -5132,7 +5854,7 @@
           <w:sz w:val="28"/>
           <w:szCs w:val="28"/>
         </w:rPr>
-        <w:t>Использует специфические форматы хранения (`*.</w:t>
+        <w:t>Использует специфические форматы хранения (`.</w:t>
       </w:r>
       <w:proofErr w:type="spellStart"/>
       <w:r>
@@ -5358,7 +6080,7 @@
           <w:sz w:val="28"/>
           <w:szCs w:val="28"/>
         </w:rPr>
-        <w:t xml:space="preserve">-менеджер работает с изолированными фрагментами, то данная система управляет целостной </w:t>
+        <w:t xml:space="preserve">-менеджер работает с изолированными фрагментами, то данная система управляет целостной иерархической базой знаний, где фрагменты кода связаны с поясняющей </w:t>
       </w:r>
       <w:r>
         <w:rPr>
@@ -5367,7 +6089,7 @@
           <w:szCs w:val="28"/>
         </w:rPr>
         <w:lastRenderedPageBreak/>
-        <w:t>иерархической базой знаний, где фрагменты кода связаны с поясняющей документацией (</w:t>
+        <w:t>документацией (</w:t>
       </w:r>
       <w:proofErr w:type="spellStart"/>
       <w:r>
@@ -5705,7 +6427,7 @@
           <w:sz w:val="28"/>
           <w:szCs w:val="28"/>
         </w:rPr>
-        <w:t>. Оно "понимает" внутреннее устройство `*.</w:t>
+        <w:t>. Оно "понимает" внутреннее устройство `.</w:t>
       </w:r>
       <w:proofErr w:type="spellStart"/>
       <w:r>
@@ -5723,7 +6445,7 @@
           <w:sz w:val="28"/>
           <w:szCs w:val="28"/>
         </w:rPr>
-        <w:t>` и `*.</w:t>
+        <w:t>` и `.</w:t>
       </w:r>
       <w:proofErr w:type="spellStart"/>
       <w:r>
@@ -5767,7 +6489,6 @@
           <w:sz w:val="28"/>
           <w:szCs w:val="28"/>
         </w:rPr>
-        <w:lastRenderedPageBreak/>
         <w:t>Таблица 1.</w:t>
       </w:r>
       <w:r>
@@ -6116,7 +6837,7 @@
                 <w:sz w:val="24"/>
                 <w:szCs w:val="24"/>
               </w:rPr>
-              <w:t xml:space="preserve"> кода, структурированные шаблоны (*.</w:t>
+              <w:t xml:space="preserve"> кода, структурированные шаблоны (.</w:t>
             </w:r>
             <w:proofErr w:type="spellStart"/>
             <w:r>
@@ -6431,7 +7152,6 @@
           <w:sz w:val="28"/>
           <w:szCs w:val="28"/>
         </w:rPr>
-        <w:lastRenderedPageBreak/>
         <w:t xml:space="preserve">1.4. </w:t>
       </w:r>
       <w:r>
@@ -6730,16 +7450,7 @@
           <w:sz w:val="28"/>
           <w:szCs w:val="28"/>
         </w:rPr>
-        <w:t xml:space="preserve">: Хранение часто используемых фрагментов кода, стандартных решений, SQL-запросов, </w:t>
-      </w:r>
-      <w:r>
-        <w:rPr>
-          <w:rFonts w:ascii="Times New Roman" w:hAnsi="Times New Roman" w:cs="Times New Roman"/>
-          <w:sz w:val="28"/>
-          <w:szCs w:val="28"/>
-        </w:rPr>
-        <w:lastRenderedPageBreak/>
-        <w:t>конфигурационных файлов и скриптов развертывания. Это избавляет от необходимости каждый раз искать решения в интернете или старых проектах.</w:t>
+        <w:t>: Хранение часто используемых фрагментов кода, стандартных решений, SQL-запросов, конфигурационных файлов и скриптов развертывания. Это избавляет от необходимости каждый раз искать решения в интернете или старых проектах.</w:t>
       </w:r>
     </w:p>
     <w:p>
@@ -6764,6 +7475,7 @@
           <w:sz w:val="28"/>
           <w:szCs w:val="28"/>
         </w:rPr>
+        <w:lastRenderedPageBreak/>
         <w:t xml:space="preserve">Ускорение </w:t>
       </w:r>
       <w:r>
@@ -7165,7 +7877,7 @@
           <w:sz w:val="28"/>
           <w:szCs w:val="28"/>
         </w:rPr>
-        <w:t xml:space="preserve">. Опытные </w:t>
+        <w:t xml:space="preserve">. Опытные разработчики используют ее для хранения и быстрого доступа к сложным </w:t>
       </w:r>
       <w:r>
         <w:rPr>
@@ -7174,7 +7886,7 @@
           <w:szCs w:val="28"/>
         </w:rPr>
         <w:lastRenderedPageBreak/>
-        <w:t>разработчики используют ее для хранения и быстрого доступа к сложным шаблонам: декораторам, контекстным менеджерам, асинхронным конструкциям и примерам работы с ORM.</w:t>
+        <w:t>шаблонам: декораторам, контекстным менеджерам, асинхронным конструкциям и примерам работы с ORM.</w:t>
       </w:r>
     </w:p>
     <w:p>
@@ -7492,35 +8204,35 @@
           <w:sz w:val="28"/>
           <w:szCs w:val="28"/>
         </w:rPr>
+        <w:t>-</w:t>
+      </w:r>
+      <w:r>
+        <w:rPr>
+          <w:rFonts w:ascii="Times New Roman" w:hAnsi="Times New Roman" w:cs="Times New Roman"/>
+          <w:sz w:val="28"/>
+          <w:szCs w:val="28"/>
+        </w:rPr>
+        <w:t xml:space="preserve"> Telegram для оперативной связи с командой,</w:t>
+      </w:r>
+    </w:p>
+    <w:p>
+      <w:pPr>
+        <w:spacing w:after="0" w:line="360" w:lineRule="auto"/>
+        <w:ind w:firstLine="709"/>
+        <w:jc w:val="both"/>
+        <w:rPr>
+          <w:rFonts w:ascii="Times New Roman" w:hAnsi="Times New Roman" w:cs="Times New Roman"/>
+          <w:sz w:val="28"/>
+          <w:szCs w:val="28"/>
+        </w:rPr>
+      </w:pPr>
+      <w:r>
+        <w:rPr>
+          <w:rFonts w:ascii="Times New Roman" w:hAnsi="Times New Roman" w:cs="Times New Roman"/>
+          <w:sz w:val="28"/>
+          <w:szCs w:val="28"/>
+        </w:rPr>
         <w:lastRenderedPageBreak/>
-        <w:t>-</w:t>
-      </w:r>
-      <w:r>
-        <w:rPr>
-          <w:rFonts w:ascii="Times New Roman" w:hAnsi="Times New Roman" w:cs="Times New Roman"/>
-          <w:sz w:val="28"/>
-          <w:szCs w:val="28"/>
-        </w:rPr>
-        <w:t xml:space="preserve"> Telegram для оперативной связи с командой,</w:t>
-      </w:r>
-    </w:p>
-    <w:p>
-      <w:pPr>
-        <w:spacing w:after="0" w:line="360" w:lineRule="auto"/>
-        <w:ind w:firstLine="709"/>
-        <w:jc w:val="both"/>
-        <w:rPr>
-          <w:rFonts w:ascii="Times New Roman" w:hAnsi="Times New Roman" w:cs="Times New Roman"/>
-          <w:sz w:val="28"/>
-          <w:szCs w:val="28"/>
-        </w:rPr>
-      </w:pPr>
-      <w:r>
-        <w:rPr>
-          <w:rFonts w:ascii="Times New Roman" w:hAnsi="Times New Roman" w:cs="Times New Roman"/>
-          <w:sz w:val="28"/>
-          <w:szCs w:val="28"/>
-        </w:rPr>
         <w:t>-</w:t>
       </w:r>
       <w:r>
@@ -7867,8 +8579,16 @@
           <w:sz w:val="28"/>
           <w:szCs w:val="28"/>
         </w:rPr>
+        <w:t xml:space="preserve">Основное преимущество системы — значительная экономия времени благодаря мгновенному доступу к проверенным решениям. Вместо </w:t>
+      </w:r>
+      <w:r>
+        <w:rPr>
+          <w:rFonts w:ascii="Times New Roman" w:hAnsi="Times New Roman" w:cs="Times New Roman"/>
+          <w:sz w:val="28"/>
+          <w:szCs w:val="28"/>
+        </w:rPr>
         <w:lastRenderedPageBreak/>
-        <w:t>Основное преимущество системы — значительная экономия времени благодаря мгновенному доступу к проверенным решениям. Вместо длительного поиска в различных источниках разработчик сразу получает рабочий код. Система также способствует стандартизации кода через единые проверенные шаблоны для типовых задач, что снижает количество ошибок и упрощает командную работу.</w:t>
+        <w:t>длительного поиска в различных источниках разработчик сразу получает рабочий код. Система также способствует стандартизации кода через единые проверенные шаблоны для типовых задач, что снижает количество ошибок и упрощает командную работу.</w:t>
       </w:r>
     </w:p>
     <w:p>
@@ -8266,7 +8986,6 @@
           <w:sz w:val="28"/>
           <w:szCs w:val="28"/>
         </w:rPr>
-        <w:lastRenderedPageBreak/>
         <w:t xml:space="preserve">Блоки кода демонстрируют применение функций </w:t>
       </w:r>
       <w:proofErr w:type="spellStart"/>
@@ -8325,6 +9044,7 @@
           <w:sz w:val="28"/>
           <w:szCs w:val="28"/>
         </w:rPr>
+        <w:lastRenderedPageBreak/>
         <w:t>Списки систематизируют ключевые особенности</w:t>
       </w:r>
     </w:p>
@@ -8656,24 +9376,32 @@
           <w:sz w:val="28"/>
           <w:szCs w:val="28"/>
         </w:rPr>
+        <w:t xml:space="preserve">Такой подход решает несколько практических задач: все материалы </w:t>
+      </w:r>
+      <w:r>
+        <w:rPr>
+          <w:rFonts w:ascii="Times New Roman" w:hAnsi="Times New Roman" w:cs="Times New Roman"/>
+          <w:sz w:val="28"/>
+          <w:szCs w:val="28"/>
+        </w:rPr>
+        <w:t>собраны</w:t>
+      </w:r>
+      <w:r>
+        <w:rPr>
+          <w:rFonts w:ascii="Times New Roman" w:hAnsi="Times New Roman" w:cs="Times New Roman"/>
+          <w:sz w:val="28"/>
+          <w:szCs w:val="28"/>
+        </w:rPr>
+        <w:t xml:space="preserve"> в одном месте, появляется возможность быстрого повторения </w:t>
+      </w:r>
+      <w:r>
+        <w:rPr>
+          <w:rFonts w:ascii="Times New Roman" w:hAnsi="Times New Roman" w:cs="Times New Roman"/>
+          <w:sz w:val="28"/>
+          <w:szCs w:val="28"/>
+        </w:rPr>
         <w:lastRenderedPageBreak/>
-        <w:t xml:space="preserve">Такой подход решает несколько практических задач: все материалы </w:t>
-      </w:r>
-      <w:r>
-        <w:rPr>
-          <w:rFonts w:ascii="Times New Roman" w:hAnsi="Times New Roman" w:cs="Times New Roman"/>
-          <w:sz w:val="28"/>
-          <w:szCs w:val="28"/>
-        </w:rPr>
-        <w:t>собраны</w:t>
-      </w:r>
-      <w:r>
-        <w:rPr>
-          <w:rFonts w:ascii="Times New Roman" w:hAnsi="Times New Roman" w:cs="Times New Roman"/>
-          <w:sz w:val="28"/>
-          <w:szCs w:val="28"/>
-        </w:rPr>
-        <w:t xml:space="preserve"> в одном месте, появляется возможность быстрого повторения ключевых тем, а структура разделов легко адаптируется под требования конкретной вакансии. Гибкость системы позволяет дополнять и изменять содержание по мере изучения новых тем или изменения фокуса подготовки.</w:t>
+        <w:t>ключевых тем, а структура разделов легко адаптируется под требования конкретной вакансии. Гибкость системы позволяет дополнять и изменять содержание по мере изучения новых тем или изменения фокуса подготовки.</w:t>
       </w:r>
     </w:p>
     <w:p>
@@ -8957,27 +9685,27 @@
           <w:sz w:val="28"/>
           <w:szCs w:val="28"/>
         </w:rPr>
+        <w:t>3. Тестируемостью, которая обеспечивается изолированностью модулей, позволяющей проводить их независимое тестирование.</w:t>
+      </w:r>
+    </w:p>
+    <w:p>
+      <w:pPr>
+        <w:spacing w:after="0" w:line="360" w:lineRule="auto"/>
+        <w:ind w:firstLine="709"/>
+        <w:jc w:val="both"/>
+        <w:rPr>
+          <w:rFonts w:ascii="Times New Roman" w:hAnsi="Times New Roman" w:cs="Times New Roman"/>
+          <w:sz w:val="28"/>
+          <w:szCs w:val="28"/>
+        </w:rPr>
+      </w:pPr>
+      <w:r>
+        <w:rPr>
+          <w:rFonts w:ascii="Times New Roman" w:hAnsi="Times New Roman" w:cs="Times New Roman"/>
+          <w:sz w:val="28"/>
+          <w:szCs w:val="28"/>
+        </w:rPr>
         <w:lastRenderedPageBreak/>
-        <w:t>3. Тестируемостью, которая обеспечивается изолированностью модулей, позволяющей проводить их независимое тестирование.</w:t>
-      </w:r>
-    </w:p>
-    <w:p>
-      <w:pPr>
-        <w:spacing w:after="0" w:line="360" w:lineRule="auto"/>
-        <w:ind w:firstLine="709"/>
-        <w:jc w:val="both"/>
-        <w:rPr>
-          <w:rFonts w:ascii="Times New Roman" w:hAnsi="Times New Roman" w:cs="Times New Roman"/>
-          <w:sz w:val="28"/>
-          <w:szCs w:val="28"/>
-        </w:rPr>
-      </w:pPr>
-      <w:r>
-        <w:rPr>
-          <w:rFonts w:ascii="Times New Roman" w:hAnsi="Times New Roman" w:cs="Times New Roman"/>
-          <w:sz w:val="28"/>
-          <w:szCs w:val="28"/>
-        </w:rPr>
         <w:t xml:space="preserve">4. </w:t>
       </w:r>
       <w:proofErr w:type="spellStart"/>
@@ -9448,6 +10176,137 @@
           <w:szCs w:val="28"/>
           <w:lang w:val="en-US"/>
         </w:rPr>
+        <w:t>-</w:t>
+      </w:r>
+      <w:r>
+        <w:rPr>
+          <w:rFonts w:ascii="Times New Roman" w:hAnsi="Times New Roman" w:cs="Times New Roman"/>
+          <w:sz w:val="28"/>
+          <w:szCs w:val="28"/>
+          <w:lang w:val="en-US"/>
+        </w:rPr>
+        <w:tab/>
+        <w:t xml:space="preserve">src/utils/cache_manager.py — </w:t>
+      </w:r>
+      <w:r>
+        <w:rPr>
+          <w:rFonts w:ascii="Times New Roman" w:hAnsi="Times New Roman" w:cs="Times New Roman"/>
+          <w:sz w:val="28"/>
+          <w:szCs w:val="28"/>
+        </w:rPr>
+        <w:t>управление</w:t>
+      </w:r>
+      <w:r>
+        <w:rPr>
+          <w:rFonts w:ascii="Times New Roman" w:hAnsi="Times New Roman" w:cs="Times New Roman"/>
+          <w:sz w:val="28"/>
+          <w:szCs w:val="28"/>
+          <w:lang w:val="en-US"/>
+        </w:rPr>
+        <w:t xml:space="preserve"> </w:t>
+      </w:r>
+      <w:r>
+        <w:rPr>
+          <w:rFonts w:ascii="Times New Roman" w:hAnsi="Times New Roman" w:cs="Times New Roman"/>
+          <w:sz w:val="28"/>
+          <w:szCs w:val="28"/>
+        </w:rPr>
+        <w:t>кэшем</w:t>
+      </w:r>
+    </w:p>
+    <w:p>
+      <w:pPr>
+        <w:spacing w:after="0" w:line="360" w:lineRule="auto"/>
+        <w:ind w:firstLine="709"/>
+        <w:jc w:val="both"/>
+        <w:rPr>
+          <w:rFonts w:ascii="Times New Roman" w:hAnsi="Times New Roman" w:cs="Times New Roman"/>
+          <w:sz w:val="28"/>
+          <w:szCs w:val="28"/>
+          <w:lang w:val="en-US"/>
+        </w:rPr>
+      </w:pPr>
+      <w:r>
+        <w:rPr>
+          <w:rFonts w:ascii="Times New Roman" w:hAnsi="Times New Roman" w:cs="Times New Roman"/>
+          <w:sz w:val="28"/>
+          <w:szCs w:val="28"/>
+          <w:lang w:val="en-US"/>
+        </w:rPr>
+        <w:t>-</w:t>
+      </w:r>
+      <w:r>
+        <w:rPr>
+          <w:rFonts w:ascii="Times New Roman" w:hAnsi="Times New Roman" w:cs="Times New Roman"/>
+          <w:sz w:val="28"/>
+          <w:szCs w:val="28"/>
+          <w:lang w:val="en-US"/>
+        </w:rPr>
+        <w:tab/>
+        <w:t xml:space="preserve">src/parsers/content_cache.py - </w:t>
+      </w:r>
+      <w:r>
+        <w:rPr>
+          <w:rFonts w:ascii="Times New Roman" w:hAnsi="Times New Roman" w:cs="Times New Roman"/>
+          <w:sz w:val="28"/>
+          <w:szCs w:val="28"/>
+        </w:rPr>
+        <w:t>структура</w:t>
+      </w:r>
+      <w:r>
+        <w:rPr>
+          <w:rFonts w:ascii="Times New Roman" w:hAnsi="Times New Roman" w:cs="Times New Roman"/>
+          <w:sz w:val="28"/>
+          <w:szCs w:val="28"/>
+          <w:lang w:val="en-US"/>
+        </w:rPr>
+        <w:t xml:space="preserve"> </w:t>
+      </w:r>
+      <w:r>
+        <w:rPr>
+          <w:rFonts w:ascii="Times New Roman" w:hAnsi="Times New Roman" w:cs="Times New Roman"/>
+          <w:sz w:val="28"/>
+          <w:szCs w:val="28"/>
+        </w:rPr>
+        <w:t>основного</w:t>
+      </w:r>
+      <w:r>
+        <w:rPr>
+          <w:rFonts w:ascii="Times New Roman" w:hAnsi="Times New Roman" w:cs="Times New Roman"/>
+          <w:sz w:val="28"/>
+          <w:szCs w:val="28"/>
+          <w:lang w:val="en-US"/>
+        </w:rPr>
+        <w:t xml:space="preserve"> </w:t>
+      </w:r>
+      <w:r>
+        <w:rPr>
+          <w:rFonts w:ascii="Times New Roman" w:hAnsi="Times New Roman" w:cs="Times New Roman"/>
+          <w:sz w:val="28"/>
+          <w:szCs w:val="28"/>
+        </w:rPr>
+        <w:t>кэш</w:t>
+      </w:r>
+    </w:p>
+    <w:p>
+      <w:pPr>
+        <w:spacing w:after="0" w:line="360" w:lineRule="auto"/>
+        <w:ind w:firstLine="709"/>
+        <w:jc w:val="both"/>
+        <w:rPr>
+          <w:rFonts w:ascii="Times New Roman" w:hAnsi="Times New Roman" w:cs="Times New Roman"/>
+          <w:sz w:val="28"/>
+          <w:szCs w:val="28"/>
+          <w:lang w:val="en-US"/>
+        </w:rPr>
+      </w:pPr>
+      <w:r>
+        <w:rPr>
+          <w:rFonts w:ascii="Times New Roman" w:hAnsi="Times New Roman" w:cs="Times New Roman"/>
+          <w:sz w:val="28"/>
+          <w:szCs w:val="28"/>
+          <w:lang w:val="en-US"/>
+        </w:rPr>
         <w:lastRenderedPageBreak/>
         <w:t>-</w:t>
       </w:r>
@@ -9459,137 +10318,6 @@
           <w:lang w:val="en-US"/>
         </w:rPr>
         <w:tab/>
-        <w:t xml:space="preserve">src/utils/cache_manager.py — </w:t>
-      </w:r>
-      <w:r>
-        <w:rPr>
-          <w:rFonts w:ascii="Times New Roman" w:hAnsi="Times New Roman" w:cs="Times New Roman"/>
-          <w:sz w:val="28"/>
-          <w:szCs w:val="28"/>
-        </w:rPr>
-        <w:t>управление</w:t>
-      </w:r>
-      <w:r>
-        <w:rPr>
-          <w:rFonts w:ascii="Times New Roman" w:hAnsi="Times New Roman" w:cs="Times New Roman"/>
-          <w:sz w:val="28"/>
-          <w:szCs w:val="28"/>
-          <w:lang w:val="en-US"/>
-        </w:rPr>
-        <w:t xml:space="preserve"> </w:t>
-      </w:r>
-      <w:r>
-        <w:rPr>
-          <w:rFonts w:ascii="Times New Roman" w:hAnsi="Times New Roman" w:cs="Times New Roman"/>
-          <w:sz w:val="28"/>
-          <w:szCs w:val="28"/>
-        </w:rPr>
-        <w:t>кэшем</w:t>
-      </w:r>
-    </w:p>
-    <w:p>
-      <w:pPr>
-        <w:spacing w:after="0" w:line="360" w:lineRule="auto"/>
-        <w:ind w:firstLine="709"/>
-        <w:jc w:val="both"/>
-        <w:rPr>
-          <w:rFonts w:ascii="Times New Roman" w:hAnsi="Times New Roman" w:cs="Times New Roman"/>
-          <w:sz w:val="28"/>
-          <w:szCs w:val="28"/>
-          <w:lang w:val="en-US"/>
-        </w:rPr>
-      </w:pPr>
-      <w:r>
-        <w:rPr>
-          <w:rFonts w:ascii="Times New Roman" w:hAnsi="Times New Roman" w:cs="Times New Roman"/>
-          <w:sz w:val="28"/>
-          <w:szCs w:val="28"/>
-          <w:lang w:val="en-US"/>
-        </w:rPr>
-        <w:t>-</w:t>
-      </w:r>
-      <w:r>
-        <w:rPr>
-          <w:rFonts w:ascii="Times New Roman" w:hAnsi="Times New Roman" w:cs="Times New Roman"/>
-          <w:sz w:val="28"/>
-          <w:szCs w:val="28"/>
-          <w:lang w:val="en-US"/>
-        </w:rPr>
-        <w:tab/>
-        <w:t xml:space="preserve">src/parsers/content_cache.py - </w:t>
-      </w:r>
-      <w:r>
-        <w:rPr>
-          <w:rFonts w:ascii="Times New Roman" w:hAnsi="Times New Roman" w:cs="Times New Roman"/>
-          <w:sz w:val="28"/>
-          <w:szCs w:val="28"/>
-        </w:rPr>
-        <w:t>структура</w:t>
-      </w:r>
-      <w:r>
-        <w:rPr>
-          <w:rFonts w:ascii="Times New Roman" w:hAnsi="Times New Roman" w:cs="Times New Roman"/>
-          <w:sz w:val="28"/>
-          <w:szCs w:val="28"/>
-          <w:lang w:val="en-US"/>
-        </w:rPr>
-        <w:t xml:space="preserve"> </w:t>
-      </w:r>
-      <w:r>
-        <w:rPr>
-          <w:rFonts w:ascii="Times New Roman" w:hAnsi="Times New Roman" w:cs="Times New Roman"/>
-          <w:sz w:val="28"/>
-          <w:szCs w:val="28"/>
-        </w:rPr>
-        <w:t>основного</w:t>
-      </w:r>
-      <w:r>
-        <w:rPr>
-          <w:rFonts w:ascii="Times New Roman" w:hAnsi="Times New Roman" w:cs="Times New Roman"/>
-          <w:sz w:val="28"/>
-          <w:szCs w:val="28"/>
-          <w:lang w:val="en-US"/>
-        </w:rPr>
-        <w:t xml:space="preserve"> </w:t>
-      </w:r>
-      <w:r>
-        <w:rPr>
-          <w:rFonts w:ascii="Times New Roman" w:hAnsi="Times New Roman" w:cs="Times New Roman"/>
-          <w:sz w:val="28"/>
-          <w:szCs w:val="28"/>
-        </w:rPr>
-        <w:t>кэш</w:t>
-      </w:r>
-    </w:p>
-    <w:p>
-      <w:pPr>
-        <w:spacing w:after="0" w:line="360" w:lineRule="auto"/>
-        <w:ind w:firstLine="709"/>
-        <w:jc w:val="both"/>
-        <w:rPr>
-          <w:rFonts w:ascii="Times New Roman" w:hAnsi="Times New Roman" w:cs="Times New Roman"/>
-          <w:sz w:val="28"/>
-          <w:szCs w:val="28"/>
-          <w:lang w:val="en-US"/>
-        </w:rPr>
-      </w:pPr>
-      <w:r>
-        <w:rPr>
-          <w:rFonts w:ascii="Times New Roman" w:hAnsi="Times New Roman" w:cs="Times New Roman"/>
-          <w:sz w:val="28"/>
-          <w:szCs w:val="28"/>
-          <w:lang w:val="en-US"/>
-        </w:rPr>
-        <w:t>-</w:t>
-      </w:r>
-      <w:r>
-        <w:rPr>
-          <w:rFonts w:ascii="Times New Roman" w:hAnsi="Times New Roman" w:cs="Times New Roman"/>
-          <w:sz w:val="28"/>
-          <w:szCs w:val="28"/>
-          <w:lang w:val="en-US"/>
-        </w:rPr>
-        <w:tab/>
         <w:t xml:space="preserve">src/parsers/metadata_cache.py - </w:t>
       </w:r>
       <w:r>
@@ -10321,6 +11049,35 @@
           <w:sz w:val="28"/>
           <w:szCs w:val="28"/>
         </w:rPr>
+        <w:t>-</w:t>
+      </w:r>
+      <w:r>
+        <w:rPr>
+          <w:rFonts w:ascii="Times New Roman" w:hAnsi="Times New Roman" w:cs="Times New Roman"/>
+          <w:sz w:val="28"/>
+          <w:szCs w:val="28"/>
+        </w:rPr>
+        <w:tab/>
+        <w:t>file_operations.py — операции с файлами (создание, загрузка, сохранение ST/MD)</w:t>
+      </w:r>
+    </w:p>
+    <w:p>
+      <w:pPr>
+        <w:spacing w:after="0" w:line="360" w:lineRule="auto"/>
+        <w:ind w:firstLine="709"/>
+        <w:jc w:val="both"/>
+        <w:rPr>
+          <w:rFonts w:ascii="Times New Roman" w:hAnsi="Times New Roman" w:cs="Times New Roman"/>
+          <w:sz w:val="28"/>
+          <w:szCs w:val="28"/>
+        </w:rPr>
+      </w:pPr>
+      <w:r>
+        <w:rPr>
+          <w:rFonts w:ascii="Times New Roman" w:hAnsi="Times New Roman" w:cs="Times New Roman"/>
+          <w:sz w:val="28"/>
+          <w:szCs w:val="28"/>
+        </w:rPr>
         <w:lastRenderedPageBreak/>
         <w:t>-</w:t>
       </w:r>
@@ -10331,35 +11088,6 @@
           <w:szCs w:val="28"/>
         </w:rPr>
         <w:tab/>
-        <w:t>file_operations.py — операции с файлами (создание, загрузка, сохранение ST/MD)</w:t>
-      </w:r>
-    </w:p>
-    <w:p>
-      <w:pPr>
-        <w:spacing w:after="0" w:line="360" w:lineRule="auto"/>
-        <w:ind w:firstLine="709"/>
-        <w:jc w:val="both"/>
-        <w:rPr>
-          <w:rFonts w:ascii="Times New Roman" w:hAnsi="Times New Roman" w:cs="Times New Roman"/>
-          <w:sz w:val="28"/>
-          <w:szCs w:val="28"/>
-        </w:rPr>
-      </w:pPr>
-      <w:r>
-        <w:rPr>
-          <w:rFonts w:ascii="Times New Roman" w:hAnsi="Times New Roman" w:cs="Times New Roman"/>
-          <w:sz w:val="28"/>
-          <w:szCs w:val="28"/>
-        </w:rPr>
-        <w:t>-</w:t>
-      </w:r>
-      <w:r>
-        <w:rPr>
-          <w:rFonts w:ascii="Times New Roman" w:hAnsi="Times New Roman" w:cs="Times New Roman"/>
-          <w:sz w:val="28"/>
-          <w:szCs w:val="28"/>
-        </w:rPr>
-        <w:tab/>
         <w:t>delta_operations.py — операции с дельтами (отслеживание изменений структуры)</w:t>
       </w:r>
     </w:p>
@@ -10709,27 +11437,27 @@
           <w:sz w:val="28"/>
           <w:szCs w:val="28"/>
         </w:rPr>
+        <w:t>src/managers/toolbar_manager.py — менеджер панелей инструментов (создание и управление панелями инструментов)</w:t>
+      </w:r>
+    </w:p>
+    <w:p>
+      <w:pPr>
+        <w:spacing w:after="0" w:line="360" w:lineRule="auto"/>
+        <w:ind w:firstLine="709"/>
+        <w:jc w:val="both"/>
+        <w:rPr>
+          <w:rFonts w:ascii="Times New Roman" w:hAnsi="Times New Roman" w:cs="Times New Roman"/>
+          <w:sz w:val="28"/>
+          <w:szCs w:val="28"/>
+        </w:rPr>
+      </w:pPr>
+      <w:r>
+        <w:rPr>
+          <w:rFonts w:ascii="Times New Roman" w:hAnsi="Times New Roman" w:cs="Times New Roman"/>
+          <w:sz w:val="28"/>
+          <w:szCs w:val="28"/>
+        </w:rPr>
         <w:lastRenderedPageBreak/>
-        <w:t>src/managers/toolbar_manager.py — менеджер панелей инструментов (создание и управление панелями инструментов)</w:t>
-      </w:r>
-    </w:p>
-    <w:p>
-      <w:pPr>
-        <w:spacing w:after="0" w:line="360" w:lineRule="auto"/>
-        <w:ind w:firstLine="709"/>
-        <w:jc w:val="both"/>
-        <w:rPr>
-          <w:rFonts w:ascii="Times New Roman" w:hAnsi="Times New Roman" w:cs="Times New Roman"/>
-          <w:sz w:val="28"/>
-          <w:szCs w:val="28"/>
-        </w:rPr>
-      </w:pPr>
-      <w:r>
-        <w:rPr>
-          <w:rFonts w:ascii="Times New Roman" w:hAnsi="Times New Roman" w:cs="Times New Roman"/>
-          <w:sz w:val="28"/>
-          <w:szCs w:val="28"/>
-        </w:rPr>
         <w:t>src/managers/ui_manager.py — менеджер UI-компонентов (фабрика кнопок, панелей, разделителей)</w:t>
       </w:r>
     </w:p>
@@ -11097,7 +11825,6 @@
           <w:sz w:val="28"/>
           <w:szCs w:val="28"/>
         </w:rPr>
-        <w:lastRenderedPageBreak/>
         <w:t>-</w:t>
       </w:r>
       <w:r>
@@ -11130,6 +11857,7 @@
           <w:sz w:val="28"/>
           <w:szCs w:val="28"/>
         </w:rPr>
+        <w:lastRenderedPageBreak/>
         <w:t>-</w:t>
       </w:r>
       <w:r>
@@ -11501,45 +12229,45 @@
           <w:sz w:val="28"/>
           <w:szCs w:val="28"/>
         </w:rPr>
+        <w:t xml:space="preserve">src/widgets/md/markdown_styles.py — стили </w:t>
+      </w:r>
+      <w:proofErr w:type="spellStart"/>
+      <w:r>
+        <w:rPr>
+          <w:rFonts w:ascii="Times New Roman" w:hAnsi="Times New Roman" w:cs="Times New Roman"/>
+          <w:sz w:val="28"/>
+          <w:szCs w:val="28"/>
+        </w:rPr>
+        <w:t>Markdown</w:t>
+      </w:r>
+      <w:proofErr w:type="spellEnd"/>
+      <w:r>
+        <w:rPr>
+          <w:rFonts w:ascii="Times New Roman" w:hAnsi="Times New Roman" w:cs="Times New Roman"/>
+          <w:sz w:val="28"/>
+          <w:szCs w:val="28"/>
+        </w:rPr>
+        <w:t xml:space="preserve"> (правила форматирования для подсветки)</w:t>
+      </w:r>
+    </w:p>
+    <w:p>
+      <w:pPr>
+        <w:spacing w:after="0" w:line="360" w:lineRule="auto"/>
+        <w:ind w:firstLine="709"/>
+        <w:jc w:val="both"/>
+        <w:rPr>
+          <w:rFonts w:ascii="Times New Roman" w:hAnsi="Times New Roman" w:cs="Times New Roman"/>
+          <w:sz w:val="28"/>
+          <w:szCs w:val="28"/>
+        </w:rPr>
+      </w:pPr>
+      <w:r>
+        <w:rPr>
+          <w:rFonts w:ascii="Times New Roman" w:hAnsi="Times New Roman" w:cs="Times New Roman"/>
+          <w:sz w:val="28"/>
+          <w:szCs w:val="28"/>
+        </w:rPr>
         <w:lastRenderedPageBreak/>
-        <w:t xml:space="preserve">src/widgets/md/markdown_styles.py — стили </w:t>
-      </w:r>
-      <w:proofErr w:type="spellStart"/>
-      <w:r>
-        <w:rPr>
-          <w:rFonts w:ascii="Times New Roman" w:hAnsi="Times New Roman" w:cs="Times New Roman"/>
-          <w:sz w:val="28"/>
-          <w:szCs w:val="28"/>
-        </w:rPr>
-        <w:t>Markdown</w:t>
-      </w:r>
-      <w:proofErr w:type="spellEnd"/>
-      <w:r>
-        <w:rPr>
-          <w:rFonts w:ascii="Times New Roman" w:hAnsi="Times New Roman" w:cs="Times New Roman"/>
-          <w:sz w:val="28"/>
-          <w:szCs w:val="28"/>
-        </w:rPr>
-        <w:t xml:space="preserve"> (правила форматирования для подсветки)</w:t>
-      </w:r>
-    </w:p>
-    <w:p>
-      <w:pPr>
-        <w:spacing w:after="0" w:line="360" w:lineRule="auto"/>
-        <w:ind w:firstLine="709"/>
-        <w:jc w:val="both"/>
-        <w:rPr>
-          <w:rFonts w:ascii="Times New Roman" w:hAnsi="Times New Roman" w:cs="Times New Roman"/>
-          <w:sz w:val="28"/>
-          <w:szCs w:val="28"/>
-        </w:rPr>
-      </w:pPr>
-      <w:r>
-        <w:rPr>
-          <w:rFonts w:ascii="Times New Roman" w:hAnsi="Times New Roman" w:cs="Times New Roman"/>
-          <w:sz w:val="28"/>
-          <w:szCs w:val="28"/>
-        </w:rPr>
         <w:t>src/widgets/st/st_highlighter.py — подсветка синтаксиса ST (подсветка кода через ANTLR)</w:t>
       </w:r>
     </w:p>
@@ -11720,7 +12448,7 @@
           <w:sz w:val="28"/>
           <w:szCs w:val="28"/>
         </w:rPr>
-        <w:t xml:space="preserve">Модели данных приложения — это способы организации информации, которые используются для хранения и работы с данными в программе. В приложении выделяются четыре основные модели: модель дерева файлов для </w:t>
+        <w:t xml:space="preserve">Модели данных приложения — это способы организации информации, которые используются для хранения и работы с данными в программе. В приложении выделяются четыре основные модели: модель дерева файлов для отображения иерархической структуры, модель элемента дерева для представления отдельных узлов, модель кнопки для управления настройками </w:t>
       </w:r>
       <w:r>
         <w:rPr>
@@ -11729,7 +12457,7 @@
           <w:szCs w:val="28"/>
         </w:rPr>
         <w:lastRenderedPageBreak/>
-        <w:t xml:space="preserve">отображения иерархической структуры, модель элемента дерева для представления отдельных узлов, модель кнопки для управления настройками стартовой панели и структура данных </w:t>
+        <w:t xml:space="preserve">стартовой панели и структура данных </w:t>
       </w:r>
       <w:proofErr w:type="spellStart"/>
       <w:r>
@@ -12212,7 +12940,25 @@
           <w:sz w:val="28"/>
           <w:szCs w:val="28"/>
         </w:rPr>
-        <w:t xml:space="preserve">. Корневой элемент модели </w:t>
+        <w:t>. Корневой элемент модели (</w:t>
+      </w:r>
+      <w:proofErr w:type="spellStart"/>
+      <w:r>
+        <w:rPr>
+          <w:rFonts w:ascii="Times New Roman" w:hAnsi="Times New Roman" w:cs="Times New Roman"/>
+          <w:sz w:val="28"/>
+          <w:szCs w:val="28"/>
+        </w:rPr>
+        <w:t>root_item</w:t>
+      </w:r>
+      <w:proofErr w:type="spellEnd"/>
+      <w:r>
+        <w:rPr>
+          <w:rFonts w:ascii="Times New Roman" w:hAnsi="Times New Roman" w:cs="Times New Roman"/>
+          <w:sz w:val="28"/>
+          <w:szCs w:val="28"/>
+        </w:rPr>
+        <w:t xml:space="preserve">) является невидимым узлом верхнего уровня, который содержит все файлы, отображаемые в интерфейсе. Каждый файл, в свою очередь, может </w:t>
       </w:r>
       <w:r>
         <w:rPr>
@@ -12221,45 +12967,237 @@
           <w:szCs w:val="28"/>
         </w:rPr>
         <w:lastRenderedPageBreak/>
+        <w:t>содержать вложенные элементы (папки, шаблоны, секции), образуя иерархическую структуру произвольной глубины.</w:t>
+      </w:r>
+    </w:p>
+    <w:p>
+      <w:pPr>
+        <w:spacing w:after="0" w:line="360" w:lineRule="auto"/>
+        <w:ind w:firstLine="709"/>
+        <w:jc w:val="both"/>
+        <w:rPr>
+          <w:rFonts w:ascii="Times New Roman" w:hAnsi="Times New Roman" w:cs="Times New Roman"/>
+          <w:sz w:val="28"/>
+          <w:szCs w:val="28"/>
+        </w:rPr>
+      </w:pPr>
+      <w:r>
+        <w:rPr>
+          <w:rFonts w:ascii="Times New Roman" w:hAnsi="Times New Roman" w:cs="Times New Roman"/>
+          <w:sz w:val="28"/>
+          <w:szCs w:val="28"/>
+        </w:rPr>
+        <w:t>Модель хранит следующие атрибуты:</w:t>
+      </w:r>
+    </w:p>
+    <w:p>
+      <w:pPr>
+        <w:spacing w:after="0" w:line="360" w:lineRule="auto"/>
+        <w:ind w:firstLine="709"/>
+        <w:jc w:val="both"/>
+        <w:rPr>
+          <w:rFonts w:ascii="Times New Roman" w:hAnsi="Times New Roman" w:cs="Times New Roman"/>
+          <w:sz w:val="28"/>
+          <w:szCs w:val="28"/>
+        </w:rPr>
+      </w:pPr>
+      <w:r>
+        <w:rPr>
+          <w:rFonts w:ascii="Times New Roman" w:hAnsi="Times New Roman" w:cs="Times New Roman"/>
+          <w:sz w:val="28"/>
+          <w:szCs w:val="28"/>
+        </w:rPr>
+        <w:t>-</w:t>
+      </w:r>
+      <w:r>
+        <w:rPr>
+          <w:rFonts w:ascii="Times New Roman" w:hAnsi="Times New Roman" w:cs="Times New Roman"/>
+          <w:sz w:val="28"/>
+          <w:szCs w:val="28"/>
+        </w:rPr>
+        <w:t xml:space="preserve"> </w:t>
+      </w:r>
+      <w:proofErr w:type="spellStart"/>
+      <w:r>
+        <w:rPr>
+          <w:rFonts w:ascii="Times New Roman" w:hAnsi="Times New Roman" w:cs="Times New Roman"/>
+          <w:sz w:val="28"/>
+          <w:szCs w:val="28"/>
+        </w:rPr>
+        <w:t>root_item</w:t>
+      </w:r>
+      <w:proofErr w:type="spellEnd"/>
+      <w:r>
+        <w:rPr>
+          <w:rFonts w:ascii="Times New Roman" w:hAnsi="Times New Roman" w:cs="Times New Roman"/>
+          <w:sz w:val="28"/>
+          <w:szCs w:val="28"/>
+        </w:rPr>
+        <w:t xml:space="preserve"> — Экземпляр класса </w:t>
+      </w:r>
+      <w:proofErr w:type="spellStart"/>
+      <w:r>
+        <w:rPr>
+          <w:rFonts w:ascii="Times New Roman" w:hAnsi="Times New Roman" w:cs="Times New Roman"/>
+          <w:sz w:val="28"/>
+          <w:szCs w:val="28"/>
+        </w:rPr>
+        <w:t>STMDFileTreeItem</w:t>
+      </w:r>
+      <w:proofErr w:type="spellEnd"/>
+      <w:r>
+        <w:rPr>
+          <w:rFonts w:ascii="Times New Roman" w:hAnsi="Times New Roman" w:cs="Times New Roman"/>
+          <w:sz w:val="28"/>
+          <w:szCs w:val="28"/>
+        </w:rPr>
+        <w:t>, представляющий корневой элемент модели. Данный элемент не отображается в интерфейсе, но служит точкой входа для навигации по структуре дерева.</w:t>
+      </w:r>
+    </w:p>
+    <w:p>
+      <w:pPr>
+        <w:spacing w:after="0" w:line="360" w:lineRule="auto"/>
+        <w:ind w:firstLine="709"/>
+        <w:jc w:val="both"/>
+        <w:rPr>
+          <w:rFonts w:ascii="Times New Roman" w:hAnsi="Times New Roman" w:cs="Times New Roman"/>
+          <w:sz w:val="28"/>
+          <w:szCs w:val="28"/>
+        </w:rPr>
+      </w:pPr>
+      <w:r>
+        <w:rPr>
+          <w:rFonts w:ascii="Times New Roman" w:hAnsi="Times New Roman" w:cs="Times New Roman"/>
+          <w:sz w:val="28"/>
+          <w:szCs w:val="28"/>
+        </w:rPr>
+        <w:t>-</w:t>
+      </w:r>
+      <w:r>
+        <w:rPr>
+          <w:rFonts w:ascii="Times New Roman" w:hAnsi="Times New Roman" w:cs="Times New Roman"/>
+          <w:sz w:val="28"/>
+          <w:szCs w:val="28"/>
+        </w:rPr>
+        <w:t xml:space="preserve"> </w:t>
+      </w:r>
+      <w:proofErr w:type="spellStart"/>
+      <w:r>
+        <w:rPr>
+          <w:rFonts w:ascii="Times New Roman" w:hAnsi="Times New Roman" w:cs="Times New Roman"/>
+          <w:sz w:val="28"/>
+          <w:szCs w:val="28"/>
+        </w:rPr>
+        <w:t>style_settings</w:t>
+      </w:r>
+      <w:proofErr w:type="spellEnd"/>
+      <w:r>
+        <w:rPr>
+          <w:rFonts w:ascii="Times New Roman" w:hAnsi="Times New Roman" w:cs="Times New Roman"/>
+          <w:sz w:val="28"/>
+          <w:szCs w:val="28"/>
+        </w:rPr>
+        <w:t xml:space="preserve"> — Словарь, содержащий настройки визуального оформления элементов различных типов. Включает информацию о цвете текста, иконке и начертании шрифта для типов: «</w:t>
+      </w:r>
+      <w:proofErr w:type="spellStart"/>
+      <w:r>
+        <w:rPr>
+          <w:rFonts w:ascii="Times New Roman" w:hAnsi="Times New Roman" w:cs="Times New Roman"/>
+          <w:sz w:val="28"/>
+          <w:szCs w:val="28"/>
+        </w:rPr>
+        <w:t>file</w:t>
+      </w:r>
+      <w:proofErr w:type="spellEnd"/>
+      <w:r>
+        <w:rPr>
+          <w:rFonts w:ascii="Times New Roman" w:hAnsi="Times New Roman" w:cs="Times New Roman"/>
+          <w:sz w:val="28"/>
+          <w:szCs w:val="28"/>
+        </w:rPr>
+        <w:t>», «</w:t>
+      </w:r>
+      <w:proofErr w:type="spellStart"/>
+      <w:r>
+        <w:rPr>
+          <w:rFonts w:ascii="Times New Roman" w:hAnsi="Times New Roman" w:cs="Times New Roman"/>
+          <w:sz w:val="28"/>
+          <w:szCs w:val="28"/>
+        </w:rPr>
+        <w:t>folder</w:t>
+      </w:r>
+      <w:proofErr w:type="spellEnd"/>
+      <w:r>
+        <w:rPr>
+          <w:rFonts w:ascii="Times New Roman" w:hAnsi="Times New Roman" w:cs="Times New Roman"/>
+          <w:sz w:val="28"/>
+          <w:szCs w:val="28"/>
+        </w:rPr>
+        <w:t>», «</w:t>
+      </w:r>
+      <w:proofErr w:type="spellStart"/>
+      <w:r>
+        <w:rPr>
+          <w:rFonts w:ascii="Times New Roman" w:hAnsi="Times New Roman" w:cs="Times New Roman"/>
+          <w:sz w:val="28"/>
+          <w:szCs w:val="28"/>
+        </w:rPr>
+        <w:t>template</w:t>
+      </w:r>
+      <w:proofErr w:type="spellEnd"/>
+      <w:r>
+        <w:rPr>
+          <w:rFonts w:ascii="Times New Roman" w:hAnsi="Times New Roman" w:cs="Times New Roman"/>
+          <w:sz w:val="28"/>
+          <w:szCs w:val="28"/>
+        </w:rPr>
+        <w:t>», «</w:t>
+      </w:r>
+      <w:proofErr w:type="spellStart"/>
+      <w:r>
+        <w:rPr>
+          <w:rFonts w:ascii="Times New Roman" w:hAnsi="Times New Roman" w:cs="Times New Roman"/>
+          <w:sz w:val="28"/>
+          <w:szCs w:val="28"/>
+        </w:rPr>
+        <w:t>markdown</w:t>
+      </w:r>
+      <w:proofErr w:type="spellEnd"/>
+      <w:r>
+        <w:rPr>
+          <w:rFonts w:ascii="Times New Roman" w:hAnsi="Times New Roman" w:cs="Times New Roman"/>
+          <w:sz w:val="28"/>
+          <w:szCs w:val="28"/>
+        </w:rPr>
+        <w:t xml:space="preserve">». Данные настройки используются методом </w:t>
+      </w:r>
+      <w:proofErr w:type="spellStart"/>
+      <w:proofErr w:type="gramStart"/>
+      <w:r>
+        <w:rPr>
+          <w:rFonts w:ascii="Times New Roman" w:hAnsi="Times New Roman" w:cs="Times New Roman"/>
+          <w:sz w:val="28"/>
+          <w:szCs w:val="28"/>
+        </w:rPr>
+        <w:t>data</w:t>
+      </w:r>
+      <w:proofErr w:type="spellEnd"/>
+      <w:r>
+        <w:rPr>
+          <w:rFonts w:ascii="Times New Roman" w:hAnsi="Times New Roman" w:cs="Times New Roman"/>
+          <w:sz w:val="28"/>
+          <w:szCs w:val="28"/>
+        </w:rPr>
         <w:t>(</w:t>
       </w:r>
-      <w:proofErr w:type="spellStart"/>
-      <w:r>
-        <w:rPr>
-          <w:rFonts w:ascii="Times New Roman" w:hAnsi="Times New Roman" w:cs="Times New Roman"/>
-          <w:sz w:val="28"/>
-          <w:szCs w:val="28"/>
-        </w:rPr>
-        <w:t>root_item</w:t>
-      </w:r>
-      <w:proofErr w:type="spellEnd"/>
-      <w:r>
-        <w:rPr>
-          <w:rFonts w:ascii="Times New Roman" w:hAnsi="Times New Roman" w:cs="Times New Roman"/>
-          <w:sz w:val="28"/>
-          <w:szCs w:val="28"/>
-        </w:rPr>
-        <w:t>) является невидимым узлом верхнего уровня, который содержит все файлы, отображаемые в интерфейсе. Каждый файл, в свою очередь, может содержать вложенные элементы (папки, шаблоны, секции), образуя иерархическую структуру произвольной глубины.</w:t>
-      </w:r>
-    </w:p>
-    <w:p>
-      <w:pPr>
-        <w:spacing w:after="0" w:line="360" w:lineRule="auto"/>
-        <w:ind w:firstLine="709"/>
-        <w:jc w:val="both"/>
-        <w:rPr>
-          <w:rFonts w:ascii="Times New Roman" w:hAnsi="Times New Roman" w:cs="Times New Roman"/>
-          <w:sz w:val="28"/>
-          <w:szCs w:val="28"/>
-        </w:rPr>
-      </w:pPr>
-      <w:r>
-        <w:rPr>
-          <w:rFonts w:ascii="Times New Roman" w:hAnsi="Times New Roman" w:cs="Times New Roman"/>
-          <w:sz w:val="28"/>
-          <w:szCs w:val="28"/>
-        </w:rPr>
-        <w:t>Модель хранит следующие атрибуты:</w:t>
+      <w:proofErr w:type="gramEnd"/>
+      <w:r>
+        <w:rPr>
+          <w:rFonts w:ascii="Times New Roman" w:hAnsi="Times New Roman" w:cs="Times New Roman"/>
+          <w:sz w:val="28"/>
+          <w:szCs w:val="28"/>
+        </w:rPr>
+        <w:t>) для определения внешнего вида элементов в представлении.</w:t>
       </w:r>
     </w:p>
     <w:p>
@@ -12296,34 +13234,128 @@
           <w:sz w:val="28"/>
           <w:szCs w:val="28"/>
         </w:rPr>
-        <w:t>root_item</w:t>
-      </w:r>
-      <w:proofErr w:type="spellEnd"/>
-      <w:r>
-        <w:rPr>
-          <w:rFonts w:ascii="Times New Roman" w:hAnsi="Times New Roman" w:cs="Times New Roman"/>
-          <w:sz w:val="28"/>
-          <w:szCs w:val="28"/>
-        </w:rPr>
-        <w:t xml:space="preserve"> — Экземпляр класса </w:t>
-      </w:r>
-      <w:proofErr w:type="spellStart"/>
-      <w:r>
-        <w:rPr>
-          <w:rFonts w:ascii="Times New Roman" w:hAnsi="Times New Roman" w:cs="Times New Roman"/>
-          <w:sz w:val="28"/>
-          <w:szCs w:val="28"/>
-        </w:rPr>
-        <w:t>STMDFileTreeItem</w:t>
-      </w:r>
-      <w:proofErr w:type="spellEnd"/>
-      <w:r>
-        <w:rPr>
-          <w:rFonts w:ascii="Times New Roman" w:hAnsi="Times New Roman" w:cs="Times New Roman"/>
-          <w:sz w:val="28"/>
-          <w:szCs w:val="28"/>
-        </w:rPr>
-        <w:t>, представляющий корневой элемент модели. Данный элемент не отображается в интерфейсе, но служит точкой входа для навигации по структуре дерева.</w:t>
+        <w:t>content_cache</w:t>
+      </w:r>
+      <w:proofErr w:type="spellEnd"/>
+      <w:r>
+        <w:rPr>
+          <w:rFonts w:ascii="Times New Roman" w:hAnsi="Times New Roman" w:cs="Times New Roman"/>
+          <w:sz w:val="28"/>
+          <w:szCs w:val="28"/>
+        </w:rPr>
+        <w:t xml:space="preserve"> — Ссылка на экземпляр класса </w:t>
+      </w:r>
+      <w:proofErr w:type="spellStart"/>
+      <w:r>
+        <w:rPr>
+          <w:rFonts w:ascii="Times New Roman" w:hAnsi="Times New Roman" w:cs="Times New Roman"/>
+          <w:sz w:val="28"/>
+          <w:szCs w:val="28"/>
+        </w:rPr>
+        <w:t>ContentCache</w:t>
+      </w:r>
+      <w:proofErr w:type="spellEnd"/>
+      <w:r>
+        <w:rPr>
+          <w:rFonts w:ascii="Times New Roman" w:hAnsi="Times New Roman" w:cs="Times New Roman"/>
+          <w:sz w:val="28"/>
+          <w:szCs w:val="28"/>
+        </w:rPr>
+        <w:t xml:space="preserve">, обеспечивающий доступ к кэшированным данным </w:t>
+      </w:r>
+      <w:proofErr w:type="spellStart"/>
+      <w:r>
+        <w:rPr>
+          <w:rFonts w:ascii="Times New Roman" w:hAnsi="Times New Roman" w:cs="Times New Roman"/>
+          <w:sz w:val="28"/>
+          <w:szCs w:val="28"/>
+        </w:rPr>
+        <w:t>парсинга</w:t>
+      </w:r>
+      <w:proofErr w:type="spellEnd"/>
+      <w:r>
+        <w:rPr>
+          <w:rFonts w:ascii="Times New Roman" w:hAnsi="Times New Roman" w:cs="Times New Roman"/>
+          <w:sz w:val="28"/>
+          <w:szCs w:val="28"/>
+        </w:rPr>
+        <w:t xml:space="preserve"> файлов. Используется для оптимизации производительности при работе с большими объемами данных.</w:t>
+      </w:r>
+    </w:p>
+    <w:p>
+      <w:pPr>
+        <w:spacing w:after="0" w:line="360" w:lineRule="auto"/>
+        <w:ind w:firstLine="709"/>
+        <w:jc w:val="both"/>
+        <w:rPr>
+          <w:rFonts w:ascii="Times New Roman" w:hAnsi="Times New Roman" w:cs="Times New Roman"/>
+          <w:sz w:val="28"/>
+          <w:szCs w:val="28"/>
+        </w:rPr>
+      </w:pPr>
+      <w:r>
+        <w:rPr>
+          <w:rFonts w:ascii="Times New Roman" w:hAnsi="Times New Roman" w:cs="Times New Roman"/>
+          <w:sz w:val="28"/>
+          <w:szCs w:val="28"/>
+        </w:rPr>
+        <w:t>1.3. Ключевые методы модели</w:t>
+      </w:r>
+    </w:p>
+    <w:p>
+      <w:pPr>
+        <w:spacing w:after="0" w:line="360" w:lineRule="auto"/>
+        <w:ind w:firstLine="709"/>
+        <w:jc w:val="both"/>
+        <w:rPr>
+          <w:rFonts w:ascii="Times New Roman" w:hAnsi="Times New Roman" w:cs="Times New Roman"/>
+          <w:sz w:val="28"/>
+          <w:szCs w:val="28"/>
+        </w:rPr>
+      </w:pPr>
+      <w:r>
+        <w:rPr>
+          <w:rFonts w:ascii="Times New Roman" w:hAnsi="Times New Roman" w:cs="Times New Roman"/>
+          <w:sz w:val="28"/>
+          <w:szCs w:val="28"/>
+        </w:rPr>
+        <w:t xml:space="preserve">Класс </w:t>
+      </w:r>
+      <w:proofErr w:type="spellStart"/>
+      <w:r>
+        <w:rPr>
+          <w:rFonts w:ascii="Times New Roman" w:hAnsi="Times New Roman" w:cs="Times New Roman"/>
+          <w:sz w:val="28"/>
+          <w:szCs w:val="28"/>
+        </w:rPr>
+        <w:t>STMDFileTreeModel</w:t>
+      </w:r>
+      <w:proofErr w:type="spellEnd"/>
+      <w:r>
+        <w:rPr>
+          <w:rFonts w:ascii="Times New Roman" w:hAnsi="Times New Roman" w:cs="Times New Roman"/>
+          <w:sz w:val="28"/>
+          <w:szCs w:val="28"/>
+        </w:rPr>
+        <w:t xml:space="preserve"> реализует обязательные методы интерфейса </w:t>
+      </w:r>
+      <w:proofErr w:type="spellStart"/>
+      <w:r>
+        <w:rPr>
+          <w:rFonts w:ascii="Times New Roman" w:hAnsi="Times New Roman" w:cs="Times New Roman"/>
+          <w:sz w:val="28"/>
+          <w:szCs w:val="28"/>
+        </w:rPr>
+        <w:t>QAbstractItemModel</w:t>
+      </w:r>
+      <w:proofErr w:type="spellEnd"/>
+      <w:r>
+        <w:rPr>
+          <w:rFonts w:ascii="Times New Roman" w:hAnsi="Times New Roman" w:cs="Times New Roman"/>
+          <w:sz w:val="28"/>
+          <w:szCs w:val="28"/>
+        </w:rPr>
+        <w:t>, а также предоставляет дополнительные методы для работы с данными:</w:t>
       </w:r>
     </w:p>
     <w:p>
@@ -12354,96 +13386,6 @@
         <w:t xml:space="preserve"> </w:t>
       </w:r>
       <w:proofErr w:type="spellStart"/>
-      <w:r>
-        <w:rPr>
-          <w:rFonts w:ascii="Times New Roman" w:hAnsi="Times New Roman" w:cs="Times New Roman"/>
-          <w:sz w:val="28"/>
-          <w:szCs w:val="28"/>
-        </w:rPr>
-        <w:t>style_settings</w:t>
-      </w:r>
-      <w:proofErr w:type="spellEnd"/>
-      <w:r>
-        <w:rPr>
-          <w:rFonts w:ascii="Times New Roman" w:hAnsi="Times New Roman" w:cs="Times New Roman"/>
-          <w:sz w:val="28"/>
-          <w:szCs w:val="28"/>
-        </w:rPr>
-        <w:t xml:space="preserve"> — Словарь, содержащий настройки визуального оформления элементов различных типов. Включает информацию о цвете текста, иконке и начертании шрифта для типов: «</w:t>
-      </w:r>
-      <w:proofErr w:type="spellStart"/>
-      <w:r>
-        <w:rPr>
-          <w:rFonts w:ascii="Times New Roman" w:hAnsi="Times New Roman" w:cs="Times New Roman"/>
-          <w:sz w:val="28"/>
-          <w:szCs w:val="28"/>
-        </w:rPr>
-        <w:t>file</w:t>
-      </w:r>
-      <w:proofErr w:type="spellEnd"/>
-      <w:r>
-        <w:rPr>
-          <w:rFonts w:ascii="Times New Roman" w:hAnsi="Times New Roman" w:cs="Times New Roman"/>
-          <w:sz w:val="28"/>
-          <w:szCs w:val="28"/>
-        </w:rPr>
-        <w:t>», «</w:t>
-      </w:r>
-      <w:proofErr w:type="spellStart"/>
-      <w:r>
-        <w:rPr>
-          <w:rFonts w:ascii="Times New Roman" w:hAnsi="Times New Roman" w:cs="Times New Roman"/>
-          <w:sz w:val="28"/>
-          <w:szCs w:val="28"/>
-        </w:rPr>
-        <w:t>folder</w:t>
-      </w:r>
-      <w:proofErr w:type="spellEnd"/>
-      <w:r>
-        <w:rPr>
-          <w:rFonts w:ascii="Times New Roman" w:hAnsi="Times New Roman" w:cs="Times New Roman"/>
-          <w:sz w:val="28"/>
-          <w:szCs w:val="28"/>
-        </w:rPr>
-        <w:t>», «</w:t>
-      </w:r>
-      <w:proofErr w:type="spellStart"/>
-      <w:r>
-        <w:rPr>
-          <w:rFonts w:ascii="Times New Roman" w:hAnsi="Times New Roman" w:cs="Times New Roman"/>
-          <w:sz w:val="28"/>
-          <w:szCs w:val="28"/>
-        </w:rPr>
-        <w:t>template</w:t>
-      </w:r>
-      <w:proofErr w:type="spellEnd"/>
-      <w:r>
-        <w:rPr>
-          <w:rFonts w:ascii="Times New Roman" w:hAnsi="Times New Roman" w:cs="Times New Roman"/>
-          <w:sz w:val="28"/>
-          <w:szCs w:val="28"/>
-        </w:rPr>
-        <w:t>», «</w:t>
-      </w:r>
-      <w:proofErr w:type="spellStart"/>
-      <w:r>
-        <w:rPr>
-          <w:rFonts w:ascii="Times New Roman" w:hAnsi="Times New Roman" w:cs="Times New Roman"/>
-          <w:sz w:val="28"/>
-          <w:szCs w:val="28"/>
-        </w:rPr>
-        <w:t>markdown</w:t>
-      </w:r>
-      <w:proofErr w:type="spellEnd"/>
-      <w:r>
-        <w:rPr>
-          <w:rFonts w:ascii="Times New Roman" w:hAnsi="Times New Roman" w:cs="Times New Roman"/>
-          <w:sz w:val="28"/>
-          <w:szCs w:val="28"/>
-        </w:rPr>
-        <w:t xml:space="preserve">». Данные настройки используются методом </w:t>
-      </w:r>
-      <w:proofErr w:type="spellStart"/>
       <w:proofErr w:type="gramStart"/>
       <w:r>
         <w:rPr>
@@ -12451,7 +13393,7 @@
           <w:sz w:val="28"/>
           <w:szCs w:val="28"/>
         </w:rPr>
-        <w:t>data</w:t>
+        <w:t>index</w:t>
       </w:r>
       <w:proofErr w:type="spellEnd"/>
       <w:r>
@@ -12462,6 +13404,7 @@
         </w:rPr>
         <w:t>(</w:t>
       </w:r>
+      <w:proofErr w:type="spellStart"/>
       <w:proofErr w:type="gramEnd"/>
       <w:r>
         <w:rPr>
@@ -12469,7 +13412,116 @@
           <w:sz w:val="28"/>
           <w:szCs w:val="28"/>
         </w:rPr>
-        <w:t>) для определения внешнего вида элементов в представлении.</w:t>
+        <w:t>row</w:t>
+      </w:r>
+      <w:proofErr w:type="spellEnd"/>
+      <w:r>
+        <w:rPr>
+          <w:rFonts w:ascii="Times New Roman" w:hAnsi="Times New Roman" w:cs="Times New Roman"/>
+          <w:sz w:val="28"/>
+          <w:szCs w:val="28"/>
+        </w:rPr>
+        <w:t xml:space="preserve">, </w:t>
+      </w:r>
+      <w:proofErr w:type="spellStart"/>
+      <w:r>
+        <w:rPr>
+          <w:rFonts w:ascii="Times New Roman" w:hAnsi="Times New Roman" w:cs="Times New Roman"/>
+          <w:sz w:val="28"/>
+          <w:szCs w:val="28"/>
+        </w:rPr>
+        <w:t>column</w:t>
+      </w:r>
+      <w:proofErr w:type="spellEnd"/>
+      <w:r>
+        <w:rPr>
+          <w:rFonts w:ascii="Times New Roman" w:hAnsi="Times New Roman" w:cs="Times New Roman"/>
+          <w:sz w:val="28"/>
+          <w:szCs w:val="28"/>
+        </w:rPr>
+        <w:t xml:space="preserve">, </w:t>
+      </w:r>
+      <w:proofErr w:type="spellStart"/>
+      <w:r>
+        <w:rPr>
+          <w:rFonts w:ascii="Times New Roman" w:hAnsi="Times New Roman" w:cs="Times New Roman"/>
+          <w:sz w:val="28"/>
+          <w:szCs w:val="28"/>
+        </w:rPr>
+        <w:t>parent</w:t>
+      </w:r>
+      <w:proofErr w:type="spellEnd"/>
+      <w:r>
+        <w:rPr>
+          <w:rFonts w:ascii="Times New Roman" w:hAnsi="Times New Roman" w:cs="Times New Roman"/>
+          <w:sz w:val="28"/>
+          <w:szCs w:val="28"/>
+        </w:rPr>
+        <w:t xml:space="preserve">) — Создает и возвращает индекс модели для элемента с указанными параметрами. Метод является обязательным для реализации </w:t>
+      </w:r>
+      <w:proofErr w:type="spellStart"/>
+      <w:r>
+        <w:rPr>
+          <w:rFonts w:ascii="Times New Roman" w:hAnsi="Times New Roman" w:cs="Times New Roman"/>
+          <w:sz w:val="28"/>
+          <w:szCs w:val="28"/>
+        </w:rPr>
+        <w:t>QAbstractItemModel</w:t>
+      </w:r>
+      <w:proofErr w:type="spellEnd"/>
+      <w:r>
+        <w:rPr>
+          <w:rFonts w:ascii="Times New Roman" w:hAnsi="Times New Roman" w:cs="Times New Roman"/>
+          <w:sz w:val="28"/>
+          <w:szCs w:val="28"/>
+        </w:rPr>
+        <w:t xml:space="preserve"> и используется фреймворком </w:t>
+      </w:r>
+      <w:proofErr w:type="spellStart"/>
+      <w:r>
+        <w:rPr>
+          <w:rFonts w:ascii="Times New Roman" w:hAnsi="Times New Roman" w:cs="Times New Roman"/>
+          <w:sz w:val="28"/>
+          <w:szCs w:val="28"/>
+        </w:rPr>
+        <w:t>Qt</w:t>
+      </w:r>
+      <w:proofErr w:type="spellEnd"/>
+      <w:r>
+        <w:rPr>
+          <w:rFonts w:ascii="Times New Roman" w:hAnsi="Times New Roman" w:cs="Times New Roman"/>
+          <w:sz w:val="28"/>
+          <w:szCs w:val="28"/>
+        </w:rPr>
+        <w:t xml:space="preserve"> для получения доступа к элементам данных. Выполняет проверку валидности запрошенной позиции и создает индекс через метод </w:t>
+      </w:r>
+      <w:proofErr w:type="spellStart"/>
+      <w:proofErr w:type="gramStart"/>
+      <w:r>
+        <w:rPr>
+          <w:rFonts w:ascii="Times New Roman" w:hAnsi="Times New Roman" w:cs="Times New Roman"/>
+          <w:sz w:val="28"/>
+          <w:szCs w:val="28"/>
+        </w:rPr>
+        <w:t>createIndex</w:t>
+      </w:r>
+      <w:proofErr w:type="spellEnd"/>
+      <w:r>
+        <w:rPr>
+          <w:rFonts w:ascii="Times New Roman" w:hAnsi="Times New Roman" w:cs="Times New Roman"/>
+          <w:sz w:val="28"/>
+          <w:szCs w:val="28"/>
+        </w:rPr>
+        <w:t>(</w:t>
+      </w:r>
+      <w:proofErr w:type="gramEnd"/>
+      <w:r>
+        <w:rPr>
+          <w:rFonts w:ascii="Times New Roman" w:hAnsi="Times New Roman" w:cs="Times New Roman"/>
+          <w:sz w:val="28"/>
+          <w:szCs w:val="28"/>
+        </w:rPr>
+        <w:t>).</w:t>
       </w:r>
     </w:p>
     <w:p>
@@ -12506,128 +13558,98 @@
           <w:sz w:val="28"/>
           <w:szCs w:val="28"/>
         </w:rPr>
-        <w:t>content_cache</w:t>
-      </w:r>
-      <w:proofErr w:type="spellEnd"/>
-      <w:r>
-        <w:rPr>
-          <w:rFonts w:ascii="Times New Roman" w:hAnsi="Times New Roman" w:cs="Times New Roman"/>
-          <w:sz w:val="28"/>
-          <w:szCs w:val="28"/>
-        </w:rPr>
-        <w:t xml:space="preserve"> — Ссылка на экземпляр класса </w:t>
-      </w:r>
-      <w:proofErr w:type="spellStart"/>
-      <w:r>
-        <w:rPr>
-          <w:rFonts w:ascii="Times New Roman" w:hAnsi="Times New Roman" w:cs="Times New Roman"/>
-          <w:sz w:val="28"/>
-          <w:szCs w:val="28"/>
-        </w:rPr>
-        <w:t>ContentCache</w:t>
-      </w:r>
-      <w:proofErr w:type="spellEnd"/>
-      <w:r>
-        <w:rPr>
-          <w:rFonts w:ascii="Times New Roman" w:hAnsi="Times New Roman" w:cs="Times New Roman"/>
-          <w:sz w:val="28"/>
-          <w:szCs w:val="28"/>
-        </w:rPr>
-        <w:t xml:space="preserve">, обеспечивающий доступ к кэшированным данным </w:t>
-      </w:r>
-      <w:proofErr w:type="spellStart"/>
-      <w:r>
-        <w:rPr>
-          <w:rFonts w:ascii="Times New Roman" w:hAnsi="Times New Roman" w:cs="Times New Roman"/>
-          <w:sz w:val="28"/>
-          <w:szCs w:val="28"/>
-        </w:rPr>
-        <w:t>парсинга</w:t>
-      </w:r>
-      <w:proofErr w:type="spellEnd"/>
-      <w:r>
-        <w:rPr>
-          <w:rFonts w:ascii="Times New Roman" w:hAnsi="Times New Roman" w:cs="Times New Roman"/>
-          <w:sz w:val="28"/>
-          <w:szCs w:val="28"/>
-        </w:rPr>
-        <w:t xml:space="preserve"> файлов. Используется для оптимизации производительности при работе с большими объемами данных.</w:t>
-      </w:r>
-    </w:p>
-    <w:p>
-      <w:pPr>
-        <w:spacing w:after="0" w:line="360" w:lineRule="auto"/>
-        <w:ind w:firstLine="709"/>
-        <w:jc w:val="both"/>
-        <w:rPr>
-          <w:rFonts w:ascii="Times New Roman" w:hAnsi="Times New Roman" w:cs="Times New Roman"/>
-          <w:sz w:val="28"/>
-          <w:szCs w:val="28"/>
-        </w:rPr>
-      </w:pPr>
-      <w:r>
-        <w:rPr>
-          <w:rFonts w:ascii="Times New Roman" w:hAnsi="Times New Roman" w:cs="Times New Roman"/>
-          <w:sz w:val="28"/>
-          <w:szCs w:val="28"/>
-        </w:rPr>
-        <w:t>1.3. Ключевые методы модели</w:t>
-      </w:r>
-    </w:p>
-    <w:p>
-      <w:pPr>
-        <w:spacing w:after="0" w:line="360" w:lineRule="auto"/>
-        <w:ind w:firstLine="709"/>
-        <w:jc w:val="both"/>
-        <w:rPr>
-          <w:rFonts w:ascii="Times New Roman" w:hAnsi="Times New Roman" w:cs="Times New Roman"/>
-          <w:sz w:val="28"/>
-          <w:szCs w:val="28"/>
-        </w:rPr>
-      </w:pPr>
-      <w:r>
-        <w:rPr>
-          <w:rFonts w:ascii="Times New Roman" w:hAnsi="Times New Roman" w:cs="Times New Roman"/>
-          <w:sz w:val="28"/>
-          <w:szCs w:val="28"/>
-        </w:rPr>
-        <w:t xml:space="preserve">Класс </w:t>
-      </w:r>
-      <w:proofErr w:type="spellStart"/>
-      <w:r>
-        <w:rPr>
-          <w:rFonts w:ascii="Times New Roman" w:hAnsi="Times New Roman" w:cs="Times New Roman"/>
-          <w:sz w:val="28"/>
-          <w:szCs w:val="28"/>
-        </w:rPr>
-        <w:t>STMDFileTreeModel</w:t>
-      </w:r>
-      <w:proofErr w:type="spellEnd"/>
-      <w:r>
-        <w:rPr>
-          <w:rFonts w:ascii="Times New Roman" w:hAnsi="Times New Roman" w:cs="Times New Roman"/>
-          <w:sz w:val="28"/>
-          <w:szCs w:val="28"/>
-        </w:rPr>
-        <w:t xml:space="preserve"> реализует обязательные методы интерфейса </w:t>
-      </w:r>
-      <w:proofErr w:type="spellStart"/>
-      <w:r>
-        <w:rPr>
-          <w:rFonts w:ascii="Times New Roman" w:hAnsi="Times New Roman" w:cs="Times New Roman"/>
-          <w:sz w:val="28"/>
-          <w:szCs w:val="28"/>
-        </w:rPr>
-        <w:t>QAbstractItemModel</w:t>
-      </w:r>
-      <w:proofErr w:type="spellEnd"/>
-      <w:r>
-        <w:rPr>
-          <w:rFonts w:ascii="Times New Roman" w:hAnsi="Times New Roman" w:cs="Times New Roman"/>
-          <w:sz w:val="28"/>
-          <w:szCs w:val="28"/>
-        </w:rPr>
-        <w:t>, а также предоставляет дополнительные методы для работы с данными:</w:t>
+        <w:t>parent</w:t>
+      </w:r>
+      <w:proofErr w:type="spellEnd"/>
+      <w:r>
+        <w:rPr>
+          <w:rFonts w:ascii="Times New Roman" w:hAnsi="Times New Roman" w:cs="Times New Roman"/>
+          <w:sz w:val="28"/>
+          <w:szCs w:val="28"/>
+        </w:rPr>
+        <w:t>(</w:t>
+      </w:r>
+      <w:proofErr w:type="spellStart"/>
+      <w:r>
+        <w:rPr>
+          <w:rFonts w:ascii="Times New Roman" w:hAnsi="Times New Roman" w:cs="Times New Roman"/>
+          <w:sz w:val="28"/>
+          <w:szCs w:val="28"/>
+        </w:rPr>
+        <w:t>index</w:t>
+      </w:r>
+      <w:proofErr w:type="spellEnd"/>
+      <w:r>
+        <w:rPr>
+          <w:rFonts w:ascii="Times New Roman" w:hAnsi="Times New Roman" w:cs="Times New Roman"/>
+          <w:sz w:val="28"/>
+          <w:szCs w:val="28"/>
+        </w:rPr>
+        <w:t xml:space="preserve">) — Возвращает индекс родительского элемента для указанного дочернего элемента. Используется </w:t>
+      </w:r>
+      <w:proofErr w:type="spellStart"/>
+      <w:r>
+        <w:rPr>
+          <w:rFonts w:ascii="Times New Roman" w:hAnsi="Times New Roman" w:cs="Times New Roman"/>
+          <w:sz w:val="28"/>
+          <w:szCs w:val="28"/>
+        </w:rPr>
+        <w:t>Qt</w:t>
+      </w:r>
+      <w:proofErr w:type="spellEnd"/>
+      <w:r>
+        <w:rPr>
+          <w:rFonts w:ascii="Times New Roman" w:hAnsi="Times New Roman" w:cs="Times New Roman"/>
+          <w:sz w:val="28"/>
+          <w:szCs w:val="28"/>
+        </w:rPr>
+        <w:t xml:space="preserve"> для навигации по иерархии данных. Если элемент является корневым или индекс </w:t>
+      </w:r>
+      <w:proofErr w:type="spellStart"/>
+      <w:r>
+        <w:rPr>
+          <w:rFonts w:ascii="Times New Roman" w:hAnsi="Times New Roman" w:cs="Times New Roman"/>
+          <w:sz w:val="28"/>
+          <w:szCs w:val="28"/>
+        </w:rPr>
+        <w:t>невалиден</w:t>
+      </w:r>
+      <w:proofErr w:type="spellEnd"/>
+      <w:r>
+        <w:rPr>
+          <w:rFonts w:ascii="Times New Roman" w:hAnsi="Times New Roman" w:cs="Times New Roman"/>
+          <w:sz w:val="28"/>
+          <w:szCs w:val="28"/>
+        </w:rPr>
+        <w:t xml:space="preserve">, возвращается пустой индекс </w:t>
+      </w:r>
+      <w:proofErr w:type="spellStart"/>
+      <w:proofErr w:type="gramStart"/>
+      <w:r>
+        <w:rPr>
+          <w:rFonts w:ascii="Times New Roman" w:hAnsi="Times New Roman" w:cs="Times New Roman"/>
+          <w:sz w:val="28"/>
+          <w:szCs w:val="28"/>
+        </w:rPr>
+        <w:t>QModelIndex</w:t>
+      </w:r>
+      <w:proofErr w:type="spellEnd"/>
+      <w:r>
+        <w:rPr>
+          <w:rFonts w:ascii="Times New Roman" w:hAnsi="Times New Roman" w:cs="Times New Roman"/>
+          <w:sz w:val="28"/>
+          <w:szCs w:val="28"/>
+        </w:rPr>
+        <w:t>(</w:t>
+      </w:r>
+      <w:proofErr w:type="gramEnd"/>
+      <w:r>
+        <w:rPr>
+          <w:rFonts w:ascii="Times New Roman" w:hAnsi="Times New Roman" w:cs="Times New Roman"/>
+          <w:sz w:val="28"/>
+          <w:szCs w:val="28"/>
+        </w:rPr>
+        <w:t>).</w:t>
       </w:r>
     </w:p>
     <w:p>
@@ -12658,14 +13680,13 @@
         <w:t xml:space="preserve"> </w:t>
       </w:r>
       <w:proofErr w:type="spellStart"/>
-      <w:proofErr w:type="gramStart"/>
-      <w:r>
-        <w:rPr>
-          <w:rFonts w:ascii="Times New Roman" w:hAnsi="Times New Roman" w:cs="Times New Roman"/>
-          <w:sz w:val="28"/>
-          <w:szCs w:val="28"/>
-        </w:rPr>
-        <w:t>index</w:t>
+      <w:r>
+        <w:rPr>
+          <w:rFonts w:ascii="Times New Roman" w:hAnsi="Times New Roman" w:cs="Times New Roman"/>
+          <w:sz w:val="28"/>
+          <w:szCs w:val="28"/>
+        </w:rPr>
+        <w:t>rowCount</w:t>
       </w:r>
       <w:proofErr w:type="spellEnd"/>
       <w:r>
@@ -12677,43 +13698,6 @@
         <w:t>(</w:t>
       </w:r>
       <w:proofErr w:type="spellStart"/>
-      <w:proofErr w:type="gramEnd"/>
-      <w:r>
-        <w:rPr>
-          <w:rFonts w:ascii="Times New Roman" w:hAnsi="Times New Roman" w:cs="Times New Roman"/>
-          <w:sz w:val="28"/>
-          <w:szCs w:val="28"/>
-        </w:rPr>
-        <w:t>row</w:t>
-      </w:r>
-      <w:proofErr w:type="spellEnd"/>
-      <w:r>
-        <w:rPr>
-          <w:rFonts w:ascii="Times New Roman" w:hAnsi="Times New Roman" w:cs="Times New Roman"/>
-          <w:sz w:val="28"/>
-          <w:szCs w:val="28"/>
-        </w:rPr>
-        <w:t xml:space="preserve">, </w:t>
-      </w:r>
-      <w:proofErr w:type="spellStart"/>
-      <w:r>
-        <w:rPr>
-          <w:rFonts w:ascii="Times New Roman" w:hAnsi="Times New Roman" w:cs="Times New Roman"/>
-          <w:sz w:val="28"/>
-          <w:szCs w:val="28"/>
-        </w:rPr>
-        <w:t>column</w:t>
-      </w:r>
-      <w:proofErr w:type="spellEnd"/>
-      <w:r>
-        <w:rPr>
-          <w:rFonts w:ascii="Times New Roman" w:hAnsi="Times New Roman" w:cs="Times New Roman"/>
-          <w:sz w:val="28"/>
-          <w:szCs w:val="28"/>
-        </w:rPr>
-        <w:t xml:space="preserve">, </w:t>
-      </w:r>
-      <w:proofErr w:type="spellStart"/>
       <w:r>
         <w:rPr>
           <w:rFonts w:ascii="Times New Roman" w:hAnsi="Times New Roman" w:cs="Times New Roman"/>
@@ -12729,212 +13713,8 @@
           <w:sz w:val="28"/>
           <w:szCs w:val="28"/>
         </w:rPr>
-        <w:t xml:space="preserve">) — Создает и возвращает индекс модели для элемента с указанными параметрами. Метод является обязательным для реализации </w:t>
-      </w:r>
-      <w:proofErr w:type="spellStart"/>
-      <w:r>
-        <w:rPr>
-          <w:rFonts w:ascii="Times New Roman" w:hAnsi="Times New Roman" w:cs="Times New Roman"/>
-          <w:sz w:val="28"/>
-          <w:szCs w:val="28"/>
-        </w:rPr>
-        <w:t>QAbstractItemModel</w:t>
-      </w:r>
-      <w:proofErr w:type="spellEnd"/>
-      <w:r>
-        <w:rPr>
-          <w:rFonts w:ascii="Times New Roman" w:hAnsi="Times New Roman" w:cs="Times New Roman"/>
-          <w:sz w:val="28"/>
-          <w:szCs w:val="28"/>
-        </w:rPr>
-        <w:t xml:space="preserve"> и используется фреймворком </w:t>
-      </w:r>
-      <w:proofErr w:type="spellStart"/>
-      <w:r>
-        <w:rPr>
-          <w:rFonts w:ascii="Times New Roman" w:hAnsi="Times New Roman" w:cs="Times New Roman"/>
-          <w:sz w:val="28"/>
-          <w:szCs w:val="28"/>
-        </w:rPr>
-        <w:t>Qt</w:t>
-      </w:r>
-      <w:proofErr w:type="spellEnd"/>
-      <w:r>
-        <w:rPr>
-          <w:rFonts w:ascii="Times New Roman" w:hAnsi="Times New Roman" w:cs="Times New Roman"/>
-          <w:sz w:val="28"/>
-          <w:szCs w:val="28"/>
-        </w:rPr>
-        <w:t xml:space="preserve"> для получения доступа к элементам данных. Выполняет проверку валидности запрошенной позиции и создает индекс через метод </w:t>
-      </w:r>
-      <w:proofErr w:type="spellStart"/>
-      <w:proofErr w:type="gramStart"/>
-      <w:r>
-        <w:rPr>
-          <w:rFonts w:ascii="Times New Roman" w:hAnsi="Times New Roman" w:cs="Times New Roman"/>
-          <w:sz w:val="28"/>
-          <w:szCs w:val="28"/>
-        </w:rPr>
-        <w:t>createIndex</w:t>
-      </w:r>
-      <w:proofErr w:type="spellEnd"/>
-      <w:r>
-        <w:rPr>
-          <w:rFonts w:ascii="Times New Roman" w:hAnsi="Times New Roman" w:cs="Times New Roman"/>
-          <w:sz w:val="28"/>
-          <w:szCs w:val="28"/>
-        </w:rPr>
-        <w:t>(</w:t>
-      </w:r>
-      <w:proofErr w:type="gramEnd"/>
-      <w:r>
-        <w:rPr>
-          <w:rFonts w:ascii="Times New Roman" w:hAnsi="Times New Roman" w:cs="Times New Roman"/>
-          <w:sz w:val="28"/>
-          <w:szCs w:val="28"/>
-        </w:rPr>
-        <w:t>).</w:t>
-      </w:r>
-    </w:p>
-    <w:p>
-      <w:pPr>
-        <w:spacing w:after="0" w:line="360" w:lineRule="auto"/>
-        <w:ind w:firstLine="709"/>
-        <w:jc w:val="both"/>
-        <w:rPr>
-          <w:rFonts w:ascii="Times New Roman" w:hAnsi="Times New Roman" w:cs="Times New Roman"/>
-          <w:sz w:val="28"/>
-          <w:szCs w:val="28"/>
-        </w:rPr>
-      </w:pPr>
-      <w:r>
-        <w:rPr>
-          <w:rFonts w:ascii="Times New Roman" w:hAnsi="Times New Roman" w:cs="Times New Roman"/>
-          <w:sz w:val="28"/>
-          <w:szCs w:val="28"/>
-        </w:rPr>
-        <w:t>-</w:t>
-      </w:r>
-      <w:r>
-        <w:rPr>
-          <w:rFonts w:ascii="Times New Roman" w:hAnsi="Times New Roman" w:cs="Times New Roman"/>
-          <w:sz w:val="28"/>
-          <w:szCs w:val="28"/>
-        </w:rPr>
-        <w:t xml:space="preserve"> </w:t>
-      </w:r>
-      <w:proofErr w:type="spellStart"/>
-      <w:r>
-        <w:rPr>
-          <w:rFonts w:ascii="Times New Roman" w:hAnsi="Times New Roman" w:cs="Times New Roman"/>
-          <w:sz w:val="28"/>
-          <w:szCs w:val="28"/>
-        </w:rPr>
-        <w:t>parent</w:t>
-      </w:r>
-      <w:proofErr w:type="spellEnd"/>
-      <w:r>
-        <w:rPr>
-          <w:rFonts w:ascii="Times New Roman" w:hAnsi="Times New Roman" w:cs="Times New Roman"/>
-          <w:sz w:val="28"/>
-          <w:szCs w:val="28"/>
-        </w:rPr>
-        <w:t>(</w:t>
-      </w:r>
-      <w:proofErr w:type="spellStart"/>
-      <w:r>
-        <w:rPr>
-          <w:rFonts w:ascii="Times New Roman" w:hAnsi="Times New Roman" w:cs="Times New Roman"/>
-          <w:sz w:val="28"/>
-          <w:szCs w:val="28"/>
-        </w:rPr>
-        <w:t>index</w:t>
-      </w:r>
-      <w:proofErr w:type="spellEnd"/>
-      <w:r>
-        <w:rPr>
-          <w:rFonts w:ascii="Times New Roman" w:hAnsi="Times New Roman" w:cs="Times New Roman"/>
-          <w:sz w:val="28"/>
-          <w:szCs w:val="28"/>
-        </w:rPr>
-        <w:t xml:space="preserve">) — Возвращает индекс родительского элемента для указанного дочернего элемента. Используется </w:t>
-      </w:r>
-      <w:proofErr w:type="spellStart"/>
-      <w:r>
-        <w:rPr>
-          <w:rFonts w:ascii="Times New Roman" w:hAnsi="Times New Roman" w:cs="Times New Roman"/>
-          <w:sz w:val="28"/>
-          <w:szCs w:val="28"/>
-        </w:rPr>
-        <w:t>Qt</w:t>
-      </w:r>
-      <w:proofErr w:type="spellEnd"/>
-      <w:r>
-        <w:rPr>
-          <w:rFonts w:ascii="Times New Roman" w:hAnsi="Times New Roman" w:cs="Times New Roman"/>
-          <w:sz w:val="28"/>
-          <w:szCs w:val="28"/>
-        </w:rPr>
-        <w:t xml:space="preserve"> для навигации по иерархии данных. Если элемент является корневым или индекс </w:t>
-      </w:r>
-      <w:proofErr w:type="spellStart"/>
-      <w:r>
-        <w:rPr>
-          <w:rFonts w:ascii="Times New Roman" w:hAnsi="Times New Roman" w:cs="Times New Roman"/>
-          <w:sz w:val="28"/>
-          <w:szCs w:val="28"/>
-        </w:rPr>
-        <w:t>невалиден</w:t>
-      </w:r>
-      <w:proofErr w:type="spellEnd"/>
-      <w:r>
-        <w:rPr>
-          <w:rFonts w:ascii="Times New Roman" w:hAnsi="Times New Roman" w:cs="Times New Roman"/>
-          <w:sz w:val="28"/>
-          <w:szCs w:val="28"/>
-        </w:rPr>
-        <w:t xml:space="preserve">, возвращается пустой индекс </w:t>
-      </w:r>
-      <w:proofErr w:type="spellStart"/>
-      <w:proofErr w:type="gramStart"/>
-      <w:r>
-        <w:rPr>
-          <w:rFonts w:ascii="Times New Roman" w:hAnsi="Times New Roman" w:cs="Times New Roman"/>
-          <w:sz w:val="28"/>
-          <w:szCs w:val="28"/>
-        </w:rPr>
-        <w:t>QModelIndex</w:t>
-      </w:r>
-      <w:proofErr w:type="spellEnd"/>
-      <w:r>
-        <w:rPr>
-          <w:rFonts w:ascii="Times New Roman" w:hAnsi="Times New Roman" w:cs="Times New Roman"/>
-          <w:sz w:val="28"/>
-          <w:szCs w:val="28"/>
-        </w:rPr>
-        <w:t>(</w:t>
-      </w:r>
-      <w:proofErr w:type="gramEnd"/>
-      <w:r>
-        <w:rPr>
-          <w:rFonts w:ascii="Times New Roman" w:hAnsi="Times New Roman" w:cs="Times New Roman"/>
-          <w:sz w:val="28"/>
-          <w:szCs w:val="28"/>
-        </w:rPr>
-        <w:t>).</w:t>
-      </w:r>
-    </w:p>
-    <w:p>
-      <w:pPr>
-        <w:spacing w:after="0" w:line="360" w:lineRule="auto"/>
-        <w:ind w:firstLine="709"/>
-        <w:jc w:val="both"/>
-        <w:rPr>
-          <w:rFonts w:ascii="Times New Roman" w:hAnsi="Times New Roman" w:cs="Times New Roman"/>
-          <w:sz w:val="28"/>
-          <w:szCs w:val="28"/>
-        </w:rPr>
-      </w:pPr>
+        <w:t xml:space="preserve">) — Возвращает количество дочерних элементов для указанного родительского индекса. Для корневого уровня возвращает </w:t>
+      </w:r>
       <w:r>
         <w:rPr>
           <w:rFonts w:ascii="Times New Roman" w:hAnsi="Times New Roman" w:cs="Times New Roman"/>
@@ -12942,51 +13722,7 @@
           <w:szCs w:val="28"/>
         </w:rPr>
         <w:lastRenderedPageBreak/>
-        <w:t>-</w:t>
-      </w:r>
-      <w:r>
-        <w:rPr>
-          <w:rFonts w:ascii="Times New Roman" w:hAnsi="Times New Roman" w:cs="Times New Roman"/>
-          <w:sz w:val="28"/>
-          <w:szCs w:val="28"/>
-        </w:rPr>
-        <w:t xml:space="preserve"> </w:t>
-      </w:r>
-      <w:proofErr w:type="spellStart"/>
-      <w:r>
-        <w:rPr>
-          <w:rFonts w:ascii="Times New Roman" w:hAnsi="Times New Roman" w:cs="Times New Roman"/>
-          <w:sz w:val="28"/>
-          <w:szCs w:val="28"/>
-        </w:rPr>
-        <w:t>rowCount</w:t>
-      </w:r>
-      <w:proofErr w:type="spellEnd"/>
-      <w:r>
-        <w:rPr>
-          <w:rFonts w:ascii="Times New Roman" w:hAnsi="Times New Roman" w:cs="Times New Roman"/>
-          <w:sz w:val="28"/>
-          <w:szCs w:val="28"/>
-        </w:rPr>
-        <w:t>(</w:t>
-      </w:r>
-      <w:proofErr w:type="spellStart"/>
-      <w:r>
-        <w:rPr>
-          <w:rFonts w:ascii="Times New Roman" w:hAnsi="Times New Roman" w:cs="Times New Roman"/>
-          <w:sz w:val="28"/>
-          <w:szCs w:val="28"/>
-        </w:rPr>
-        <w:t>parent</w:t>
-      </w:r>
-      <w:proofErr w:type="spellEnd"/>
-      <w:r>
-        <w:rPr>
-          <w:rFonts w:ascii="Times New Roman" w:hAnsi="Times New Roman" w:cs="Times New Roman"/>
-          <w:sz w:val="28"/>
-          <w:szCs w:val="28"/>
-        </w:rPr>
-        <w:t>) — Возвращает количество дочерних элементов для указанного родительского индекса. Для корневого уровня возвращает количество файлов верхнего уровня, для файлов — количество вложенных элементов (папок, шаблонов).</w:t>
+        <w:t>количество файлов верхнего уровня, для файлов — количество вложенных элементов (папок, шаблонов).</w:t>
       </w:r>
     </w:p>
     <w:p>
@@ -13799,6 +14535,7 @@
           <w:szCs w:val="24"/>
           <w:lang w:val="en-US"/>
         </w:rPr>
+        <w:lastRenderedPageBreak/>
         <w:t xml:space="preserve">└── </w:t>
       </w:r>
       <w:proofErr w:type="spellStart"/>
@@ -14415,45 +15152,45 @@
           <w:sz w:val="28"/>
           <w:szCs w:val="28"/>
         </w:rPr>
+        <w:t>2. Элемент дерева файлов (</w:t>
+      </w:r>
+      <w:proofErr w:type="spellStart"/>
+      <w:r>
+        <w:rPr>
+          <w:rFonts w:ascii="Times New Roman" w:hAnsi="Times New Roman" w:cs="Times New Roman"/>
+          <w:sz w:val="28"/>
+          <w:szCs w:val="28"/>
+        </w:rPr>
+        <w:t>STMDFileTreeItem</w:t>
+      </w:r>
+      <w:proofErr w:type="spellEnd"/>
+      <w:r>
+        <w:rPr>
+          <w:rFonts w:ascii="Times New Roman" w:hAnsi="Times New Roman" w:cs="Times New Roman"/>
+          <w:sz w:val="28"/>
+          <w:szCs w:val="28"/>
+        </w:rPr>
+        <w:t>)</w:t>
+      </w:r>
+    </w:p>
+    <w:p>
+      <w:pPr>
+        <w:spacing w:after="0" w:line="360" w:lineRule="auto"/>
+        <w:ind w:firstLine="709"/>
+        <w:jc w:val="both"/>
+        <w:rPr>
+          <w:rFonts w:ascii="Times New Roman" w:hAnsi="Times New Roman" w:cs="Times New Roman"/>
+          <w:sz w:val="28"/>
+          <w:szCs w:val="28"/>
+        </w:rPr>
+      </w:pPr>
+      <w:r>
+        <w:rPr>
+          <w:rFonts w:ascii="Times New Roman" w:hAnsi="Times New Roman" w:cs="Times New Roman"/>
+          <w:sz w:val="28"/>
+          <w:szCs w:val="28"/>
+        </w:rPr>
         <w:lastRenderedPageBreak/>
-        <w:t>2. Элемент дерева файлов (</w:t>
-      </w:r>
-      <w:proofErr w:type="spellStart"/>
-      <w:r>
-        <w:rPr>
-          <w:rFonts w:ascii="Times New Roman" w:hAnsi="Times New Roman" w:cs="Times New Roman"/>
-          <w:sz w:val="28"/>
-          <w:szCs w:val="28"/>
-        </w:rPr>
-        <w:t>STMDFileTreeItem</w:t>
-      </w:r>
-      <w:proofErr w:type="spellEnd"/>
-      <w:r>
-        <w:rPr>
-          <w:rFonts w:ascii="Times New Roman" w:hAnsi="Times New Roman" w:cs="Times New Roman"/>
-          <w:sz w:val="28"/>
-          <w:szCs w:val="28"/>
-        </w:rPr>
-        <w:t>)</w:t>
-      </w:r>
-    </w:p>
-    <w:p>
-      <w:pPr>
-        <w:spacing w:after="0" w:line="360" w:lineRule="auto"/>
-        <w:ind w:firstLine="709"/>
-        <w:jc w:val="both"/>
-        <w:rPr>
-          <w:rFonts w:ascii="Times New Roman" w:hAnsi="Times New Roman" w:cs="Times New Roman"/>
-          <w:sz w:val="28"/>
-          <w:szCs w:val="28"/>
-        </w:rPr>
-      </w:pPr>
-      <w:r>
-        <w:rPr>
-          <w:rFonts w:ascii="Times New Roman" w:hAnsi="Times New Roman" w:cs="Times New Roman"/>
-          <w:sz w:val="28"/>
-          <w:szCs w:val="28"/>
-        </w:rPr>
         <w:t xml:space="preserve">Класс </w:t>
       </w:r>
       <w:proofErr w:type="spellStart"/>
@@ -20477,6 +21214,7 @@
         </w:rPr>
         <w:t xml:space="preserve">': </w:t>
       </w:r>
+      <w:proofErr w:type="spellStart"/>
       <w:proofErr w:type="gramStart"/>
       <w:r>
         <w:rPr>
@@ -20484,7 +21222,16 @@
           <w:sz w:val="28"/>
           <w:szCs w:val="28"/>
         </w:rPr>
-        <w:t xml:space="preserve">str,   </w:t>
+        <w:t>str</w:t>
+      </w:r>
+      <w:proofErr w:type="spellEnd"/>
+      <w:r>
+        <w:rPr>
+          <w:rFonts w:ascii="Times New Roman" w:hAnsi="Times New Roman" w:cs="Times New Roman"/>
+          <w:sz w:val="28"/>
+          <w:szCs w:val="28"/>
+        </w:rPr>
+        <w:t xml:space="preserve">,   </w:t>
       </w:r>
       <w:proofErr w:type="gramEnd"/>
       <w:r>
@@ -36262,7 +37009,7 @@
 </file>
 
 <file path=customXml/itemProps2.xml><?xml version="1.0" encoding="utf-8"?>
-<ds:datastoreItem xmlns:ds="http://schemas.openxmlformats.org/officeDocument/2006/customXml" ds:itemID="{0B3BA983-0CBD-4F30-B170-02B7B1AC51B0}">
+<ds:datastoreItem xmlns:ds="http://schemas.openxmlformats.org/officeDocument/2006/customXml" ds:itemID="{1352EEAA-E7F1-452D-AE8D-B6056CBB4751}">
   <ds:schemaRefs>
     <ds:schemaRef ds:uri="urn:markdown/source"/>
   </ds:schemaRefs>

--- a/docs/Диплом/Оригинал/Диплом в работе.docx
+++ b/docs/Диплом/Оригинал/Диплом в работе.docx
@@ -14484,6 +14484,18 @@
     <w:p>
       <w:pPr>
         <w:spacing w:after="0" w:line="360" w:lineRule="auto"/>
+        <w:ind w:firstLine="709"/>
+        <w:jc w:val="both"/>
+        <w:rPr>
+          <w:rFonts w:ascii="Times New Roman" w:hAnsi="Times New Roman" w:cs="Times New Roman"/>
+          <w:sz w:val="24"/>
+          <w:szCs w:val="24"/>
+        </w:rPr>
+      </w:pPr>
+    </w:p>
+    <w:p>
+      <w:pPr>
+        <w:spacing w:after="0" w:line="360" w:lineRule="auto"/>
         <w:jc w:val="both"/>
         <w:rPr>
           <w:rFonts w:ascii="Times New Roman" w:hAnsi="Times New Roman" w:cs="Times New Roman"/>
@@ -14512,6 +14524,7 @@
           <w:szCs w:val="24"/>
           <w:lang w:val="en-US"/>
         </w:rPr>
+        <w:lastRenderedPageBreak/>
         <w:t>STMDFileTreeModel</w:t>
       </w:r>
       <w:proofErr w:type="spellEnd"/>
@@ -14535,7 +14548,6 @@
           <w:szCs w:val="24"/>
           <w:lang w:val="en-US"/>
         </w:rPr>
-        <w:lastRenderedPageBreak/>
         <w:t xml:space="preserve">└── </w:t>
       </w:r>
       <w:proofErr w:type="spellStart"/>
@@ -21214,7 +21226,6 @@
         </w:rPr>
         <w:t xml:space="preserve">': </w:t>
       </w:r>
-      <w:proofErr w:type="spellStart"/>
       <w:proofErr w:type="gramStart"/>
       <w:r>
         <w:rPr>
@@ -21222,16 +21233,7 @@
           <w:sz w:val="28"/>
           <w:szCs w:val="28"/>
         </w:rPr>
-        <w:t>str</w:t>
-      </w:r>
-      <w:proofErr w:type="spellEnd"/>
-      <w:r>
-        <w:rPr>
-          <w:rFonts w:ascii="Times New Roman" w:hAnsi="Times New Roman" w:cs="Times New Roman"/>
-          <w:sz w:val="28"/>
-          <w:szCs w:val="28"/>
-        </w:rPr>
-        <w:t xml:space="preserve">,   </w:t>
+        <w:t xml:space="preserve">str,   </w:t>
       </w:r>
       <w:proofErr w:type="gramEnd"/>
       <w:r>
@@ -21813,6 +21815,7 @@
         </w:rPr>
         <w:t xml:space="preserve">': </w:t>
       </w:r>
+      <w:proofErr w:type="spellStart"/>
       <w:proofErr w:type="gramStart"/>
       <w:r>
         <w:rPr>
@@ -21820,7 +21823,16 @@
           <w:sz w:val="28"/>
           <w:szCs w:val="28"/>
         </w:rPr>
-        <w:t xml:space="preserve">str,   </w:t>
+        <w:t>str</w:t>
+      </w:r>
+      <w:proofErr w:type="spellEnd"/>
+      <w:r>
+        <w:rPr>
+          <w:rFonts w:ascii="Times New Roman" w:hAnsi="Times New Roman" w:cs="Times New Roman"/>
+          <w:sz w:val="28"/>
+          <w:szCs w:val="28"/>
+        </w:rPr>
+        <w:t xml:space="preserve">,   </w:t>
       </w:r>
       <w:proofErr w:type="gramEnd"/>
       <w:r>
@@ -32718,6 +32730,2442 @@
           <w:szCs w:val="28"/>
         </w:rPr>
         <w:t>Архитектура открыта для развития: благодаря модульной структуре и использованию ANTLR4 легко добавить поддержку новых языков (например, SQL, JavaScript), а также реализовать синхронизацию между устройствами или интеграцию с другими сервисами.</w:t>
+      </w:r>
+    </w:p>
+    <w:p>
+      <w:pPr>
+        <w:pStyle w:val="1"/>
+        <w:jc w:val="center"/>
+        <w:rPr>
+          <w:rFonts w:ascii="Times New Roman" w:hAnsi="Times New Roman" w:cs="Times New Roman"/>
+          <w:b w:val="0"/>
+          <w:bCs w:val="0"/>
+          <w:color w:val="4472C4" w:themeColor="accent1"/>
+          <w:lang w:val="ru-RU"/>
+        </w:rPr>
+      </w:pPr>
+      <w:bookmarkStart w:id="3" w:name="_Toc165282756"/>
+      <w:r>
+        <w:rPr>
+          <w:rFonts w:ascii="Times New Roman" w:hAnsi="Times New Roman" w:cs="Times New Roman"/>
+          <w:b w:val="0"/>
+          <w:bCs w:val="0"/>
+          <w:color w:val="4472C4" w:themeColor="accent1"/>
+          <w:lang w:val="ru-RU"/>
+        </w:rPr>
+        <w:lastRenderedPageBreak/>
+        <w:t>СПИСОК ИСПОЛЬЗОВАННЫХ ИСТОЧНИКОВ</w:t>
+      </w:r>
+      <w:bookmarkEnd w:id="3"/>
+    </w:p>
+    <w:p>
+      <w:pPr>
+        <w:spacing w:after="0" w:line="360" w:lineRule="auto"/>
+        <w:ind w:firstLine="709"/>
+        <w:jc w:val="both"/>
+        <w:rPr>
+          <w:rFonts w:ascii="Times New Roman" w:hAnsi="Times New Roman" w:cs="Times New Roman"/>
+          <w:sz w:val="28"/>
+          <w:szCs w:val="28"/>
+        </w:rPr>
+      </w:pPr>
+    </w:p>
+    <w:p>
+      <w:pPr>
+        <w:spacing w:after="0" w:line="360" w:lineRule="auto"/>
+        <w:ind w:firstLine="709"/>
+        <w:jc w:val="both"/>
+        <w:rPr>
+          <w:rFonts w:ascii="Times New Roman" w:hAnsi="Times New Roman" w:cs="Times New Roman"/>
+          <w:sz w:val="28"/>
+          <w:szCs w:val="28"/>
+        </w:rPr>
+      </w:pPr>
+      <w:r>
+        <w:rPr>
+          <w:rFonts w:ascii="Times New Roman" w:hAnsi="Times New Roman" w:cs="Times New Roman"/>
+          <w:sz w:val="28"/>
+          <w:szCs w:val="28"/>
+          <w:lang w:val="en-US"/>
+        </w:rPr>
+        <w:t xml:space="preserve">1. Summerfield M. Rapid GUI Programming with Python and Qt: The Definitive Guide to </w:t>
+      </w:r>
+      <w:proofErr w:type="spellStart"/>
+      <w:r>
+        <w:rPr>
+          <w:rFonts w:ascii="Times New Roman" w:hAnsi="Times New Roman" w:cs="Times New Roman"/>
+          <w:sz w:val="28"/>
+          <w:szCs w:val="28"/>
+          <w:lang w:val="en-US"/>
+        </w:rPr>
+        <w:t>PyQt</w:t>
+      </w:r>
+      <w:proofErr w:type="spellEnd"/>
+      <w:r>
+        <w:rPr>
+          <w:rFonts w:ascii="Times New Roman" w:hAnsi="Times New Roman" w:cs="Times New Roman"/>
+          <w:sz w:val="28"/>
+          <w:szCs w:val="28"/>
+          <w:lang w:val="en-US"/>
+        </w:rPr>
+        <w:t xml:space="preserve"> Programming</w:t>
+      </w:r>
+      <w:proofErr w:type="gramStart"/>
+      <w:r>
+        <w:rPr>
+          <w:rFonts w:ascii="Times New Roman" w:hAnsi="Times New Roman" w:cs="Times New Roman"/>
+          <w:sz w:val="28"/>
+          <w:szCs w:val="28"/>
+          <w:lang w:val="en-US"/>
+        </w:rPr>
+        <w:t>. :</w:t>
+      </w:r>
+      <w:proofErr w:type="gramEnd"/>
+      <w:r>
+        <w:rPr>
+          <w:rFonts w:ascii="Times New Roman" w:hAnsi="Times New Roman" w:cs="Times New Roman"/>
+          <w:sz w:val="28"/>
+          <w:szCs w:val="28"/>
+          <w:lang w:val="en-US"/>
+        </w:rPr>
+        <w:t xml:space="preserve"> Pearson Education, 2007. </w:t>
+      </w:r>
+      <w:r>
+        <w:rPr>
+          <w:rFonts w:ascii="Times New Roman" w:hAnsi="Times New Roman" w:cs="Times New Roman"/>
+          <w:sz w:val="28"/>
+          <w:szCs w:val="28"/>
+        </w:rPr>
+        <w:t>763 с.</w:t>
+      </w:r>
+    </w:p>
+    <w:p>
+      <w:pPr>
+        <w:spacing w:after="0" w:line="360" w:lineRule="auto"/>
+        <w:ind w:firstLine="709"/>
+        <w:jc w:val="both"/>
+        <w:rPr>
+          <w:rFonts w:ascii="Times New Roman" w:hAnsi="Times New Roman" w:cs="Times New Roman"/>
+          <w:sz w:val="28"/>
+          <w:szCs w:val="28"/>
+          <w:lang w:val="en-US"/>
+        </w:rPr>
+      </w:pPr>
+      <w:r>
+        <w:rPr>
+          <w:rFonts w:ascii="Times New Roman" w:hAnsi="Times New Roman" w:cs="Times New Roman"/>
+          <w:sz w:val="28"/>
+          <w:szCs w:val="28"/>
+        </w:rPr>
+        <w:t>2. Гамма Э. и др. Паттерны объектно-ориентированного проектирования</w:t>
+      </w:r>
+      <w:proofErr w:type="gramStart"/>
+      <w:r>
+        <w:rPr>
+          <w:rFonts w:ascii="Times New Roman" w:hAnsi="Times New Roman" w:cs="Times New Roman"/>
+          <w:sz w:val="28"/>
+          <w:szCs w:val="28"/>
+        </w:rPr>
+        <w:t>. :</w:t>
+      </w:r>
+      <w:proofErr w:type="gramEnd"/>
+      <w:r>
+        <w:rPr>
+          <w:rFonts w:ascii="Times New Roman" w:hAnsi="Times New Roman" w:cs="Times New Roman"/>
+          <w:sz w:val="28"/>
+          <w:szCs w:val="28"/>
+        </w:rPr>
+        <w:t xml:space="preserve"> Питер, 2023. </w:t>
+      </w:r>
+      <w:r>
+        <w:rPr>
+          <w:rFonts w:ascii="Times New Roman" w:hAnsi="Times New Roman" w:cs="Times New Roman"/>
+          <w:sz w:val="28"/>
+          <w:szCs w:val="28"/>
+          <w:lang w:val="en-US"/>
+        </w:rPr>
+        <w:t xml:space="preserve">681 </w:t>
+      </w:r>
+      <w:r>
+        <w:rPr>
+          <w:rFonts w:ascii="Times New Roman" w:hAnsi="Times New Roman" w:cs="Times New Roman"/>
+          <w:sz w:val="28"/>
+          <w:szCs w:val="28"/>
+        </w:rPr>
+        <w:t>с</w:t>
+      </w:r>
+      <w:r>
+        <w:rPr>
+          <w:rFonts w:ascii="Times New Roman" w:hAnsi="Times New Roman" w:cs="Times New Roman"/>
+          <w:sz w:val="28"/>
+          <w:szCs w:val="28"/>
+          <w:lang w:val="en-US"/>
+        </w:rPr>
+        <w:t>.</w:t>
+      </w:r>
+    </w:p>
+    <w:p>
+      <w:pPr>
+        <w:spacing w:after="0" w:line="360" w:lineRule="auto"/>
+        <w:ind w:firstLine="709"/>
+        <w:jc w:val="both"/>
+        <w:rPr>
+          <w:rFonts w:ascii="Times New Roman" w:hAnsi="Times New Roman" w:cs="Times New Roman"/>
+          <w:sz w:val="28"/>
+          <w:szCs w:val="28"/>
+        </w:rPr>
+      </w:pPr>
+      <w:r>
+        <w:rPr>
+          <w:rFonts w:ascii="Times New Roman" w:hAnsi="Times New Roman" w:cs="Times New Roman"/>
+          <w:sz w:val="28"/>
+          <w:szCs w:val="28"/>
+          <w:lang w:val="en-US"/>
+        </w:rPr>
+        <w:t xml:space="preserve">3. Phillips D., </w:t>
+      </w:r>
+      <w:proofErr w:type="spellStart"/>
+      <w:r>
+        <w:rPr>
+          <w:rFonts w:ascii="Times New Roman" w:hAnsi="Times New Roman" w:cs="Times New Roman"/>
+          <w:sz w:val="28"/>
+          <w:szCs w:val="28"/>
+          <w:lang w:val="en-US"/>
+        </w:rPr>
+        <w:t>Giridhar</w:t>
+      </w:r>
+      <w:proofErr w:type="spellEnd"/>
+      <w:r>
+        <w:rPr>
+          <w:rFonts w:ascii="Times New Roman" w:hAnsi="Times New Roman" w:cs="Times New Roman"/>
+          <w:sz w:val="28"/>
+          <w:szCs w:val="28"/>
+          <w:lang w:val="en-US"/>
+        </w:rPr>
+        <w:t xml:space="preserve"> C., </w:t>
+      </w:r>
+      <w:proofErr w:type="spellStart"/>
+      <w:r>
+        <w:rPr>
+          <w:rFonts w:ascii="Times New Roman" w:hAnsi="Times New Roman" w:cs="Times New Roman"/>
+          <w:sz w:val="28"/>
+          <w:szCs w:val="28"/>
+          <w:lang w:val="en-US"/>
+        </w:rPr>
+        <w:t>Kasampalis</w:t>
+      </w:r>
+      <w:proofErr w:type="spellEnd"/>
+      <w:r>
+        <w:rPr>
+          <w:rFonts w:ascii="Times New Roman" w:hAnsi="Times New Roman" w:cs="Times New Roman"/>
+          <w:sz w:val="28"/>
+          <w:szCs w:val="28"/>
+          <w:lang w:val="en-US"/>
+        </w:rPr>
+        <w:t xml:space="preserve"> S. Python: Master the Art of Design Patterns</w:t>
+      </w:r>
+      <w:proofErr w:type="gramStart"/>
+      <w:r>
+        <w:rPr>
+          <w:rFonts w:ascii="Times New Roman" w:hAnsi="Times New Roman" w:cs="Times New Roman"/>
+          <w:sz w:val="28"/>
+          <w:szCs w:val="28"/>
+          <w:lang w:val="en-US"/>
+        </w:rPr>
+        <w:t>. :</w:t>
+      </w:r>
+      <w:proofErr w:type="gramEnd"/>
+      <w:r>
+        <w:rPr>
+          <w:rFonts w:ascii="Times New Roman" w:hAnsi="Times New Roman" w:cs="Times New Roman"/>
+          <w:sz w:val="28"/>
+          <w:szCs w:val="28"/>
+          <w:lang w:val="en-US"/>
+        </w:rPr>
+        <w:t xml:space="preserve"> </w:t>
+      </w:r>
+      <w:proofErr w:type="spellStart"/>
+      <w:r>
+        <w:rPr>
+          <w:rFonts w:ascii="Times New Roman" w:hAnsi="Times New Roman" w:cs="Times New Roman"/>
+          <w:sz w:val="28"/>
+          <w:szCs w:val="28"/>
+          <w:lang w:val="en-US"/>
+        </w:rPr>
+        <w:t>Packt</w:t>
+      </w:r>
+      <w:proofErr w:type="spellEnd"/>
+      <w:r>
+        <w:rPr>
+          <w:rFonts w:ascii="Times New Roman" w:hAnsi="Times New Roman" w:cs="Times New Roman"/>
+          <w:sz w:val="28"/>
+          <w:szCs w:val="28"/>
+          <w:lang w:val="en-US"/>
+        </w:rPr>
+        <w:t xml:space="preserve"> Publishing Ltd, 2016. </w:t>
+      </w:r>
+      <w:r>
+        <w:rPr>
+          <w:rFonts w:ascii="Times New Roman" w:hAnsi="Times New Roman" w:cs="Times New Roman"/>
+          <w:sz w:val="28"/>
+          <w:szCs w:val="28"/>
+        </w:rPr>
+        <w:t>775 с.</w:t>
+      </w:r>
+    </w:p>
+    <w:p>
+      <w:pPr>
+        <w:spacing w:after="0" w:line="360" w:lineRule="auto"/>
+        <w:ind w:firstLine="709"/>
+        <w:jc w:val="both"/>
+        <w:rPr>
+          <w:rFonts w:ascii="Times New Roman" w:hAnsi="Times New Roman" w:cs="Times New Roman"/>
+          <w:sz w:val="28"/>
+          <w:szCs w:val="28"/>
+        </w:rPr>
+      </w:pPr>
+      <w:r>
+        <w:rPr>
+          <w:rFonts w:ascii="Times New Roman" w:hAnsi="Times New Roman" w:cs="Times New Roman"/>
+          <w:sz w:val="28"/>
+          <w:szCs w:val="28"/>
+        </w:rPr>
+        <w:t>4. Чернышев С. Принципы, паттерны и методологии разработки программного обеспечения. Учебное пособие для вузов</w:t>
+      </w:r>
+      <w:proofErr w:type="gramStart"/>
+      <w:r>
+        <w:rPr>
+          <w:rFonts w:ascii="Times New Roman" w:hAnsi="Times New Roman" w:cs="Times New Roman"/>
+          <w:sz w:val="28"/>
+          <w:szCs w:val="28"/>
+        </w:rPr>
+        <w:t>. :</w:t>
+      </w:r>
+      <w:proofErr w:type="gramEnd"/>
+      <w:r>
+        <w:rPr>
+          <w:rFonts w:ascii="Times New Roman" w:hAnsi="Times New Roman" w:cs="Times New Roman"/>
+          <w:sz w:val="28"/>
+          <w:szCs w:val="28"/>
+        </w:rPr>
+        <w:t xml:space="preserve"> </w:t>
+      </w:r>
+      <w:proofErr w:type="spellStart"/>
+      <w:r>
+        <w:rPr>
+          <w:rFonts w:ascii="Times New Roman" w:hAnsi="Times New Roman" w:cs="Times New Roman"/>
+          <w:sz w:val="28"/>
+          <w:szCs w:val="28"/>
+        </w:rPr>
+        <w:t>ЛитРес</w:t>
+      </w:r>
+      <w:proofErr w:type="spellEnd"/>
+      <w:r>
+        <w:rPr>
+          <w:rFonts w:ascii="Times New Roman" w:hAnsi="Times New Roman" w:cs="Times New Roman"/>
+          <w:sz w:val="28"/>
+          <w:szCs w:val="28"/>
+        </w:rPr>
+        <w:t>, 2021. 177 с.</w:t>
+      </w:r>
+    </w:p>
+    <w:p>
+      <w:pPr>
+        <w:spacing w:after="0" w:line="360" w:lineRule="auto"/>
+        <w:ind w:firstLine="709"/>
+        <w:jc w:val="both"/>
+        <w:rPr>
+          <w:rFonts w:ascii="Times New Roman" w:hAnsi="Times New Roman" w:cs="Times New Roman"/>
+          <w:sz w:val="28"/>
+          <w:szCs w:val="28"/>
+        </w:rPr>
+      </w:pPr>
+      <w:r>
+        <w:rPr>
+          <w:rFonts w:ascii="Times New Roman" w:hAnsi="Times New Roman" w:cs="Times New Roman"/>
+          <w:sz w:val="28"/>
+          <w:szCs w:val="28"/>
+        </w:rPr>
+        <w:t xml:space="preserve">5. Анатольевич П. Н. Python 3 и </w:t>
+      </w:r>
+      <w:proofErr w:type="spellStart"/>
+      <w:r>
+        <w:rPr>
+          <w:rFonts w:ascii="Times New Roman" w:hAnsi="Times New Roman" w:cs="Times New Roman"/>
+          <w:sz w:val="28"/>
+          <w:szCs w:val="28"/>
+        </w:rPr>
+        <w:t>PyQt</w:t>
+      </w:r>
+      <w:proofErr w:type="spellEnd"/>
+      <w:r>
+        <w:rPr>
+          <w:rFonts w:ascii="Times New Roman" w:hAnsi="Times New Roman" w:cs="Times New Roman"/>
+          <w:sz w:val="28"/>
+          <w:szCs w:val="28"/>
+        </w:rPr>
+        <w:t>. Разработка приложений: БХВ-Петербург, 2012. 703 с.</w:t>
+      </w:r>
+    </w:p>
+    <w:p>
+      <w:pPr>
+        <w:spacing w:after="0" w:line="360" w:lineRule="auto"/>
+        <w:ind w:firstLine="709"/>
+        <w:jc w:val="both"/>
+        <w:rPr>
+          <w:rFonts w:ascii="Times New Roman" w:hAnsi="Times New Roman" w:cs="Times New Roman"/>
+          <w:sz w:val="28"/>
+          <w:szCs w:val="28"/>
+        </w:rPr>
+      </w:pPr>
+      <w:r>
+        <w:rPr>
+          <w:rFonts w:ascii="Times New Roman" w:hAnsi="Times New Roman" w:cs="Times New Roman"/>
+          <w:sz w:val="28"/>
+          <w:szCs w:val="28"/>
+        </w:rPr>
+        <w:t xml:space="preserve">6. Бен О. В., </w:t>
+      </w:r>
+      <w:proofErr w:type="spellStart"/>
+      <w:r>
+        <w:rPr>
+          <w:rFonts w:ascii="Times New Roman" w:hAnsi="Times New Roman" w:cs="Times New Roman"/>
+          <w:sz w:val="28"/>
+          <w:szCs w:val="28"/>
+        </w:rPr>
+        <w:t>Гладунов</w:t>
+      </w:r>
+      <w:proofErr w:type="spellEnd"/>
+      <w:r>
+        <w:rPr>
+          <w:rFonts w:ascii="Times New Roman" w:hAnsi="Times New Roman" w:cs="Times New Roman"/>
+          <w:sz w:val="28"/>
+          <w:szCs w:val="28"/>
+        </w:rPr>
+        <w:t xml:space="preserve"> Е. И., </w:t>
+      </w:r>
+      <w:proofErr w:type="spellStart"/>
+      <w:r>
+        <w:rPr>
+          <w:rFonts w:ascii="Times New Roman" w:hAnsi="Times New Roman" w:cs="Times New Roman"/>
+          <w:sz w:val="28"/>
+          <w:szCs w:val="28"/>
+        </w:rPr>
+        <w:t>Ожиганов</w:t>
+      </w:r>
+      <w:proofErr w:type="spellEnd"/>
+      <w:r>
+        <w:rPr>
+          <w:rFonts w:ascii="Times New Roman" w:hAnsi="Times New Roman" w:cs="Times New Roman"/>
+          <w:sz w:val="28"/>
+          <w:szCs w:val="28"/>
+        </w:rPr>
+        <w:t xml:space="preserve"> М. А. Паттерны Проектирования: Использование Фабричного Метода И Абстрактной Фабрики // Информационно-Компьютерные Технологии В Экономике, Образовании И Социальной Сфере. 2020. № 4 (30). С. 123–129.</w:t>
+      </w:r>
+    </w:p>
+    <w:p>
+      <w:pPr>
+        <w:spacing w:after="0" w:line="360" w:lineRule="auto"/>
+        <w:ind w:firstLine="709"/>
+        <w:jc w:val="both"/>
+        <w:rPr>
+          <w:rFonts w:ascii="Times New Roman" w:hAnsi="Times New Roman" w:cs="Times New Roman"/>
+          <w:sz w:val="28"/>
+          <w:szCs w:val="28"/>
+        </w:rPr>
+      </w:pPr>
+      <w:r>
+        <w:rPr>
+          <w:rFonts w:ascii="Times New Roman" w:hAnsi="Times New Roman" w:cs="Times New Roman"/>
+          <w:sz w:val="28"/>
+          <w:szCs w:val="28"/>
+        </w:rPr>
+        <w:t xml:space="preserve">7. Бен О. В., </w:t>
+      </w:r>
+      <w:proofErr w:type="spellStart"/>
+      <w:r>
+        <w:rPr>
+          <w:rFonts w:ascii="Times New Roman" w:hAnsi="Times New Roman" w:cs="Times New Roman"/>
+          <w:sz w:val="28"/>
+          <w:szCs w:val="28"/>
+        </w:rPr>
+        <w:t>Гладунов</w:t>
+      </w:r>
+      <w:proofErr w:type="spellEnd"/>
+      <w:r>
+        <w:rPr>
+          <w:rFonts w:ascii="Times New Roman" w:hAnsi="Times New Roman" w:cs="Times New Roman"/>
+          <w:sz w:val="28"/>
+          <w:szCs w:val="28"/>
+        </w:rPr>
+        <w:t xml:space="preserve"> Е. И., </w:t>
+      </w:r>
+      <w:proofErr w:type="spellStart"/>
+      <w:r>
+        <w:rPr>
+          <w:rFonts w:ascii="Times New Roman" w:hAnsi="Times New Roman" w:cs="Times New Roman"/>
+          <w:sz w:val="28"/>
+          <w:szCs w:val="28"/>
+        </w:rPr>
+        <w:t>Ожиганов</w:t>
+      </w:r>
+      <w:proofErr w:type="spellEnd"/>
+      <w:r>
+        <w:rPr>
+          <w:rFonts w:ascii="Times New Roman" w:hAnsi="Times New Roman" w:cs="Times New Roman"/>
+          <w:sz w:val="28"/>
+          <w:szCs w:val="28"/>
+        </w:rPr>
+        <w:t xml:space="preserve"> М. А. Паттерн Наблюдатель // Информационно-Компьютерные Технологии В Экономике, Образовании И Социальной Сфере. 2021. № 2 (32). С. 13–18.</w:t>
+      </w:r>
+    </w:p>
+    <w:p>
+      <w:pPr>
+        <w:spacing w:after="0" w:line="360" w:lineRule="auto"/>
+        <w:ind w:firstLine="709"/>
+        <w:jc w:val="both"/>
+        <w:rPr>
+          <w:rFonts w:ascii="Times New Roman" w:hAnsi="Times New Roman" w:cs="Times New Roman"/>
+          <w:sz w:val="28"/>
+          <w:szCs w:val="28"/>
+        </w:rPr>
+      </w:pPr>
+      <w:r>
+        <w:rPr>
+          <w:rFonts w:ascii="Times New Roman" w:hAnsi="Times New Roman" w:cs="Times New Roman"/>
+          <w:sz w:val="28"/>
+          <w:szCs w:val="28"/>
+        </w:rPr>
+        <w:t>8. Гильманов И. И. Система автоматизации документооборота практик на кафедре прикладной математики и информатики.: Общество с ограниченной ответственностью «Институт Цифровой Экономики и Права», 2025. С. 227–232.</w:t>
+      </w:r>
+    </w:p>
+    <w:p>
+      <w:pPr>
+        <w:spacing w:after="0" w:line="360" w:lineRule="auto"/>
+        <w:ind w:firstLine="709"/>
+        <w:jc w:val="both"/>
+        <w:rPr>
+          <w:rFonts w:ascii="Times New Roman" w:hAnsi="Times New Roman" w:cs="Times New Roman"/>
+          <w:sz w:val="28"/>
+          <w:szCs w:val="28"/>
+        </w:rPr>
+      </w:pPr>
+      <w:r>
+        <w:rPr>
+          <w:rFonts w:ascii="Times New Roman" w:hAnsi="Times New Roman" w:cs="Times New Roman"/>
+          <w:sz w:val="28"/>
+          <w:szCs w:val="28"/>
+        </w:rPr>
+        <w:t xml:space="preserve">9. Грузин Н. А. Сравнение Шаблонов Проектирования Архитектуры Приложения: </w:t>
+      </w:r>
+      <w:proofErr w:type="spellStart"/>
+      <w:r>
+        <w:rPr>
+          <w:rFonts w:ascii="Times New Roman" w:hAnsi="Times New Roman" w:cs="Times New Roman"/>
+          <w:sz w:val="28"/>
+          <w:szCs w:val="28"/>
+        </w:rPr>
+        <w:t>Mvc</w:t>
+      </w:r>
+      <w:proofErr w:type="spellEnd"/>
+      <w:r>
+        <w:rPr>
+          <w:rFonts w:ascii="Times New Roman" w:hAnsi="Times New Roman" w:cs="Times New Roman"/>
+          <w:sz w:val="28"/>
+          <w:szCs w:val="28"/>
+        </w:rPr>
+        <w:t xml:space="preserve">, </w:t>
+      </w:r>
+      <w:proofErr w:type="spellStart"/>
+      <w:proofErr w:type="gramStart"/>
+      <w:r>
+        <w:rPr>
+          <w:rFonts w:ascii="Times New Roman" w:hAnsi="Times New Roman" w:cs="Times New Roman"/>
+          <w:sz w:val="28"/>
+          <w:szCs w:val="28"/>
+        </w:rPr>
+        <w:t>Mvp</w:t>
+      </w:r>
+      <w:proofErr w:type="spellEnd"/>
+      <w:r>
+        <w:rPr>
+          <w:rFonts w:ascii="Times New Roman" w:hAnsi="Times New Roman" w:cs="Times New Roman"/>
+          <w:sz w:val="28"/>
+          <w:szCs w:val="28"/>
+        </w:rPr>
+        <w:t xml:space="preserve"> И</w:t>
+      </w:r>
+      <w:proofErr w:type="gramEnd"/>
+      <w:r>
+        <w:rPr>
+          <w:rFonts w:ascii="Times New Roman" w:hAnsi="Times New Roman" w:cs="Times New Roman"/>
+          <w:sz w:val="28"/>
+          <w:szCs w:val="28"/>
+        </w:rPr>
+        <w:t xml:space="preserve"> </w:t>
+      </w:r>
+      <w:proofErr w:type="spellStart"/>
+      <w:r>
+        <w:rPr>
+          <w:rFonts w:ascii="Times New Roman" w:hAnsi="Times New Roman" w:cs="Times New Roman"/>
+          <w:sz w:val="28"/>
+          <w:szCs w:val="28"/>
+        </w:rPr>
+        <w:t>Mvvm</w:t>
+      </w:r>
+      <w:proofErr w:type="spellEnd"/>
+      <w:r>
+        <w:rPr>
+          <w:rFonts w:ascii="Times New Roman" w:hAnsi="Times New Roman" w:cs="Times New Roman"/>
+          <w:sz w:val="28"/>
+          <w:szCs w:val="28"/>
+        </w:rPr>
+        <w:t xml:space="preserve"> // Modern Science. 2021. № 1–1. С. 434–440.</w:t>
+      </w:r>
+    </w:p>
+    <w:p>
+      <w:pPr>
+        <w:spacing w:after="0" w:line="360" w:lineRule="auto"/>
+        <w:ind w:firstLine="709"/>
+        <w:jc w:val="both"/>
+        <w:rPr>
+          <w:rFonts w:ascii="Times New Roman" w:hAnsi="Times New Roman" w:cs="Times New Roman"/>
+          <w:sz w:val="28"/>
+          <w:szCs w:val="28"/>
+        </w:rPr>
+      </w:pPr>
+      <w:r>
+        <w:rPr>
+          <w:rFonts w:ascii="Times New Roman" w:hAnsi="Times New Roman" w:cs="Times New Roman"/>
+          <w:sz w:val="28"/>
+          <w:szCs w:val="28"/>
+        </w:rPr>
+        <w:t>10. Салимов А. А., Гаврилов Д. М. Реализация Парсера На Языке Программирования «Python».: Уфимский государственный авиационный технический университет, 2022. С. 824–827.</w:t>
+      </w:r>
+    </w:p>
+    <w:p>
+      <w:pPr>
+        <w:spacing w:after="0" w:line="360" w:lineRule="auto"/>
+        <w:ind w:firstLine="709"/>
+        <w:jc w:val="both"/>
+        <w:rPr>
+          <w:rFonts w:ascii="Times New Roman" w:hAnsi="Times New Roman" w:cs="Times New Roman"/>
+          <w:sz w:val="28"/>
+          <w:szCs w:val="28"/>
+        </w:rPr>
+      </w:pPr>
+      <w:r>
+        <w:rPr>
+          <w:rFonts w:ascii="Times New Roman" w:hAnsi="Times New Roman" w:cs="Times New Roman"/>
+          <w:sz w:val="28"/>
+          <w:szCs w:val="28"/>
+        </w:rPr>
+        <w:lastRenderedPageBreak/>
+        <w:t xml:space="preserve">11. </w:t>
+      </w:r>
+      <w:proofErr w:type="spellStart"/>
+      <w:r>
+        <w:rPr>
+          <w:rFonts w:ascii="Times New Roman" w:hAnsi="Times New Roman" w:cs="Times New Roman"/>
+          <w:sz w:val="28"/>
+          <w:szCs w:val="28"/>
+        </w:rPr>
+        <w:t>Степанчук</w:t>
+      </w:r>
+      <w:proofErr w:type="spellEnd"/>
+      <w:r>
+        <w:rPr>
+          <w:rFonts w:ascii="Times New Roman" w:hAnsi="Times New Roman" w:cs="Times New Roman"/>
+          <w:sz w:val="28"/>
+          <w:szCs w:val="28"/>
+        </w:rPr>
+        <w:t xml:space="preserve"> И. А., Логинов Н. И. Паттерны Программирования: История Появления, Основная Идея, Классификация: Наука и Просвещение (ИП Гуляев Г.Ю.), 2018. С. 138–144.</w:t>
+      </w:r>
+    </w:p>
+    <w:p>
+      <w:pPr>
+        <w:spacing w:after="0" w:line="360" w:lineRule="auto"/>
+        <w:ind w:firstLine="709"/>
+        <w:jc w:val="both"/>
+        <w:rPr>
+          <w:rFonts w:ascii="Times New Roman" w:hAnsi="Times New Roman" w:cs="Times New Roman"/>
+          <w:sz w:val="28"/>
+          <w:szCs w:val="28"/>
+        </w:rPr>
+      </w:pPr>
+      <w:r>
+        <w:rPr>
+          <w:rFonts w:ascii="Times New Roman" w:hAnsi="Times New Roman" w:cs="Times New Roman"/>
+          <w:sz w:val="28"/>
+          <w:szCs w:val="28"/>
+        </w:rPr>
+        <w:t xml:space="preserve">12. </w:t>
+      </w:r>
+      <w:proofErr w:type="spellStart"/>
+      <w:r>
+        <w:rPr>
+          <w:rFonts w:ascii="Times New Roman" w:hAnsi="Times New Roman" w:cs="Times New Roman"/>
+          <w:sz w:val="28"/>
+          <w:szCs w:val="28"/>
+        </w:rPr>
+        <w:t>Шайхутдинов</w:t>
+      </w:r>
+      <w:proofErr w:type="spellEnd"/>
+      <w:r>
+        <w:rPr>
+          <w:rFonts w:ascii="Times New Roman" w:hAnsi="Times New Roman" w:cs="Times New Roman"/>
+          <w:sz w:val="28"/>
+          <w:szCs w:val="28"/>
+        </w:rPr>
+        <w:t xml:space="preserve"> Р. Я., Гареева Г. А. </w:t>
+      </w:r>
+      <w:proofErr w:type="spellStart"/>
+      <w:r>
+        <w:rPr>
+          <w:rFonts w:ascii="Times New Roman" w:hAnsi="Times New Roman" w:cs="Times New Roman"/>
+          <w:sz w:val="28"/>
+          <w:szCs w:val="28"/>
+        </w:rPr>
+        <w:t>Парсинг</w:t>
+      </w:r>
+      <w:proofErr w:type="spellEnd"/>
+      <w:r>
+        <w:rPr>
+          <w:rFonts w:ascii="Times New Roman" w:hAnsi="Times New Roman" w:cs="Times New Roman"/>
+          <w:sz w:val="28"/>
+          <w:szCs w:val="28"/>
+        </w:rPr>
+        <w:t xml:space="preserve"> И Анализ Текстовых </w:t>
+      </w:r>
+      <w:proofErr w:type="gramStart"/>
+      <w:r>
+        <w:rPr>
+          <w:rFonts w:ascii="Times New Roman" w:hAnsi="Times New Roman" w:cs="Times New Roman"/>
+          <w:sz w:val="28"/>
+          <w:szCs w:val="28"/>
+        </w:rPr>
+        <w:t>Файлов</w:t>
+      </w:r>
+      <w:proofErr w:type="gramEnd"/>
+      <w:r>
+        <w:rPr>
+          <w:rFonts w:ascii="Times New Roman" w:hAnsi="Times New Roman" w:cs="Times New Roman"/>
+          <w:sz w:val="28"/>
+          <w:szCs w:val="28"/>
+        </w:rPr>
+        <w:t xml:space="preserve"> При Помощи Языка Программирования Python.: Общество с ограниченной ответственностью «КОНВЕРТ», 2021. С. 201–202.</w:t>
+      </w:r>
+    </w:p>
+    <w:p>
+      <w:pPr>
+        <w:spacing w:after="0" w:line="360" w:lineRule="auto"/>
+        <w:ind w:firstLine="709"/>
+        <w:jc w:val="both"/>
+        <w:rPr>
+          <w:rFonts w:ascii="Times New Roman" w:hAnsi="Times New Roman" w:cs="Times New Roman"/>
+          <w:sz w:val="28"/>
+          <w:szCs w:val="28"/>
+          <w:lang w:val="en-US"/>
+        </w:rPr>
+      </w:pPr>
+      <w:r>
+        <w:rPr>
+          <w:rFonts w:ascii="Times New Roman" w:hAnsi="Times New Roman" w:cs="Times New Roman"/>
+          <w:sz w:val="28"/>
+          <w:szCs w:val="28"/>
+        </w:rPr>
+        <w:t>13. Яковлева С. А., Замотайлова Д. А. Паттерны проектирования.: Кубанский государственный аграрный университет имени И.Т. Трубилина, 2018. С</w:t>
+      </w:r>
+      <w:r>
+        <w:rPr>
+          <w:rFonts w:ascii="Times New Roman" w:hAnsi="Times New Roman" w:cs="Times New Roman"/>
+          <w:sz w:val="28"/>
+          <w:szCs w:val="28"/>
+          <w:lang w:val="en-US"/>
+        </w:rPr>
+        <w:t>. 71–73.</w:t>
+      </w:r>
+    </w:p>
+    <w:p>
+      <w:pPr>
+        <w:spacing w:after="0" w:line="360" w:lineRule="auto"/>
+        <w:ind w:firstLine="709"/>
+        <w:jc w:val="both"/>
+        <w:rPr>
+          <w:rFonts w:ascii="Times New Roman" w:hAnsi="Times New Roman" w:cs="Times New Roman"/>
+          <w:sz w:val="28"/>
+          <w:szCs w:val="28"/>
+          <w:lang w:val="en-US"/>
+        </w:rPr>
+      </w:pPr>
+      <w:r>
+        <w:rPr>
+          <w:rFonts w:ascii="Times New Roman" w:hAnsi="Times New Roman" w:cs="Times New Roman"/>
+          <w:sz w:val="28"/>
+          <w:szCs w:val="28"/>
+          <w:lang w:val="en-US"/>
+        </w:rPr>
+        <w:t xml:space="preserve">14. Ali M. S., Manjunath N., </w:t>
+      </w:r>
+      <w:proofErr w:type="spellStart"/>
+      <w:r>
+        <w:rPr>
+          <w:rFonts w:ascii="Times New Roman" w:hAnsi="Times New Roman" w:cs="Times New Roman"/>
+          <w:sz w:val="28"/>
+          <w:szCs w:val="28"/>
+          <w:lang w:val="en-US"/>
+        </w:rPr>
+        <w:t>Chimalakonda</w:t>
+      </w:r>
+      <w:proofErr w:type="spellEnd"/>
+      <w:r>
+        <w:rPr>
+          <w:rFonts w:ascii="Times New Roman" w:hAnsi="Times New Roman" w:cs="Times New Roman"/>
+          <w:sz w:val="28"/>
+          <w:szCs w:val="28"/>
+          <w:lang w:val="en-US"/>
+        </w:rPr>
+        <w:t xml:space="preserve"> S. </w:t>
+      </w:r>
+      <w:proofErr w:type="spellStart"/>
+      <w:r>
+        <w:rPr>
+          <w:rFonts w:ascii="Times New Roman" w:hAnsi="Times New Roman" w:cs="Times New Roman"/>
+          <w:sz w:val="28"/>
+          <w:szCs w:val="28"/>
+          <w:lang w:val="en-US"/>
+        </w:rPr>
+        <w:t>Cobrex</w:t>
+      </w:r>
+      <w:proofErr w:type="spellEnd"/>
+      <w:r>
+        <w:rPr>
+          <w:rFonts w:ascii="Times New Roman" w:hAnsi="Times New Roman" w:cs="Times New Roman"/>
+          <w:sz w:val="28"/>
+          <w:szCs w:val="28"/>
+          <w:lang w:val="en-US"/>
+        </w:rPr>
+        <w:t xml:space="preserve">: A tool for extracting business rules from </w:t>
+      </w:r>
+      <w:proofErr w:type="spellStart"/>
+      <w:r>
+        <w:rPr>
+          <w:rFonts w:ascii="Times New Roman" w:hAnsi="Times New Roman" w:cs="Times New Roman"/>
+          <w:sz w:val="28"/>
+          <w:szCs w:val="28"/>
+          <w:lang w:val="en-US"/>
+        </w:rPr>
+        <w:t>cobol</w:t>
+      </w:r>
+      <w:proofErr w:type="spellEnd"/>
+      <w:r>
+        <w:rPr>
+          <w:rFonts w:ascii="Times New Roman" w:hAnsi="Times New Roman" w:cs="Times New Roman"/>
+          <w:sz w:val="28"/>
+          <w:szCs w:val="28"/>
+          <w:lang w:val="en-US"/>
+        </w:rPr>
+        <w:t xml:space="preserve"> // 2022 IEEE International Conference on Software Maintenance and Evolution (ICSME).: IEEE, 2022. </w:t>
+      </w:r>
+      <w:r>
+        <w:rPr>
+          <w:rFonts w:ascii="Times New Roman" w:hAnsi="Times New Roman" w:cs="Times New Roman"/>
+          <w:sz w:val="28"/>
+          <w:szCs w:val="28"/>
+        </w:rPr>
+        <w:t>С</w:t>
+      </w:r>
+      <w:r>
+        <w:rPr>
+          <w:rFonts w:ascii="Times New Roman" w:hAnsi="Times New Roman" w:cs="Times New Roman"/>
+          <w:sz w:val="28"/>
+          <w:szCs w:val="28"/>
+          <w:lang w:val="en-US"/>
+        </w:rPr>
+        <w:t>. 464–468.</w:t>
+      </w:r>
+    </w:p>
+    <w:p>
+      <w:pPr>
+        <w:spacing w:after="0" w:line="360" w:lineRule="auto"/>
+        <w:ind w:firstLine="709"/>
+        <w:jc w:val="both"/>
+        <w:rPr>
+          <w:rFonts w:ascii="Times New Roman" w:hAnsi="Times New Roman" w:cs="Times New Roman"/>
+          <w:sz w:val="28"/>
+          <w:szCs w:val="28"/>
+        </w:rPr>
+      </w:pPr>
+      <w:r>
+        <w:rPr>
+          <w:rFonts w:ascii="Times New Roman" w:hAnsi="Times New Roman" w:cs="Times New Roman"/>
+          <w:sz w:val="28"/>
+          <w:szCs w:val="28"/>
+          <w:lang w:val="en-US"/>
+        </w:rPr>
+        <w:t>15. Chen Z. a Conversion Framework of the Continuous Modeling Languages Based on ANTLR4 // Proceedings of the 33rd European Modeling &amp; Simulation Symposium</w:t>
+      </w:r>
+      <w:proofErr w:type="gramStart"/>
+      <w:r>
+        <w:rPr>
+          <w:rFonts w:ascii="Times New Roman" w:hAnsi="Times New Roman" w:cs="Times New Roman"/>
+          <w:sz w:val="28"/>
+          <w:szCs w:val="28"/>
+          <w:lang w:val="en-US"/>
+        </w:rPr>
+        <w:t>. :</w:t>
+      </w:r>
+      <w:proofErr w:type="gramEnd"/>
+      <w:r>
+        <w:rPr>
+          <w:rFonts w:ascii="Times New Roman" w:hAnsi="Times New Roman" w:cs="Times New Roman"/>
+          <w:sz w:val="28"/>
+          <w:szCs w:val="28"/>
+          <w:lang w:val="en-US"/>
+        </w:rPr>
+        <w:t xml:space="preserve"> CAL-TEK </w:t>
+      </w:r>
+      <w:proofErr w:type="spellStart"/>
+      <w:r>
+        <w:rPr>
+          <w:rFonts w:ascii="Times New Roman" w:hAnsi="Times New Roman" w:cs="Times New Roman"/>
+          <w:sz w:val="28"/>
+          <w:szCs w:val="28"/>
+          <w:lang w:val="en-US"/>
+        </w:rPr>
+        <w:t>srl</w:t>
+      </w:r>
+      <w:proofErr w:type="spellEnd"/>
+      <w:r>
+        <w:rPr>
+          <w:rFonts w:ascii="Times New Roman" w:hAnsi="Times New Roman" w:cs="Times New Roman"/>
+          <w:sz w:val="28"/>
+          <w:szCs w:val="28"/>
+          <w:lang w:val="en-US"/>
+        </w:rPr>
+        <w:t xml:space="preserve">, 2021a. </w:t>
+      </w:r>
+      <w:r>
+        <w:rPr>
+          <w:rFonts w:ascii="Times New Roman" w:hAnsi="Times New Roman" w:cs="Times New Roman"/>
+          <w:sz w:val="28"/>
+          <w:szCs w:val="28"/>
+        </w:rPr>
+        <w:t>С. 66–74.</w:t>
+      </w:r>
+    </w:p>
+    <w:p>
+      <w:pPr>
+        <w:spacing w:after="0" w:line="360" w:lineRule="auto"/>
+        <w:ind w:firstLine="709"/>
+        <w:jc w:val="both"/>
+        <w:rPr>
+          <w:rFonts w:ascii="Times New Roman" w:hAnsi="Times New Roman" w:cs="Times New Roman"/>
+          <w:sz w:val="28"/>
+          <w:szCs w:val="28"/>
+          <w:lang w:val="en-US"/>
+        </w:rPr>
+      </w:pPr>
+      <w:r>
+        <w:rPr>
+          <w:rFonts w:ascii="Times New Roman" w:hAnsi="Times New Roman" w:cs="Times New Roman"/>
+          <w:sz w:val="28"/>
+          <w:szCs w:val="28"/>
+          <w:lang w:val="en-US"/>
+        </w:rPr>
+        <w:t>16. Chen Z. a Conversion Framework of the Continuous Modeling Languages Based on ANTLR4 // Proceedings of the 33rd European Modeling &amp; Simulation Symposium</w:t>
+      </w:r>
+      <w:proofErr w:type="gramStart"/>
+      <w:r>
+        <w:rPr>
+          <w:rFonts w:ascii="Times New Roman" w:hAnsi="Times New Roman" w:cs="Times New Roman"/>
+          <w:sz w:val="28"/>
+          <w:szCs w:val="28"/>
+          <w:lang w:val="en-US"/>
+        </w:rPr>
+        <w:t>. :</w:t>
+      </w:r>
+      <w:proofErr w:type="gramEnd"/>
+      <w:r>
+        <w:rPr>
+          <w:rFonts w:ascii="Times New Roman" w:hAnsi="Times New Roman" w:cs="Times New Roman"/>
+          <w:sz w:val="28"/>
+          <w:szCs w:val="28"/>
+          <w:lang w:val="en-US"/>
+        </w:rPr>
+        <w:t xml:space="preserve"> CAL-TEK </w:t>
+      </w:r>
+      <w:proofErr w:type="spellStart"/>
+      <w:r>
+        <w:rPr>
+          <w:rFonts w:ascii="Times New Roman" w:hAnsi="Times New Roman" w:cs="Times New Roman"/>
+          <w:sz w:val="28"/>
+          <w:szCs w:val="28"/>
+          <w:lang w:val="en-US"/>
+        </w:rPr>
+        <w:t>srl</w:t>
+      </w:r>
+      <w:proofErr w:type="spellEnd"/>
+      <w:r>
+        <w:rPr>
+          <w:rFonts w:ascii="Times New Roman" w:hAnsi="Times New Roman" w:cs="Times New Roman"/>
+          <w:sz w:val="28"/>
+          <w:szCs w:val="28"/>
+          <w:lang w:val="en-US"/>
+        </w:rPr>
+        <w:t xml:space="preserve">, 2021b. </w:t>
+      </w:r>
+      <w:r>
+        <w:rPr>
+          <w:rFonts w:ascii="Times New Roman" w:hAnsi="Times New Roman" w:cs="Times New Roman"/>
+          <w:sz w:val="28"/>
+          <w:szCs w:val="28"/>
+        </w:rPr>
+        <w:t>С</w:t>
+      </w:r>
+      <w:r>
+        <w:rPr>
+          <w:rFonts w:ascii="Times New Roman" w:hAnsi="Times New Roman" w:cs="Times New Roman"/>
+          <w:sz w:val="28"/>
+          <w:szCs w:val="28"/>
+          <w:lang w:val="en-US"/>
+        </w:rPr>
+        <w:t>. 66–74.</w:t>
+      </w:r>
+    </w:p>
+    <w:p>
+      <w:pPr>
+        <w:spacing w:after="0" w:line="360" w:lineRule="auto"/>
+        <w:ind w:firstLine="709"/>
+        <w:jc w:val="both"/>
+        <w:rPr>
+          <w:rFonts w:ascii="Times New Roman" w:hAnsi="Times New Roman" w:cs="Times New Roman"/>
+          <w:sz w:val="28"/>
+          <w:szCs w:val="28"/>
+          <w:lang w:val="en-US"/>
+        </w:rPr>
+      </w:pPr>
+      <w:r>
+        <w:rPr>
+          <w:rFonts w:ascii="Times New Roman" w:hAnsi="Times New Roman" w:cs="Times New Roman"/>
+          <w:sz w:val="28"/>
+          <w:szCs w:val="28"/>
+          <w:lang w:val="en-US"/>
+        </w:rPr>
+        <w:t>17. Cone M. The Markdown Guide.</w:t>
+      </w:r>
+    </w:p>
+    <w:p>
+      <w:pPr>
+        <w:spacing w:after="0" w:line="360" w:lineRule="auto"/>
+        <w:ind w:firstLine="709"/>
+        <w:jc w:val="both"/>
+        <w:rPr>
+          <w:rFonts w:ascii="Times New Roman" w:hAnsi="Times New Roman" w:cs="Times New Roman"/>
+          <w:sz w:val="28"/>
+          <w:szCs w:val="28"/>
+          <w:lang w:val="en-US"/>
+        </w:rPr>
+      </w:pPr>
+      <w:r>
+        <w:rPr>
+          <w:rFonts w:ascii="Times New Roman" w:hAnsi="Times New Roman" w:cs="Times New Roman"/>
+          <w:sz w:val="28"/>
+          <w:szCs w:val="28"/>
+          <w:lang w:val="en-US"/>
+        </w:rPr>
+        <w:t>18. Engineer M. F. P. S. S., Tutor P. PySide6 Tutorial 2026, Create Python GUIs with Qt [</w:t>
+      </w:r>
+      <w:r>
+        <w:rPr>
+          <w:rFonts w:ascii="Times New Roman" w:hAnsi="Times New Roman" w:cs="Times New Roman"/>
+          <w:sz w:val="28"/>
+          <w:szCs w:val="28"/>
+        </w:rPr>
+        <w:t>Электронный</w:t>
+      </w:r>
+      <w:r>
+        <w:rPr>
+          <w:rFonts w:ascii="Times New Roman" w:hAnsi="Times New Roman" w:cs="Times New Roman"/>
+          <w:sz w:val="28"/>
+          <w:szCs w:val="28"/>
+          <w:lang w:val="en-US"/>
+        </w:rPr>
+        <w:t xml:space="preserve"> </w:t>
+      </w:r>
+      <w:r>
+        <w:rPr>
+          <w:rFonts w:ascii="Times New Roman" w:hAnsi="Times New Roman" w:cs="Times New Roman"/>
+          <w:sz w:val="28"/>
+          <w:szCs w:val="28"/>
+        </w:rPr>
+        <w:t>ресурс</w:t>
+      </w:r>
+      <w:r>
+        <w:rPr>
+          <w:rFonts w:ascii="Times New Roman" w:hAnsi="Times New Roman" w:cs="Times New Roman"/>
+          <w:sz w:val="28"/>
+          <w:szCs w:val="28"/>
+          <w:lang w:val="en-US"/>
+        </w:rPr>
+        <w:t>]. URL: https://www.pythonguis.com/pyside6-tutorial/ (</w:t>
+      </w:r>
+      <w:r>
+        <w:rPr>
+          <w:rFonts w:ascii="Times New Roman" w:hAnsi="Times New Roman" w:cs="Times New Roman"/>
+          <w:sz w:val="28"/>
+          <w:szCs w:val="28"/>
+        </w:rPr>
+        <w:t>дата</w:t>
+      </w:r>
+      <w:r>
+        <w:rPr>
+          <w:rFonts w:ascii="Times New Roman" w:hAnsi="Times New Roman" w:cs="Times New Roman"/>
+          <w:sz w:val="28"/>
+          <w:szCs w:val="28"/>
+          <w:lang w:val="en-US"/>
+        </w:rPr>
+        <w:t xml:space="preserve"> </w:t>
+      </w:r>
+      <w:r>
+        <w:rPr>
+          <w:rFonts w:ascii="Times New Roman" w:hAnsi="Times New Roman" w:cs="Times New Roman"/>
+          <w:sz w:val="28"/>
+          <w:szCs w:val="28"/>
+        </w:rPr>
+        <w:t>обращения</w:t>
+      </w:r>
+      <w:r>
+        <w:rPr>
+          <w:rFonts w:ascii="Times New Roman" w:hAnsi="Times New Roman" w:cs="Times New Roman"/>
+          <w:sz w:val="28"/>
+          <w:szCs w:val="28"/>
+          <w:lang w:val="en-US"/>
+        </w:rPr>
+        <w:t>: 07.01.2026).</w:t>
+      </w:r>
+    </w:p>
+    <w:p>
+      <w:pPr>
+        <w:spacing w:after="0" w:line="360" w:lineRule="auto"/>
+        <w:ind w:firstLine="709"/>
+        <w:jc w:val="both"/>
+        <w:rPr>
+          <w:rFonts w:ascii="Times New Roman" w:hAnsi="Times New Roman" w:cs="Times New Roman"/>
+          <w:sz w:val="28"/>
+          <w:szCs w:val="28"/>
+          <w:lang w:val="en-US"/>
+        </w:rPr>
+      </w:pPr>
+      <w:r>
+        <w:rPr>
+          <w:rFonts w:ascii="Times New Roman" w:hAnsi="Times New Roman" w:cs="Times New Roman"/>
+          <w:sz w:val="28"/>
+          <w:szCs w:val="28"/>
+          <w:lang w:val="en-US"/>
+        </w:rPr>
+        <w:t>19. Fitzpatrick M. Create GUI Applications with Python &amp; Qt6 (PySide6 Edition)</w:t>
+      </w:r>
+      <w:proofErr w:type="gramStart"/>
+      <w:r>
+        <w:rPr>
+          <w:rFonts w:ascii="Times New Roman" w:hAnsi="Times New Roman" w:cs="Times New Roman"/>
+          <w:sz w:val="28"/>
+          <w:szCs w:val="28"/>
+          <w:lang w:val="en-US"/>
+        </w:rPr>
+        <w:t>. :</w:t>
+      </w:r>
+      <w:proofErr w:type="gramEnd"/>
+      <w:r>
+        <w:rPr>
+          <w:rFonts w:ascii="Times New Roman" w:hAnsi="Times New Roman" w:cs="Times New Roman"/>
+          <w:sz w:val="28"/>
+          <w:szCs w:val="28"/>
+          <w:lang w:val="en-US"/>
+        </w:rPr>
+        <w:t xml:space="preserve"> Martin Fitzpatrick, 2021.</w:t>
+      </w:r>
+    </w:p>
+    <w:p>
+      <w:pPr>
+        <w:spacing w:after="0" w:line="360" w:lineRule="auto"/>
+        <w:ind w:firstLine="709"/>
+        <w:jc w:val="both"/>
+        <w:rPr>
+          <w:rFonts w:ascii="Times New Roman" w:hAnsi="Times New Roman" w:cs="Times New Roman"/>
+          <w:sz w:val="28"/>
+          <w:szCs w:val="28"/>
+          <w:lang w:val="en-US"/>
+        </w:rPr>
+      </w:pPr>
+      <w:r>
+        <w:rPr>
+          <w:rFonts w:ascii="Times New Roman" w:hAnsi="Times New Roman" w:cs="Times New Roman"/>
+          <w:sz w:val="28"/>
+          <w:szCs w:val="28"/>
+          <w:lang w:val="en-US"/>
+        </w:rPr>
+        <w:t xml:space="preserve">20. </w:t>
+      </w:r>
+      <w:proofErr w:type="spellStart"/>
+      <w:r>
+        <w:rPr>
+          <w:rFonts w:ascii="Times New Roman" w:hAnsi="Times New Roman" w:cs="Times New Roman"/>
+          <w:sz w:val="28"/>
+          <w:szCs w:val="28"/>
+          <w:lang w:val="en-US"/>
+        </w:rPr>
+        <w:t>Loker</w:t>
+      </w:r>
+      <w:proofErr w:type="spellEnd"/>
+      <w:r>
+        <w:rPr>
+          <w:rFonts w:ascii="Times New Roman" w:hAnsi="Times New Roman" w:cs="Times New Roman"/>
+          <w:sz w:val="28"/>
+          <w:szCs w:val="28"/>
+          <w:lang w:val="en-US"/>
+        </w:rPr>
+        <w:t xml:space="preserve"> D. R., </w:t>
+      </w:r>
+      <w:proofErr w:type="spellStart"/>
+      <w:r>
+        <w:rPr>
+          <w:rFonts w:ascii="Times New Roman" w:hAnsi="Times New Roman" w:cs="Times New Roman"/>
+          <w:sz w:val="28"/>
+          <w:szCs w:val="28"/>
+          <w:lang w:val="en-US"/>
+        </w:rPr>
+        <w:t>Liaw</w:t>
+      </w:r>
+      <w:proofErr w:type="spellEnd"/>
+      <w:r>
+        <w:rPr>
+          <w:rFonts w:ascii="Times New Roman" w:hAnsi="Times New Roman" w:cs="Times New Roman"/>
+          <w:sz w:val="28"/>
+          <w:szCs w:val="28"/>
+          <w:lang w:val="en-US"/>
+        </w:rPr>
+        <w:t xml:space="preserve"> T. M. (Jonathan), Nozaki S. Python GUI for Data Acquisition, 2025.</w:t>
+      </w:r>
+    </w:p>
+    <w:p>
+      <w:pPr>
+        <w:spacing w:after="0" w:line="360" w:lineRule="auto"/>
+        <w:ind w:firstLine="709"/>
+        <w:jc w:val="both"/>
+        <w:rPr>
+          <w:rFonts w:ascii="Times New Roman" w:hAnsi="Times New Roman" w:cs="Times New Roman"/>
+          <w:sz w:val="28"/>
+          <w:szCs w:val="28"/>
+          <w:lang w:val="en-US"/>
+        </w:rPr>
+      </w:pPr>
+      <w:r>
+        <w:rPr>
+          <w:rFonts w:ascii="Times New Roman" w:hAnsi="Times New Roman" w:cs="Times New Roman"/>
+          <w:sz w:val="28"/>
+          <w:szCs w:val="28"/>
+          <w:lang w:val="en-US"/>
+        </w:rPr>
+        <w:t>21. Parr T. The definitive ANTLR 4 reference // 2013.</w:t>
+      </w:r>
+    </w:p>
+    <w:p>
+      <w:pPr>
+        <w:spacing w:after="0" w:line="360" w:lineRule="auto"/>
+        <w:ind w:firstLine="709"/>
+        <w:jc w:val="both"/>
+        <w:rPr>
+          <w:rFonts w:ascii="Times New Roman" w:hAnsi="Times New Roman" w:cs="Times New Roman"/>
+          <w:sz w:val="28"/>
+          <w:szCs w:val="28"/>
+          <w:lang w:val="en-US"/>
+        </w:rPr>
+      </w:pPr>
+      <w:r>
+        <w:rPr>
+          <w:rFonts w:ascii="Times New Roman" w:hAnsi="Times New Roman" w:cs="Times New Roman"/>
+          <w:sz w:val="28"/>
+          <w:szCs w:val="28"/>
+          <w:lang w:val="en-US"/>
+        </w:rPr>
+        <w:t xml:space="preserve">22. Parr T. Language implementation patterns: create your own domain-specific and general programming languages. Dallas, Texas Raleigh, North Carolina: The Pragmatic Bookshelf, 2014. </w:t>
+      </w:r>
+      <w:proofErr w:type="spellStart"/>
+      <w:r>
+        <w:rPr>
+          <w:rFonts w:ascii="Times New Roman" w:hAnsi="Times New Roman" w:cs="Times New Roman"/>
+          <w:sz w:val="28"/>
+          <w:szCs w:val="28"/>
+        </w:rPr>
+        <w:t>Вып</w:t>
+      </w:r>
+      <w:proofErr w:type="spellEnd"/>
+      <w:r>
+        <w:rPr>
+          <w:rFonts w:ascii="Times New Roman" w:hAnsi="Times New Roman" w:cs="Times New Roman"/>
+          <w:sz w:val="28"/>
+          <w:szCs w:val="28"/>
+          <w:lang w:val="en-US"/>
+        </w:rPr>
+        <w:t xml:space="preserve">. Book version: P5.0-September 2014. 358 </w:t>
+      </w:r>
+      <w:r>
+        <w:rPr>
+          <w:rFonts w:ascii="Times New Roman" w:hAnsi="Times New Roman" w:cs="Times New Roman"/>
+          <w:sz w:val="28"/>
+          <w:szCs w:val="28"/>
+        </w:rPr>
+        <w:t>с</w:t>
+      </w:r>
+      <w:r>
+        <w:rPr>
+          <w:rFonts w:ascii="Times New Roman" w:hAnsi="Times New Roman" w:cs="Times New Roman"/>
+          <w:sz w:val="28"/>
+          <w:szCs w:val="28"/>
+          <w:lang w:val="en-US"/>
+        </w:rPr>
+        <w:t>.</w:t>
+      </w:r>
+    </w:p>
+    <w:p>
+      <w:pPr>
+        <w:spacing w:after="0" w:line="360" w:lineRule="auto"/>
+        <w:ind w:firstLine="709"/>
+        <w:jc w:val="both"/>
+        <w:rPr>
+          <w:rFonts w:ascii="Times New Roman" w:hAnsi="Times New Roman" w:cs="Times New Roman"/>
+          <w:sz w:val="28"/>
+          <w:szCs w:val="28"/>
+          <w:lang w:val="en-US"/>
+        </w:rPr>
+      </w:pPr>
+      <w:r>
+        <w:rPr>
+          <w:rFonts w:ascii="Times New Roman" w:hAnsi="Times New Roman" w:cs="Times New Roman"/>
+          <w:sz w:val="28"/>
+          <w:szCs w:val="28"/>
+          <w:lang w:val="en-US"/>
+        </w:rPr>
+        <w:lastRenderedPageBreak/>
+        <w:t xml:space="preserve">23. Smart J., Hock K., </w:t>
+      </w:r>
+      <w:proofErr w:type="spellStart"/>
+      <w:r>
+        <w:rPr>
+          <w:rFonts w:ascii="Times New Roman" w:hAnsi="Times New Roman" w:cs="Times New Roman"/>
+          <w:sz w:val="28"/>
+          <w:szCs w:val="28"/>
+          <w:lang w:val="en-US"/>
+        </w:rPr>
+        <w:t>Csomor</w:t>
+      </w:r>
+      <w:proofErr w:type="spellEnd"/>
+      <w:r>
+        <w:rPr>
+          <w:rFonts w:ascii="Times New Roman" w:hAnsi="Times New Roman" w:cs="Times New Roman"/>
+          <w:sz w:val="28"/>
+          <w:szCs w:val="28"/>
+          <w:lang w:val="en-US"/>
+        </w:rPr>
+        <w:t xml:space="preserve"> S. Cross-platform GUI programming with </w:t>
+      </w:r>
+      <w:proofErr w:type="spellStart"/>
+      <w:r>
+        <w:rPr>
+          <w:rFonts w:ascii="Times New Roman" w:hAnsi="Times New Roman" w:cs="Times New Roman"/>
+          <w:sz w:val="28"/>
+          <w:szCs w:val="28"/>
+          <w:lang w:val="en-US"/>
+        </w:rPr>
+        <w:t>wxWidgets</w:t>
+      </w:r>
+      <w:proofErr w:type="spellEnd"/>
+      <w:r>
+        <w:rPr>
+          <w:rFonts w:ascii="Times New Roman" w:hAnsi="Times New Roman" w:cs="Times New Roman"/>
+          <w:sz w:val="28"/>
+          <w:szCs w:val="28"/>
+          <w:lang w:val="en-US"/>
+        </w:rPr>
+        <w:t xml:space="preserve">. Upper Saddle River, NJ: Prentice Hall, 2009. </w:t>
+      </w:r>
+      <w:proofErr w:type="spellStart"/>
+      <w:r>
+        <w:rPr>
+          <w:rFonts w:ascii="Times New Roman" w:hAnsi="Times New Roman" w:cs="Times New Roman"/>
+          <w:sz w:val="28"/>
+          <w:szCs w:val="28"/>
+        </w:rPr>
+        <w:t>Вып</w:t>
+      </w:r>
+      <w:proofErr w:type="spellEnd"/>
+      <w:r>
+        <w:rPr>
+          <w:rFonts w:ascii="Times New Roman" w:hAnsi="Times New Roman" w:cs="Times New Roman"/>
+          <w:sz w:val="28"/>
+          <w:szCs w:val="28"/>
+          <w:lang w:val="en-US"/>
+        </w:rPr>
+        <w:t xml:space="preserve">. 6. print. 700 </w:t>
+      </w:r>
+      <w:r>
+        <w:rPr>
+          <w:rFonts w:ascii="Times New Roman" w:hAnsi="Times New Roman" w:cs="Times New Roman"/>
+          <w:sz w:val="28"/>
+          <w:szCs w:val="28"/>
+        </w:rPr>
+        <w:t>с</w:t>
+      </w:r>
+      <w:r>
+        <w:rPr>
+          <w:rFonts w:ascii="Times New Roman" w:hAnsi="Times New Roman" w:cs="Times New Roman"/>
+          <w:sz w:val="28"/>
+          <w:szCs w:val="28"/>
+          <w:lang w:val="en-US"/>
+        </w:rPr>
+        <w:t>.</w:t>
+      </w:r>
+    </w:p>
+    <w:p>
+      <w:pPr>
+        <w:spacing w:after="0" w:line="360" w:lineRule="auto"/>
+        <w:ind w:firstLine="709"/>
+        <w:jc w:val="both"/>
+        <w:rPr>
+          <w:rFonts w:ascii="Times New Roman" w:hAnsi="Times New Roman" w:cs="Times New Roman"/>
+          <w:sz w:val="28"/>
+          <w:szCs w:val="28"/>
+          <w:lang w:val="en-US"/>
+        </w:rPr>
+      </w:pPr>
+      <w:r>
+        <w:rPr>
+          <w:rFonts w:ascii="Times New Roman" w:hAnsi="Times New Roman" w:cs="Times New Roman"/>
+          <w:sz w:val="28"/>
+          <w:szCs w:val="28"/>
+          <w:lang w:val="en-US"/>
+        </w:rPr>
+        <w:t xml:space="preserve">24. </w:t>
+      </w:r>
+      <w:proofErr w:type="spellStart"/>
+      <w:r>
+        <w:rPr>
+          <w:rFonts w:ascii="Times New Roman" w:hAnsi="Times New Roman" w:cs="Times New Roman"/>
+          <w:sz w:val="28"/>
+          <w:szCs w:val="28"/>
+          <w:lang w:val="en-US"/>
+        </w:rPr>
+        <w:t>Tarazona</w:t>
+      </w:r>
+      <w:proofErr w:type="spellEnd"/>
+      <w:r>
+        <w:rPr>
+          <w:rFonts w:ascii="Times New Roman" w:hAnsi="Times New Roman" w:cs="Times New Roman"/>
+          <w:sz w:val="28"/>
+          <w:szCs w:val="28"/>
+          <w:lang w:val="en-US"/>
+        </w:rPr>
+        <w:t xml:space="preserve"> Bernal Y. S. ANTLR 4 grammar of the Swift 5 programing language // 2021.</w:t>
+      </w:r>
+    </w:p>
+    <w:p>
+      <w:pPr>
+        <w:spacing w:after="0" w:line="360" w:lineRule="auto"/>
+        <w:ind w:firstLine="709"/>
+        <w:jc w:val="both"/>
+        <w:rPr>
+          <w:rFonts w:ascii="Times New Roman" w:hAnsi="Times New Roman" w:cs="Times New Roman"/>
+          <w:sz w:val="28"/>
+          <w:szCs w:val="28"/>
+          <w:lang w:val="en-US"/>
+        </w:rPr>
+      </w:pPr>
+      <w:r>
+        <w:rPr>
+          <w:rFonts w:ascii="Times New Roman" w:hAnsi="Times New Roman" w:cs="Times New Roman"/>
+          <w:sz w:val="28"/>
+          <w:szCs w:val="28"/>
+          <w:lang w:val="en-US"/>
+        </w:rPr>
+        <w:t xml:space="preserve">25. </w:t>
+      </w:r>
+      <w:proofErr w:type="spellStart"/>
+      <w:r>
+        <w:rPr>
+          <w:rFonts w:ascii="Times New Roman" w:hAnsi="Times New Roman" w:cs="Times New Roman"/>
+          <w:sz w:val="28"/>
+          <w:szCs w:val="28"/>
+          <w:lang w:val="en-US"/>
+        </w:rPr>
+        <w:t>Vysoký</w:t>
+      </w:r>
+      <w:proofErr w:type="spellEnd"/>
+      <w:r>
+        <w:rPr>
+          <w:rFonts w:ascii="Times New Roman" w:hAnsi="Times New Roman" w:cs="Times New Roman"/>
+          <w:sz w:val="28"/>
+          <w:szCs w:val="28"/>
+          <w:lang w:val="en-US"/>
+        </w:rPr>
+        <w:t xml:space="preserve"> P., </w:t>
+      </w:r>
+      <w:proofErr w:type="spellStart"/>
+      <w:r>
+        <w:rPr>
+          <w:rFonts w:ascii="Times New Roman" w:hAnsi="Times New Roman" w:cs="Times New Roman"/>
+          <w:sz w:val="28"/>
+          <w:szCs w:val="28"/>
+          <w:lang w:val="en-US"/>
+        </w:rPr>
+        <w:t>Parízek</w:t>
+      </w:r>
+      <w:proofErr w:type="spellEnd"/>
+      <w:r>
+        <w:rPr>
+          <w:rFonts w:ascii="Times New Roman" w:hAnsi="Times New Roman" w:cs="Times New Roman"/>
+          <w:sz w:val="28"/>
+          <w:szCs w:val="28"/>
+          <w:lang w:val="en-US"/>
+        </w:rPr>
+        <w:t xml:space="preserve"> P., </w:t>
+      </w:r>
+      <w:proofErr w:type="spellStart"/>
+      <w:r>
+        <w:rPr>
+          <w:rFonts w:ascii="Times New Roman" w:hAnsi="Times New Roman" w:cs="Times New Roman"/>
+          <w:sz w:val="28"/>
+          <w:szCs w:val="28"/>
+          <w:lang w:val="en-US"/>
+        </w:rPr>
+        <w:t>Pech</w:t>
+      </w:r>
+      <w:proofErr w:type="spellEnd"/>
+      <w:r>
+        <w:rPr>
+          <w:rFonts w:ascii="Times New Roman" w:hAnsi="Times New Roman" w:cs="Times New Roman"/>
+          <w:sz w:val="28"/>
+          <w:szCs w:val="28"/>
+          <w:lang w:val="en-US"/>
+        </w:rPr>
+        <w:t xml:space="preserve"> V. INGRID: Creating Languages in MPS from ANTLR Grammars.</w:t>
+      </w:r>
+    </w:p>
+    <w:p>
+      <w:pPr>
+        <w:spacing w:after="0" w:line="360" w:lineRule="auto"/>
+        <w:ind w:firstLine="709"/>
+        <w:jc w:val="both"/>
+        <w:rPr>
+          <w:rFonts w:ascii="Times New Roman" w:hAnsi="Times New Roman" w:cs="Times New Roman"/>
+          <w:sz w:val="28"/>
+          <w:szCs w:val="28"/>
+        </w:rPr>
+      </w:pPr>
+      <w:r>
+        <w:rPr>
+          <w:rFonts w:ascii="Times New Roman" w:hAnsi="Times New Roman" w:cs="Times New Roman"/>
+          <w:sz w:val="28"/>
+          <w:szCs w:val="28"/>
+        </w:rPr>
+        <w:t>26. СЕВАСТОПОЛЬСКИЙ ГОСУДАРСТВЕННЫЙ УНИВЕРСИТЕТ.</w:t>
+      </w:r>
+    </w:p>
+    <w:p>
+      <w:pPr>
+        <w:spacing w:after="0" w:line="360" w:lineRule="auto"/>
+        <w:ind w:firstLine="709"/>
+        <w:jc w:val="both"/>
+        <w:rPr>
+          <w:rFonts w:ascii="Times New Roman" w:hAnsi="Times New Roman" w:cs="Times New Roman"/>
+          <w:sz w:val="28"/>
+          <w:szCs w:val="28"/>
+        </w:rPr>
+      </w:pPr>
+      <w:r>
+        <w:rPr>
+          <w:rFonts w:ascii="Times New Roman" w:hAnsi="Times New Roman" w:cs="Times New Roman"/>
+          <w:sz w:val="28"/>
+          <w:szCs w:val="28"/>
+        </w:rPr>
+        <w:t xml:space="preserve">27. Теория и практика </w:t>
+      </w:r>
+      <w:proofErr w:type="spellStart"/>
+      <w:r>
+        <w:rPr>
+          <w:rFonts w:ascii="Times New Roman" w:hAnsi="Times New Roman" w:cs="Times New Roman"/>
+          <w:sz w:val="28"/>
+          <w:szCs w:val="28"/>
+        </w:rPr>
+        <w:t>парсинга</w:t>
+      </w:r>
+      <w:proofErr w:type="spellEnd"/>
+      <w:r>
+        <w:rPr>
+          <w:rFonts w:ascii="Times New Roman" w:hAnsi="Times New Roman" w:cs="Times New Roman"/>
+          <w:sz w:val="28"/>
+          <w:szCs w:val="28"/>
+        </w:rPr>
+        <w:t xml:space="preserve"> исходников с помощью ANTLR и </w:t>
+      </w:r>
+      <w:proofErr w:type="spellStart"/>
+      <w:r>
+        <w:rPr>
+          <w:rFonts w:ascii="Times New Roman" w:hAnsi="Times New Roman" w:cs="Times New Roman"/>
+          <w:sz w:val="28"/>
+          <w:szCs w:val="28"/>
+        </w:rPr>
+        <w:t>Roslyn</w:t>
+      </w:r>
+      <w:proofErr w:type="spellEnd"/>
+      <w:r>
+        <w:rPr>
+          <w:rFonts w:ascii="Times New Roman" w:hAnsi="Times New Roman" w:cs="Times New Roman"/>
+          <w:sz w:val="28"/>
+          <w:szCs w:val="28"/>
+        </w:rPr>
+        <w:t xml:space="preserve"> [Электронный ресурс]. URL: https://www.securitylab.ru/analytics/479881.php (дата обращения: 07.01.2026).</w:t>
+      </w:r>
+    </w:p>
+    <w:p>
+      <w:pPr>
+        <w:spacing w:after="0" w:line="360" w:lineRule="auto"/>
+        <w:ind w:firstLine="709"/>
+        <w:jc w:val="both"/>
+        <w:rPr>
+          <w:rFonts w:ascii="Times New Roman" w:hAnsi="Times New Roman" w:cs="Times New Roman"/>
+          <w:sz w:val="28"/>
+          <w:szCs w:val="28"/>
+        </w:rPr>
+      </w:pPr>
+      <w:r>
+        <w:rPr>
+          <w:rFonts w:ascii="Times New Roman" w:hAnsi="Times New Roman" w:cs="Times New Roman"/>
+          <w:sz w:val="28"/>
+          <w:szCs w:val="28"/>
+        </w:rPr>
+        <w:t>28. ANTLR [Электронный ресурс]. URL: https://www.antlr.org/ (дата обращения: 0</w:t>
+      </w:r>
+      <w:r>
+        <w:rPr>
+          <w:rFonts w:ascii="Times New Roman" w:hAnsi="Times New Roman" w:cs="Times New Roman"/>
+          <w:sz w:val="28"/>
+          <w:szCs w:val="28"/>
+        </w:rPr>
+        <w:t>1</w:t>
+      </w:r>
+      <w:r>
+        <w:rPr>
+          <w:rFonts w:ascii="Times New Roman" w:hAnsi="Times New Roman" w:cs="Times New Roman"/>
+          <w:sz w:val="28"/>
+          <w:szCs w:val="28"/>
+        </w:rPr>
+        <w:t>.0</w:t>
+      </w:r>
+      <w:r>
+        <w:rPr>
+          <w:rFonts w:ascii="Times New Roman" w:hAnsi="Times New Roman" w:cs="Times New Roman"/>
+          <w:sz w:val="28"/>
+          <w:szCs w:val="28"/>
+        </w:rPr>
+        <w:t>8</w:t>
+      </w:r>
+      <w:r>
+        <w:rPr>
+          <w:rFonts w:ascii="Times New Roman" w:hAnsi="Times New Roman" w:cs="Times New Roman"/>
+          <w:sz w:val="28"/>
+          <w:szCs w:val="28"/>
+        </w:rPr>
+        <w:t>.202</w:t>
+      </w:r>
+      <w:r>
+        <w:rPr>
+          <w:rFonts w:ascii="Times New Roman" w:hAnsi="Times New Roman" w:cs="Times New Roman"/>
+          <w:sz w:val="28"/>
+          <w:szCs w:val="28"/>
+        </w:rPr>
+        <w:t>5</w:t>
+      </w:r>
+      <w:r>
+        <w:rPr>
+          <w:rFonts w:ascii="Times New Roman" w:hAnsi="Times New Roman" w:cs="Times New Roman"/>
+          <w:sz w:val="28"/>
+          <w:szCs w:val="28"/>
+        </w:rPr>
+        <w:t>).</w:t>
+      </w:r>
+    </w:p>
+    <w:p>
+      <w:pPr>
+        <w:spacing w:after="0" w:line="360" w:lineRule="auto"/>
+        <w:ind w:firstLine="709"/>
+        <w:jc w:val="both"/>
+        <w:rPr>
+          <w:rFonts w:ascii="Times New Roman" w:hAnsi="Times New Roman" w:cs="Times New Roman"/>
+          <w:sz w:val="28"/>
+          <w:szCs w:val="28"/>
+        </w:rPr>
+      </w:pPr>
+      <w:r>
+        <w:rPr>
+          <w:rFonts w:ascii="Times New Roman" w:hAnsi="Times New Roman" w:cs="Times New Roman"/>
+          <w:sz w:val="28"/>
+          <w:szCs w:val="28"/>
+        </w:rPr>
+        <w:t>29. antlr4 - Академия Google [Электронный ресурс]. URL: https://scholar.google.com/scholar?hl=ru&amp;as_sdt=0%2C5&amp;q=antlr4&amp;btnG=&amp;oq=ANTLR (дата обращения: 0</w:t>
+      </w:r>
+      <w:r>
+        <w:rPr>
+          <w:rFonts w:ascii="Times New Roman" w:hAnsi="Times New Roman" w:cs="Times New Roman"/>
+          <w:sz w:val="28"/>
+          <w:szCs w:val="28"/>
+        </w:rPr>
+        <w:t>1</w:t>
+      </w:r>
+      <w:r>
+        <w:rPr>
+          <w:rFonts w:ascii="Times New Roman" w:hAnsi="Times New Roman" w:cs="Times New Roman"/>
+          <w:sz w:val="28"/>
+          <w:szCs w:val="28"/>
+        </w:rPr>
+        <w:t>.0</w:t>
+      </w:r>
+      <w:r>
+        <w:rPr>
+          <w:rFonts w:ascii="Times New Roman" w:hAnsi="Times New Roman" w:cs="Times New Roman"/>
+          <w:sz w:val="28"/>
+          <w:szCs w:val="28"/>
+        </w:rPr>
+        <w:t>8</w:t>
+      </w:r>
+      <w:r>
+        <w:rPr>
+          <w:rFonts w:ascii="Times New Roman" w:hAnsi="Times New Roman" w:cs="Times New Roman"/>
+          <w:sz w:val="28"/>
+          <w:szCs w:val="28"/>
+        </w:rPr>
+        <w:t>.202</w:t>
+      </w:r>
+      <w:r>
+        <w:rPr>
+          <w:rFonts w:ascii="Times New Roman" w:hAnsi="Times New Roman" w:cs="Times New Roman"/>
+          <w:sz w:val="28"/>
+          <w:szCs w:val="28"/>
+        </w:rPr>
+        <w:t>5</w:t>
+      </w:r>
+      <w:r>
+        <w:rPr>
+          <w:rFonts w:ascii="Times New Roman" w:hAnsi="Times New Roman" w:cs="Times New Roman"/>
+          <w:sz w:val="28"/>
+          <w:szCs w:val="28"/>
+        </w:rPr>
+        <w:t>).</w:t>
+      </w:r>
+    </w:p>
+    <w:p>
+      <w:pPr>
+        <w:spacing w:after="0" w:line="360" w:lineRule="auto"/>
+        <w:ind w:firstLine="709"/>
+        <w:jc w:val="both"/>
+        <w:rPr>
+          <w:rFonts w:ascii="Times New Roman" w:hAnsi="Times New Roman" w:cs="Times New Roman"/>
+          <w:sz w:val="28"/>
+          <w:szCs w:val="28"/>
+        </w:rPr>
+      </w:pPr>
+      <w:r>
+        <w:rPr>
+          <w:rFonts w:ascii="Times New Roman" w:hAnsi="Times New Roman" w:cs="Times New Roman"/>
+          <w:sz w:val="28"/>
+          <w:szCs w:val="28"/>
+        </w:rPr>
+        <w:t xml:space="preserve">30. </w:t>
+      </w:r>
+      <w:proofErr w:type="spellStart"/>
+      <w:r>
+        <w:rPr>
+          <w:rFonts w:ascii="Times New Roman" w:hAnsi="Times New Roman" w:cs="Times New Roman"/>
+          <w:sz w:val="28"/>
+          <w:szCs w:val="28"/>
+        </w:rPr>
+        <w:t>Documentation</w:t>
+      </w:r>
+      <w:proofErr w:type="spellEnd"/>
+      <w:r>
+        <w:rPr>
+          <w:rFonts w:ascii="Times New Roman" w:hAnsi="Times New Roman" w:cs="Times New Roman"/>
+          <w:sz w:val="28"/>
+          <w:szCs w:val="28"/>
+        </w:rPr>
+        <w:t xml:space="preserve"> | </w:t>
+      </w:r>
+      <w:proofErr w:type="spellStart"/>
+      <w:r>
+        <w:rPr>
+          <w:rFonts w:ascii="Times New Roman" w:hAnsi="Times New Roman" w:cs="Times New Roman"/>
+          <w:sz w:val="28"/>
+          <w:szCs w:val="28"/>
+        </w:rPr>
+        <w:t>wxWidgets</w:t>
+      </w:r>
+      <w:proofErr w:type="spellEnd"/>
+      <w:r>
+        <w:rPr>
+          <w:rFonts w:ascii="Times New Roman" w:hAnsi="Times New Roman" w:cs="Times New Roman"/>
+          <w:sz w:val="28"/>
+          <w:szCs w:val="28"/>
+        </w:rPr>
+        <w:t xml:space="preserve"> [Электронный ресурс]. URL: https://docs.wxwidgets.org/latest/?__cf_chl_rt_tk=kRLQDQasYmLkyYH34N3MFs62fNZfs9HRqFBUpBLQ5EM-1767810812-1.0.1.1-tZD2waHDFt.TWCaEiXRit5w1dqgiflUI.SQBnVxUyYc (дата обращения: 07.01.2026).</w:t>
+      </w:r>
+    </w:p>
+    <w:p>
+      <w:pPr>
+        <w:spacing w:after="0" w:line="360" w:lineRule="auto"/>
+        <w:ind w:firstLine="709"/>
+        <w:jc w:val="both"/>
+        <w:rPr>
+          <w:rFonts w:ascii="Times New Roman" w:hAnsi="Times New Roman" w:cs="Times New Roman"/>
+          <w:sz w:val="28"/>
+          <w:szCs w:val="28"/>
+        </w:rPr>
+      </w:pPr>
+      <w:r>
+        <w:rPr>
+          <w:rFonts w:ascii="Times New Roman" w:hAnsi="Times New Roman" w:cs="Times New Roman"/>
+          <w:sz w:val="28"/>
+          <w:szCs w:val="28"/>
+          <w:lang w:val="en-US"/>
+        </w:rPr>
+        <w:t>31. Getting Started - Qt for Python [</w:t>
+      </w:r>
+      <w:r>
+        <w:rPr>
+          <w:rFonts w:ascii="Times New Roman" w:hAnsi="Times New Roman" w:cs="Times New Roman"/>
+          <w:sz w:val="28"/>
+          <w:szCs w:val="28"/>
+        </w:rPr>
+        <w:t>Электронный</w:t>
+      </w:r>
+      <w:r>
+        <w:rPr>
+          <w:rFonts w:ascii="Times New Roman" w:hAnsi="Times New Roman" w:cs="Times New Roman"/>
+          <w:sz w:val="28"/>
+          <w:szCs w:val="28"/>
+          <w:lang w:val="en-US"/>
+        </w:rPr>
+        <w:t xml:space="preserve"> </w:t>
+      </w:r>
+      <w:r>
+        <w:rPr>
+          <w:rFonts w:ascii="Times New Roman" w:hAnsi="Times New Roman" w:cs="Times New Roman"/>
+          <w:sz w:val="28"/>
+          <w:szCs w:val="28"/>
+        </w:rPr>
+        <w:t>ресурс</w:t>
+      </w:r>
+      <w:r>
+        <w:rPr>
+          <w:rFonts w:ascii="Times New Roman" w:hAnsi="Times New Roman" w:cs="Times New Roman"/>
+          <w:sz w:val="28"/>
+          <w:szCs w:val="28"/>
+          <w:lang w:val="en-US"/>
+        </w:rPr>
+        <w:t xml:space="preserve">]. </w:t>
+      </w:r>
+      <w:r>
+        <w:rPr>
+          <w:rFonts w:ascii="Times New Roman" w:hAnsi="Times New Roman" w:cs="Times New Roman"/>
+          <w:sz w:val="28"/>
+          <w:szCs w:val="28"/>
+        </w:rPr>
+        <w:t>URL: https://doc.qt.io/qtforpython-6/gettingstarted.html (дата обращения: 07.01.2026).</w:t>
+      </w:r>
+    </w:p>
+    <w:p>
+      <w:pPr>
+        <w:spacing w:after="0" w:line="360" w:lineRule="auto"/>
+        <w:ind w:firstLine="709"/>
+        <w:jc w:val="both"/>
+        <w:rPr>
+          <w:rFonts w:ascii="Times New Roman" w:hAnsi="Times New Roman" w:cs="Times New Roman"/>
+          <w:sz w:val="28"/>
+          <w:szCs w:val="28"/>
+        </w:rPr>
+      </w:pPr>
+      <w:r>
+        <w:rPr>
+          <w:rFonts w:ascii="Times New Roman" w:hAnsi="Times New Roman" w:cs="Times New Roman"/>
+          <w:sz w:val="28"/>
+          <w:szCs w:val="28"/>
+        </w:rPr>
+        <w:t xml:space="preserve">32. </w:t>
+      </w:r>
+      <w:proofErr w:type="spellStart"/>
+      <w:r>
+        <w:rPr>
+          <w:rFonts w:ascii="Times New Roman" w:hAnsi="Times New Roman" w:cs="Times New Roman"/>
+          <w:sz w:val="28"/>
+          <w:szCs w:val="28"/>
+        </w:rPr>
+        <w:t>Kivy</w:t>
+      </w:r>
+      <w:proofErr w:type="spellEnd"/>
+      <w:r>
+        <w:rPr>
+          <w:rFonts w:ascii="Times New Roman" w:hAnsi="Times New Roman" w:cs="Times New Roman"/>
+          <w:sz w:val="28"/>
+          <w:szCs w:val="28"/>
+        </w:rPr>
+        <w:t xml:space="preserve"> </w:t>
+      </w:r>
+      <w:proofErr w:type="spellStart"/>
+      <w:r>
+        <w:rPr>
+          <w:rFonts w:ascii="Times New Roman" w:hAnsi="Times New Roman" w:cs="Times New Roman"/>
+          <w:sz w:val="28"/>
+          <w:szCs w:val="28"/>
+        </w:rPr>
+        <w:t>Tutorial</w:t>
+      </w:r>
+      <w:proofErr w:type="spellEnd"/>
+      <w:r>
+        <w:rPr>
+          <w:rFonts w:ascii="Times New Roman" w:hAnsi="Times New Roman" w:cs="Times New Roman"/>
+          <w:sz w:val="28"/>
+          <w:szCs w:val="28"/>
+        </w:rPr>
+        <w:t xml:space="preserve"> [Электронный ресурс]. URL: https://www.geeksforgeeks.org/python/kivy-tutorial/ (дата обращения: 07.01.2026).</w:t>
+      </w:r>
+    </w:p>
+    <w:p>
+      <w:pPr>
+        <w:spacing w:after="0" w:line="360" w:lineRule="auto"/>
+        <w:ind w:firstLine="709"/>
+        <w:jc w:val="both"/>
+        <w:rPr>
+          <w:rFonts w:ascii="Times New Roman" w:hAnsi="Times New Roman" w:cs="Times New Roman"/>
+          <w:sz w:val="28"/>
+          <w:szCs w:val="28"/>
+        </w:rPr>
+      </w:pPr>
+      <w:r>
+        <w:rPr>
+          <w:rFonts w:ascii="Times New Roman" w:hAnsi="Times New Roman" w:cs="Times New Roman"/>
+          <w:sz w:val="28"/>
+          <w:szCs w:val="28"/>
+        </w:rPr>
+        <w:t xml:space="preserve">33. </w:t>
+      </w:r>
+      <w:proofErr w:type="spellStart"/>
+      <w:r>
+        <w:rPr>
+          <w:rFonts w:ascii="Times New Roman" w:hAnsi="Times New Roman" w:cs="Times New Roman"/>
+          <w:sz w:val="28"/>
+          <w:szCs w:val="28"/>
+        </w:rPr>
+        <w:t>PyQt</w:t>
+      </w:r>
+      <w:proofErr w:type="spellEnd"/>
+      <w:r>
+        <w:rPr>
+          <w:rFonts w:ascii="Times New Roman" w:hAnsi="Times New Roman" w:cs="Times New Roman"/>
+          <w:sz w:val="28"/>
+          <w:szCs w:val="28"/>
+        </w:rPr>
+        <w:t xml:space="preserve"> и </w:t>
+      </w:r>
+      <w:proofErr w:type="spellStart"/>
+      <w:r>
+        <w:rPr>
+          <w:rFonts w:ascii="Times New Roman" w:hAnsi="Times New Roman" w:cs="Times New Roman"/>
+          <w:sz w:val="28"/>
+          <w:szCs w:val="28"/>
+        </w:rPr>
+        <w:t>PySide</w:t>
+      </w:r>
+      <w:proofErr w:type="spellEnd"/>
+      <w:r>
+        <w:rPr>
+          <w:rFonts w:ascii="Times New Roman" w:hAnsi="Times New Roman" w:cs="Times New Roman"/>
+          <w:sz w:val="28"/>
+          <w:szCs w:val="28"/>
+        </w:rPr>
+        <w:t xml:space="preserve">: Создание GUI на Python. Уроки и примеры | </w:t>
+      </w:r>
+      <w:proofErr w:type="spellStart"/>
+      <w:r>
+        <w:rPr>
+          <w:rFonts w:ascii="Times New Roman" w:hAnsi="Times New Roman" w:cs="Times New Roman"/>
+          <w:sz w:val="28"/>
+          <w:szCs w:val="28"/>
+        </w:rPr>
+        <w:t>PythonLib</w:t>
+      </w:r>
+      <w:proofErr w:type="spellEnd"/>
+      <w:r>
+        <w:rPr>
+          <w:rFonts w:ascii="Times New Roman" w:hAnsi="Times New Roman" w:cs="Times New Roman"/>
+          <w:sz w:val="28"/>
+          <w:szCs w:val="28"/>
+        </w:rPr>
+        <w:t xml:space="preserve"> [Электронный ресурс]. URL: https://pythonlib.ru/library-theme97 (дата обращения: </w:t>
+      </w:r>
+      <w:r>
+        <w:rPr>
+          <w:rFonts w:ascii="Times New Roman" w:hAnsi="Times New Roman" w:cs="Times New Roman"/>
+          <w:sz w:val="28"/>
+          <w:szCs w:val="28"/>
+        </w:rPr>
+        <w:t>19</w:t>
+      </w:r>
+      <w:r>
+        <w:rPr>
+          <w:rFonts w:ascii="Times New Roman" w:hAnsi="Times New Roman" w:cs="Times New Roman"/>
+          <w:sz w:val="28"/>
+          <w:szCs w:val="28"/>
+        </w:rPr>
+        <w:t>.</w:t>
+      </w:r>
+      <w:r>
+        <w:rPr>
+          <w:rFonts w:ascii="Times New Roman" w:hAnsi="Times New Roman" w:cs="Times New Roman"/>
+          <w:sz w:val="28"/>
+          <w:szCs w:val="28"/>
+        </w:rPr>
+        <w:t>12</w:t>
+      </w:r>
+      <w:r>
+        <w:rPr>
+          <w:rFonts w:ascii="Times New Roman" w:hAnsi="Times New Roman" w:cs="Times New Roman"/>
+          <w:sz w:val="28"/>
+          <w:szCs w:val="28"/>
+        </w:rPr>
+        <w:t>.202</w:t>
+      </w:r>
+      <w:r>
+        <w:rPr>
+          <w:rFonts w:ascii="Times New Roman" w:hAnsi="Times New Roman" w:cs="Times New Roman"/>
+          <w:sz w:val="28"/>
+          <w:szCs w:val="28"/>
+        </w:rPr>
+        <w:t>5</w:t>
+      </w:r>
+      <w:r>
+        <w:rPr>
+          <w:rFonts w:ascii="Times New Roman" w:hAnsi="Times New Roman" w:cs="Times New Roman"/>
+          <w:sz w:val="28"/>
+          <w:szCs w:val="28"/>
+        </w:rPr>
+        <w:t>).</w:t>
+      </w:r>
+    </w:p>
+    <w:p>
+      <w:pPr>
+        <w:spacing w:after="0" w:line="360" w:lineRule="auto"/>
+        <w:ind w:firstLine="709"/>
+        <w:jc w:val="both"/>
+        <w:rPr>
+          <w:rFonts w:ascii="Times New Roman" w:hAnsi="Times New Roman" w:cs="Times New Roman"/>
+          <w:sz w:val="28"/>
+          <w:szCs w:val="28"/>
+        </w:rPr>
+      </w:pPr>
+      <w:r>
+        <w:rPr>
+          <w:rFonts w:ascii="Times New Roman" w:hAnsi="Times New Roman" w:cs="Times New Roman"/>
+          <w:sz w:val="28"/>
+          <w:szCs w:val="28"/>
+        </w:rPr>
+        <w:t xml:space="preserve">34. </w:t>
+      </w:r>
+      <w:proofErr w:type="spellStart"/>
+      <w:r>
+        <w:rPr>
+          <w:rFonts w:ascii="Times New Roman" w:hAnsi="Times New Roman" w:cs="Times New Roman"/>
+          <w:sz w:val="28"/>
+          <w:szCs w:val="28"/>
+        </w:rPr>
+        <w:t>Qt</w:t>
+      </w:r>
+      <w:proofErr w:type="spellEnd"/>
+      <w:r>
+        <w:rPr>
+          <w:rFonts w:ascii="Times New Roman" w:hAnsi="Times New Roman" w:cs="Times New Roman"/>
+          <w:sz w:val="28"/>
+          <w:szCs w:val="28"/>
+        </w:rPr>
+        <w:t xml:space="preserve"> </w:t>
+      </w:r>
+      <w:proofErr w:type="spellStart"/>
+      <w:r>
+        <w:rPr>
+          <w:rFonts w:ascii="Times New Roman" w:hAnsi="Times New Roman" w:cs="Times New Roman"/>
+          <w:sz w:val="28"/>
+          <w:szCs w:val="28"/>
+        </w:rPr>
+        <w:t>for</w:t>
+      </w:r>
+      <w:proofErr w:type="spellEnd"/>
+      <w:r>
+        <w:rPr>
+          <w:rFonts w:ascii="Times New Roman" w:hAnsi="Times New Roman" w:cs="Times New Roman"/>
+          <w:sz w:val="28"/>
+          <w:szCs w:val="28"/>
+        </w:rPr>
+        <w:t xml:space="preserve"> Python [Электронный ресурс]. URL: https://doc.qt.io/qtforpython-6/ (дата обращения: </w:t>
+      </w:r>
+      <w:r>
+        <w:rPr>
+          <w:rFonts w:ascii="Times New Roman" w:hAnsi="Times New Roman" w:cs="Times New Roman"/>
+          <w:sz w:val="28"/>
+          <w:szCs w:val="28"/>
+        </w:rPr>
+        <w:t>19</w:t>
+      </w:r>
+      <w:r>
+        <w:rPr>
+          <w:rFonts w:ascii="Times New Roman" w:hAnsi="Times New Roman" w:cs="Times New Roman"/>
+          <w:sz w:val="28"/>
+          <w:szCs w:val="28"/>
+        </w:rPr>
+        <w:t>.</w:t>
+      </w:r>
+      <w:r>
+        <w:rPr>
+          <w:rFonts w:ascii="Times New Roman" w:hAnsi="Times New Roman" w:cs="Times New Roman"/>
+          <w:sz w:val="28"/>
+          <w:szCs w:val="28"/>
+        </w:rPr>
+        <w:t>12</w:t>
+      </w:r>
+      <w:r>
+        <w:rPr>
+          <w:rFonts w:ascii="Times New Roman" w:hAnsi="Times New Roman" w:cs="Times New Roman"/>
+          <w:sz w:val="28"/>
+          <w:szCs w:val="28"/>
+        </w:rPr>
+        <w:t>.202</w:t>
+      </w:r>
+      <w:r>
+        <w:rPr>
+          <w:rFonts w:ascii="Times New Roman" w:hAnsi="Times New Roman" w:cs="Times New Roman"/>
+          <w:sz w:val="28"/>
+          <w:szCs w:val="28"/>
+        </w:rPr>
+        <w:t>5</w:t>
+      </w:r>
+      <w:r>
+        <w:rPr>
+          <w:rFonts w:ascii="Times New Roman" w:hAnsi="Times New Roman" w:cs="Times New Roman"/>
+          <w:sz w:val="28"/>
+          <w:szCs w:val="28"/>
+        </w:rPr>
+        <w:t>).</w:t>
+      </w:r>
+    </w:p>
+    <w:p>
+      <w:pPr>
+        <w:spacing w:after="0" w:line="360" w:lineRule="auto"/>
+        <w:ind w:firstLine="709"/>
+        <w:jc w:val="both"/>
+        <w:rPr>
+          <w:rFonts w:ascii="Times New Roman" w:hAnsi="Times New Roman" w:cs="Times New Roman"/>
+          <w:sz w:val="28"/>
+          <w:szCs w:val="28"/>
+        </w:rPr>
+      </w:pPr>
+      <w:r>
+        <w:rPr>
+          <w:rFonts w:ascii="Times New Roman" w:hAnsi="Times New Roman" w:cs="Times New Roman"/>
+          <w:sz w:val="28"/>
+          <w:szCs w:val="28"/>
+          <w:lang w:val="en-US"/>
+        </w:rPr>
+        <w:lastRenderedPageBreak/>
+        <w:t xml:space="preserve">35. Welcome to </w:t>
+      </w:r>
+      <w:proofErr w:type="spellStart"/>
+      <w:r>
+        <w:rPr>
+          <w:rFonts w:ascii="Times New Roman" w:hAnsi="Times New Roman" w:cs="Times New Roman"/>
+          <w:sz w:val="28"/>
+          <w:szCs w:val="28"/>
+          <w:lang w:val="en-US"/>
+        </w:rPr>
+        <w:t>Kivy</w:t>
+      </w:r>
+      <w:proofErr w:type="spellEnd"/>
+      <w:r>
+        <w:rPr>
+          <w:rFonts w:ascii="Times New Roman" w:hAnsi="Times New Roman" w:cs="Times New Roman"/>
+          <w:sz w:val="28"/>
+          <w:szCs w:val="28"/>
+          <w:lang w:val="en-US"/>
+        </w:rPr>
+        <w:t xml:space="preserve"> — </w:t>
+      </w:r>
+      <w:proofErr w:type="spellStart"/>
+      <w:r>
+        <w:rPr>
+          <w:rFonts w:ascii="Times New Roman" w:hAnsi="Times New Roman" w:cs="Times New Roman"/>
+          <w:sz w:val="28"/>
+          <w:szCs w:val="28"/>
+          <w:lang w:val="en-US"/>
+        </w:rPr>
+        <w:t>Kivy</w:t>
+      </w:r>
+      <w:proofErr w:type="spellEnd"/>
+      <w:r>
+        <w:rPr>
+          <w:rFonts w:ascii="Times New Roman" w:hAnsi="Times New Roman" w:cs="Times New Roman"/>
+          <w:sz w:val="28"/>
+          <w:szCs w:val="28"/>
+          <w:lang w:val="en-US"/>
+        </w:rPr>
+        <w:t xml:space="preserve"> 2.3.1 documentation [</w:t>
+      </w:r>
+      <w:r>
+        <w:rPr>
+          <w:rFonts w:ascii="Times New Roman" w:hAnsi="Times New Roman" w:cs="Times New Roman"/>
+          <w:sz w:val="28"/>
+          <w:szCs w:val="28"/>
+        </w:rPr>
+        <w:t>Электронный</w:t>
+      </w:r>
+      <w:r>
+        <w:rPr>
+          <w:rFonts w:ascii="Times New Roman" w:hAnsi="Times New Roman" w:cs="Times New Roman"/>
+          <w:sz w:val="28"/>
+          <w:szCs w:val="28"/>
+          <w:lang w:val="en-US"/>
+        </w:rPr>
+        <w:t xml:space="preserve"> </w:t>
+      </w:r>
+      <w:r>
+        <w:rPr>
+          <w:rFonts w:ascii="Times New Roman" w:hAnsi="Times New Roman" w:cs="Times New Roman"/>
+          <w:sz w:val="28"/>
+          <w:szCs w:val="28"/>
+        </w:rPr>
+        <w:t>ресурс</w:t>
+      </w:r>
+      <w:r>
+        <w:rPr>
+          <w:rFonts w:ascii="Times New Roman" w:hAnsi="Times New Roman" w:cs="Times New Roman"/>
+          <w:sz w:val="28"/>
+          <w:szCs w:val="28"/>
+          <w:lang w:val="en-US"/>
+        </w:rPr>
+        <w:t xml:space="preserve">]. </w:t>
+      </w:r>
+      <w:r>
+        <w:rPr>
+          <w:rFonts w:ascii="Times New Roman" w:hAnsi="Times New Roman" w:cs="Times New Roman"/>
+          <w:sz w:val="28"/>
+          <w:szCs w:val="28"/>
+        </w:rPr>
+        <w:t xml:space="preserve">URL: https://kivy.org/doc/stable/ (дата обращения: </w:t>
+      </w:r>
+      <w:r>
+        <w:rPr>
+          <w:rFonts w:ascii="Times New Roman" w:hAnsi="Times New Roman" w:cs="Times New Roman"/>
+          <w:sz w:val="28"/>
+          <w:szCs w:val="28"/>
+        </w:rPr>
+        <w:t>19</w:t>
+      </w:r>
+      <w:r>
+        <w:rPr>
+          <w:rFonts w:ascii="Times New Roman" w:hAnsi="Times New Roman" w:cs="Times New Roman"/>
+          <w:sz w:val="28"/>
+          <w:szCs w:val="28"/>
+        </w:rPr>
+        <w:t>.</w:t>
+      </w:r>
+      <w:r>
+        <w:rPr>
+          <w:rFonts w:ascii="Times New Roman" w:hAnsi="Times New Roman" w:cs="Times New Roman"/>
+          <w:sz w:val="28"/>
+          <w:szCs w:val="28"/>
+        </w:rPr>
+        <w:t>12</w:t>
+      </w:r>
+      <w:r>
+        <w:rPr>
+          <w:rFonts w:ascii="Times New Roman" w:hAnsi="Times New Roman" w:cs="Times New Roman"/>
+          <w:sz w:val="28"/>
+          <w:szCs w:val="28"/>
+        </w:rPr>
+        <w:t>.202</w:t>
+      </w:r>
+      <w:r>
+        <w:rPr>
+          <w:rFonts w:ascii="Times New Roman" w:hAnsi="Times New Roman" w:cs="Times New Roman"/>
+          <w:sz w:val="28"/>
+          <w:szCs w:val="28"/>
+        </w:rPr>
+        <w:t>5</w:t>
+      </w:r>
+      <w:r>
+        <w:rPr>
+          <w:rFonts w:ascii="Times New Roman" w:hAnsi="Times New Roman" w:cs="Times New Roman"/>
+          <w:sz w:val="28"/>
+          <w:szCs w:val="28"/>
+        </w:rPr>
+        <w:t>).</w:t>
+      </w:r>
+    </w:p>
+    <w:p>
+      <w:pPr>
+        <w:spacing w:after="0" w:line="360" w:lineRule="auto"/>
+        <w:ind w:firstLine="709"/>
+        <w:jc w:val="both"/>
+        <w:rPr>
+          <w:rFonts w:ascii="Times New Roman" w:hAnsi="Times New Roman" w:cs="Times New Roman"/>
+          <w:sz w:val="28"/>
+          <w:szCs w:val="28"/>
+        </w:rPr>
+      </w:pPr>
+      <w:r>
+        <w:rPr>
+          <w:rFonts w:ascii="Times New Roman" w:hAnsi="Times New Roman" w:cs="Times New Roman"/>
+          <w:sz w:val="28"/>
+          <w:szCs w:val="28"/>
+          <w:lang w:val="en-US"/>
+        </w:rPr>
+        <w:t xml:space="preserve">36. </w:t>
+      </w:r>
+      <w:proofErr w:type="spellStart"/>
+      <w:r>
+        <w:rPr>
+          <w:rFonts w:ascii="Times New Roman" w:hAnsi="Times New Roman" w:cs="Times New Roman"/>
+          <w:sz w:val="28"/>
+          <w:szCs w:val="28"/>
+          <w:lang w:val="en-US"/>
+        </w:rPr>
+        <w:t>wxPython</w:t>
+      </w:r>
+      <w:proofErr w:type="spellEnd"/>
+      <w:r>
+        <w:rPr>
+          <w:rFonts w:ascii="Times New Roman" w:hAnsi="Times New Roman" w:cs="Times New Roman"/>
+          <w:sz w:val="28"/>
+          <w:szCs w:val="28"/>
+          <w:lang w:val="en-US"/>
+        </w:rPr>
+        <w:t xml:space="preserve"> API Documentation — </w:t>
+      </w:r>
+      <w:proofErr w:type="spellStart"/>
+      <w:r>
+        <w:rPr>
+          <w:rFonts w:ascii="Times New Roman" w:hAnsi="Times New Roman" w:cs="Times New Roman"/>
+          <w:sz w:val="28"/>
+          <w:szCs w:val="28"/>
+          <w:lang w:val="en-US"/>
+        </w:rPr>
+        <w:t>wxPython</w:t>
+      </w:r>
+      <w:proofErr w:type="spellEnd"/>
+      <w:r>
+        <w:rPr>
+          <w:rFonts w:ascii="Times New Roman" w:hAnsi="Times New Roman" w:cs="Times New Roman"/>
+          <w:sz w:val="28"/>
+          <w:szCs w:val="28"/>
+          <w:lang w:val="en-US"/>
+        </w:rPr>
+        <w:t xml:space="preserve"> Phoenix 4.2.3 documentation [</w:t>
+      </w:r>
+      <w:r>
+        <w:rPr>
+          <w:rFonts w:ascii="Times New Roman" w:hAnsi="Times New Roman" w:cs="Times New Roman"/>
+          <w:sz w:val="28"/>
+          <w:szCs w:val="28"/>
+        </w:rPr>
+        <w:t>Электронный</w:t>
+      </w:r>
+      <w:r>
+        <w:rPr>
+          <w:rFonts w:ascii="Times New Roman" w:hAnsi="Times New Roman" w:cs="Times New Roman"/>
+          <w:sz w:val="28"/>
+          <w:szCs w:val="28"/>
+          <w:lang w:val="en-US"/>
+        </w:rPr>
+        <w:t xml:space="preserve"> </w:t>
+      </w:r>
+      <w:r>
+        <w:rPr>
+          <w:rFonts w:ascii="Times New Roman" w:hAnsi="Times New Roman" w:cs="Times New Roman"/>
+          <w:sz w:val="28"/>
+          <w:szCs w:val="28"/>
+        </w:rPr>
+        <w:t>ресурс</w:t>
+      </w:r>
+      <w:r>
+        <w:rPr>
+          <w:rFonts w:ascii="Times New Roman" w:hAnsi="Times New Roman" w:cs="Times New Roman"/>
+          <w:sz w:val="28"/>
+          <w:szCs w:val="28"/>
+          <w:lang w:val="en-US"/>
+        </w:rPr>
+        <w:t xml:space="preserve">]. </w:t>
+      </w:r>
+      <w:r>
+        <w:rPr>
+          <w:rFonts w:ascii="Times New Roman" w:hAnsi="Times New Roman" w:cs="Times New Roman"/>
+          <w:sz w:val="28"/>
+          <w:szCs w:val="28"/>
+        </w:rPr>
+        <w:t xml:space="preserve">URL: https://docs.wxpython.org/ (дата обращения: </w:t>
+      </w:r>
+      <w:r>
+        <w:rPr>
+          <w:rFonts w:ascii="Times New Roman" w:hAnsi="Times New Roman" w:cs="Times New Roman"/>
+          <w:sz w:val="28"/>
+          <w:szCs w:val="28"/>
+        </w:rPr>
+        <w:t>19</w:t>
+      </w:r>
+      <w:r>
+        <w:rPr>
+          <w:rFonts w:ascii="Times New Roman" w:hAnsi="Times New Roman" w:cs="Times New Roman"/>
+          <w:sz w:val="28"/>
+          <w:szCs w:val="28"/>
+        </w:rPr>
+        <w:t>.</w:t>
+      </w:r>
+      <w:r>
+        <w:rPr>
+          <w:rFonts w:ascii="Times New Roman" w:hAnsi="Times New Roman" w:cs="Times New Roman"/>
+          <w:sz w:val="28"/>
+          <w:szCs w:val="28"/>
+        </w:rPr>
+        <w:t>12</w:t>
+      </w:r>
+      <w:r>
+        <w:rPr>
+          <w:rFonts w:ascii="Times New Roman" w:hAnsi="Times New Roman" w:cs="Times New Roman"/>
+          <w:sz w:val="28"/>
+          <w:szCs w:val="28"/>
+        </w:rPr>
+        <w:t>.202</w:t>
+      </w:r>
+      <w:r>
+        <w:rPr>
+          <w:rFonts w:ascii="Times New Roman" w:hAnsi="Times New Roman" w:cs="Times New Roman"/>
+          <w:sz w:val="28"/>
+          <w:szCs w:val="28"/>
+        </w:rPr>
+        <w:t>5</w:t>
+      </w:r>
+      <w:r>
+        <w:rPr>
+          <w:rFonts w:ascii="Times New Roman" w:hAnsi="Times New Roman" w:cs="Times New Roman"/>
+          <w:sz w:val="28"/>
+          <w:szCs w:val="28"/>
+        </w:rPr>
+        <w:t>).</w:t>
       </w:r>
     </w:p>
     <w:p>
@@ -37009,7 +39457,7 @@
 </file>
 
 <file path=customXml/itemProps2.xml><?xml version="1.0" encoding="utf-8"?>
-<ds:datastoreItem xmlns:ds="http://schemas.openxmlformats.org/officeDocument/2006/customXml" ds:itemID="{1352EEAA-E7F1-452D-AE8D-B6056CBB4751}">
+<ds:datastoreItem xmlns:ds="http://schemas.openxmlformats.org/officeDocument/2006/customXml" ds:itemID="{771E6508-4895-4CED-A75A-291C99E543AC}">
   <ds:schemaRefs>
     <ds:schemaRef ds:uri="urn:markdown/source"/>
   </ds:schemaRefs>
